--- a/Project Report.docx
+++ b/Project Report.docx
@@ -196,10 +196,35 @@
           <w:sz w:val="28"/>
           <w:szCs w:val="28"/>
         </w:rPr>
-        <w:t xml:space="preserve">Dr. Islam </w:t>
+        <w:t>Dr. Islam Elmaddah</w:t>
       </w:r>
-      <w:proofErr w:type="spellStart"/>
+    </w:p>
+    <w:p>
+      <w:pPr>
+        <w:spacing w:before="500"/>
+        <w:jc w:val="center"/>
+        <w:rPr>
+          <w:i/>
+          <w:iCs/>
+          <w:color w:val="595959"/>
+          <w:sz w:val="28"/>
+          <w:szCs w:val="28"/>
+        </w:rPr>
+      </w:pPr>
       <w:r>
+        <w:rPr>
+          <w:i/>
+          <w:iCs/>
+          <w:color w:val="595959"/>
+          <w:sz w:val="28"/>
+          <w:szCs w:val="28"/>
+        </w:rPr>
+        <w:t>Submitted by</w:t>
+      </w:r>
+    </w:p>
+    <w:p>
+      <w:pPr>
+        <w:jc w:val="center"/>
         <w:rPr>
           <w:rFonts w:ascii="Congenial" w:eastAsia="Century Gothic" w:hAnsi="Congenial" w:cs="Century Gothic"/>
           <w:b/>
@@ -207,36 +232,8 @@
           <w:sz w:val="28"/>
           <w:szCs w:val="28"/>
         </w:rPr>
-        <w:t>Elmaddah</w:t>
-      </w:r>
-      <w:proofErr w:type="spellEnd"/>
-    </w:p>
-    <w:p>
-      <w:pPr>
-        <w:spacing w:before="500"/>
-        <w:jc w:val="center"/>
-        <w:rPr>
-          <w:i/>
-          <w:iCs/>
-          <w:color w:val="595959"/>
-          <w:sz w:val="28"/>
-          <w:szCs w:val="28"/>
-        </w:rPr>
       </w:pPr>
       <w:r>
-        <w:rPr>
-          <w:i/>
-          <w:iCs/>
-          <w:color w:val="595959"/>
-          <w:sz w:val="28"/>
-          <w:szCs w:val="28"/>
-        </w:rPr>
-        <w:t>Submitted by</w:t>
-      </w:r>
-    </w:p>
-    <w:p>
-      <w:pPr>
-        <w:jc w:val="center"/>
         <w:rPr>
           <w:rFonts w:ascii="Congenial" w:eastAsia="Century Gothic" w:hAnsi="Congenial" w:cs="Century Gothic"/>
           <w:b/>
@@ -244,9 +241,12 @@
           <w:sz w:val="28"/>
           <w:szCs w:val="28"/>
         </w:rPr>
-      </w:pPr>
-      <w:proofErr w:type="spellStart"/>
-      <w:r>
+        <w:t>Ferass Ahmed Mostafa  -  23p0304</w:t>
+      </w:r>
+    </w:p>
+    <w:p>
+      <w:pPr>
+        <w:jc w:val="center"/>
         <w:rPr>
           <w:rFonts w:ascii="Congenial" w:eastAsia="Century Gothic" w:hAnsi="Congenial" w:cs="Century Gothic"/>
           <w:b/>
@@ -254,9 +254,7 @@
           <w:sz w:val="28"/>
           <w:szCs w:val="28"/>
         </w:rPr>
-        <w:t>Ferass</w:t>
-      </w:r>
-      <w:proofErr w:type="spellEnd"/>
+      </w:pPr>
       <w:r>
         <w:rPr>
           <w:rFonts w:ascii="Congenial" w:eastAsia="Century Gothic" w:hAnsi="Congenial" w:cs="Century Gothic"/>
@@ -265,10 +263,12 @@
           <w:sz w:val="28"/>
           <w:szCs w:val="28"/>
         </w:rPr>
-        <w:t xml:space="preserve"> Ahmed </w:t>
+        <w:t>Radwa Sayed Ahmed  -  24P0145</w:t>
       </w:r>
-      <w:proofErr w:type="gramStart"/>
-      <w:r>
+    </w:p>
+    <w:p>
+      <w:pPr>
+        <w:jc w:val="center"/>
         <w:rPr>
           <w:rFonts w:ascii="Congenial" w:eastAsia="Century Gothic" w:hAnsi="Congenial" w:cs="Century Gothic"/>
           <w:b/>
@@ -276,9 +276,7 @@
           <w:sz w:val="28"/>
           <w:szCs w:val="28"/>
         </w:rPr>
-        <w:t>Mostafa  -</w:t>
-      </w:r>
-      <w:proofErr w:type="gramEnd"/>
+      </w:pPr>
       <w:r>
         <w:rPr>
           <w:rFonts w:ascii="Congenial" w:eastAsia="Century Gothic" w:hAnsi="Congenial" w:cs="Century Gothic"/>
@@ -287,7 +285,7 @@
           <w:sz w:val="28"/>
           <w:szCs w:val="28"/>
         </w:rPr>
-        <w:t xml:space="preserve">  23p0304</w:t>
+        <w:t>Sandra Waleed Mohamed  -  24P0135</w:t>
       </w:r>
     </w:p>
     <w:p>
@@ -301,7 +299,10 @@
           <w:szCs w:val="28"/>
         </w:rPr>
       </w:pPr>
-      <w:r>
+    </w:p>
+    <w:p>
+      <w:pPr>
+        <w:jc w:val="center"/>
         <w:rPr>
           <w:rFonts w:ascii="Congenial" w:eastAsia="Century Gothic" w:hAnsi="Congenial" w:cs="Century Gothic"/>
           <w:b/>
@@ -309,97 +310,6 @@
           <w:sz w:val="28"/>
           <w:szCs w:val="28"/>
         </w:rPr>
-        <w:t xml:space="preserve">Radwa Sayed </w:t>
-      </w:r>
-      <w:proofErr w:type="gramStart"/>
-      <w:r>
-        <w:rPr>
-          <w:rFonts w:ascii="Congenial" w:eastAsia="Century Gothic" w:hAnsi="Congenial" w:cs="Century Gothic"/>
-          <w:b/>
-          <w:bCs/>
-          <w:sz w:val="28"/>
-          <w:szCs w:val="28"/>
-        </w:rPr>
-        <w:t>Ahmed  -</w:t>
-      </w:r>
-      <w:proofErr w:type="gramEnd"/>
-      <w:r>
-        <w:rPr>
-          <w:rFonts w:ascii="Congenial" w:eastAsia="Century Gothic" w:hAnsi="Congenial" w:cs="Century Gothic"/>
-          <w:b/>
-          <w:bCs/>
-          <w:sz w:val="28"/>
-          <w:szCs w:val="28"/>
-        </w:rPr>
-        <w:t xml:space="preserve">  24P0145</w:t>
-      </w:r>
-    </w:p>
-    <w:p>
-      <w:pPr>
-        <w:jc w:val="center"/>
-        <w:rPr>
-          <w:rFonts w:ascii="Congenial" w:eastAsia="Century Gothic" w:hAnsi="Congenial" w:cs="Century Gothic"/>
-          <w:b/>
-          <w:bCs/>
-          <w:sz w:val="28"/>
-          <w:szCs w:val="28"/>
-        </w:rPr>
-      </w:pPr>
-      <w:r>
-        <w:rPr>
-          <w:rFonts w:ascii="Congenial" w:eastAsia="Century Gothic" w:hAnsi="Congenial" w:cs="Century Gothic"/>
-          <w:b/>
-          <w:bCs/>
-          <w:sz w:val="28"/>
-          <w:szCs w:val="28"/>
-        </w:rPr>
-        <w:t xml:space="preserve">Sandra Waleed </w:t>
-      </w:r>
-      <w:proofErr w:type="gramStart"/>
-      <w:r>
-        <w:rPr>
-          <w:rFonts w:ascii="Congenial" w:eastAsia="Century Gothic" w:hAnsi="Congenial" w:cs="Century Gothic"/>
-          <w:b/>
-          <w:bCs/>
-          <w:sz w:val="28"/>
-          <w:szCs w:val="28"/>
-        </w:rPr>
-        <w:t>Mohamed  -</w:t>
-      </w:r>
-      <w:proofErr w:type="gramEnd"/>
-      <w:r>
-        <w:rPr>
-          <w:rFonts w:ascii="Congenial" w:eastAsia="Century Gothic" w:hAnsi="Congenial" w:cs="Century Gothic"/>
-          <w:b/>
-          <w:bCs/>
-          <w:sz w:val="28"/>
-          <w:szCs w:val="28"/>
-        </w:rPr>
-        <w:t xml:space="preserve">  24P0135</w:t>
-      </w:r>
-    </w:p>
-    <w:p>
-      <w:pPr>
-        <w:jc w:val="center"/>
-        <w:rPr>
-          <w:rFonts w:ascii="Congenial" w:eastAsia="Century Gothic" w:hAnsi="Congenial" w:cs="Century Gothic"/>
-          <w:b/>
-          <w:bCs/>
-          <w:sz w:val="28"/>
-          <w:szCs w:val="28"/>
-        </w:rPr>
-      </w:pPr>
-    </w:p>
-    <w:p>
-      <w:pPr>
-        <w:jc w:val="center"/>
-        <w:rPr>
-          <w:rFonts w:ascii="Congenial" w:eastAsia="Century Gothic" w:hAnsi="Congenial" w:cs="Century Gothic"/>
-          <w:b/>
-          <w:bCs/>
-          <w:sz w:val="28"/>
-          <w:szCs w:val="28"/>
-        </w:rPr>
       </w:pPr>
     </w:p>
     <w:p>
@@ -424,13 +334,6 @@
     <w:p>
       <w:pPr>
         <w:jc w:val="center"/>
-        <w:rPr>
-          <w:rFonts w:ascii="Congenial" w:eastAsia="Century Gothic" w:hAnsi="Congenial" w:cs="Century Gothic"/>
-          <w:b/>
-          <w:bCs/>
-          <w:sz w:val="28"/>
-          <w:szCs w:val="28"/>
-        </w:rPr>
       </w:pPr>
       <w:hyperlink r:id="rId8" w:history="1">
         <w:r>
@@ -442,6 +345,28 @@
           <w:t>https://github.com/ferasahmed285/Banking-System</w:t>
         </w:r>
       </w:hyperlink>
+    </w:p>
+    <w:p>
+      <w:pPr>
+        <w:jc w:val="center"/>
+      </w:pPr>
+    </w:p>
+    <w:p>
+      <w:pPr>
+        <w:jc w:val="center"/>
+      </w:pPr>
+    </w:p>
+    <w:p>
+      <w:pPr>
+        <w:jc w:val="center"/>
+        <w:rPr>
+          <w:rFonts w:ascii="Congenial" w:eastAsia="Century Gothic" w:hAnsi="Congenial" w:cs="Century Gothic"/>
+          <w:b/>
+          <w:bCs/>
+          <w:sz w:val="28"/>
+          <w:szCs w:val="28"/>
+        </w:rPr>
+      </w:pPr>
       <w:r>
         <w:br w:type="page"/>
       </w:r>
@@ -459,7 +384,6 @@
           <w:szCs w:val="32"/>
         </w:rPr>
       </w:pPr>
-      <w:proofErr w:type="gramStart"/>
       <w:r>
         <w:rPr>
           <w:rFonts w:asciiTheme="majorHAnsi" w:eastAsia="Century Gothic" w:hAnsiTheme="majorHAnsi" w:cs="Century Gothic"/>
@@ -472,7 +396,6 @@
         <w:lastRenderedPageBreak/>
         <w:t>1.0  Introduction</w:t>
       </w:r>
-      <w:proofErr w:type="gramEnd"/>
     </w:p>
     <w:p>
       <w:pPr>
@@ -531,27 +454,7 @@
           <w:sz w:val="24"/>
           <w:szCs w:val="24"/>
         </w:rPr>
-        <w:t xml:space="preserve">The goal is to improve software quality by detecting defects early, ensuring consistent </w:t>
-      </w:r>
-      <w:proofErr w:type="spellStart"/>
-      <w:r>
-        <w:rPr>
-          <w:rFonts w:asciiTheme="minorHAnsi" w:eastAsia="Garamond" w:hAnsiTheme="minorHAnsi" w:cs="Garamond"/>
-          <w:color w:val="000000" w:themeColor="text1"/>
-          <w:sz w:val="24"/>
-          <w:szCs w:val="24"/>
-        </w:rPr>
-        <w:t>behavior</w:t>
-      </w:r>
-      <w:proofErr w:type="spellEnd"/>
-      <w:r>
-        <w:rPr>
-          <w:rFonts w:asciiTheme="minorHAnsi" w:eastAsia="Garamond" w:hAnsiTheme="minorHAnsi" w:cs="Garamond"/>
-          <w:color w:val="000000" w:themeColor="text1"/>
-          <w:sz w:val="24"/>
-          <w:szCs w:val="24"/>
-        </w:rPr>
-        <w:t>, and building confidence in the system's ability to handle real-world banking scenarios.</w:t>
+        <w:t>The goal is to improve software quality by detecting defects early, ensuring consistent behavior, and building confidence in the system's ability to handle real-world banking scenarios.</w:t>
       </w:r>
     </w:p>
     <w:p>
@@ -573,7 +476,6 @@
           <w:color w:val="000000" w:themeColor="text1"/>
         </w:rPr>
       </w:pPr>
-      <w:proofErr w:type="gramStart"/>
       <w:r>
         <w:rPr>
           <w:rFonts w:asciiTheme="majorHAnsi" w:eastAsia="Century Gothic" w:hAnsiTheme="majorHAnsi" w:cs="Century Gothic"/>
@@ -581,17 +483,7 @@
           <w:bCs/>
           <w:color w:val="000000" w:themeColor="text1"/>
         </w:rPr>
-        <w:t>2.0  Files</w:t>
-      </w:r>
-      <w:proofErr w:type="gramEnd"/>
-      <w:r>
-        <w:rPr>
-          <w:rFonts w:asciiTheme="majorHAnsi" w:eastAsia="Century Gothic" w:hAnsiTheme="majorHAnsi" w:cs="Century Gothic"/>
-          <w:b/>
-          <w:bCs/>
-          <w:color w:val="000000" w:themeColor="text1"/>
-        </w:rPr>
-        <w:t xml:space="preserve"> Structure</w:t>
+        <w:t>2.0  Files Structure</w:t>
       </w:r>
     </w:p>
     <w:tbl>
@@ -631,7 +523,6 @@
                 <w:color w:val="000000" w:themeColor="text1"/>
               </w:rPr>
             </w:pPr>
-            <w:proofErr w:type="spellStart"/>
             <w:r>
               <w:rPr>
                 <w:rFonts w:ascii="Consolas" w:eastAsia="Consolas" w:hAnsi="Consolas" w:cs="Consolas"/>
@@ -641,7 +532,6 @@
               </w:rPr>
               <w:t>src</w:t>
             </w:r>
-            <w:proofErr w:type="spellEnd"/>
           </w:p>
           <w:p>
             <w:pPr>
@@ -667,7 +557,6 @@
                 <w:color w:val="000000" w:themeColor="text1"/>
               </w:rPr>
             </w:pPr>
-            <w:proofErr w:type="gramStart"/>
             <w:r>
               <w:rPr>
                 <w:rFonts w:ascii="Consolas" w:eastAsia="Consolas" w:hAnsi="Consolas" w:cs="Consolas"/>
@@ -675,9 +564,16 @@
                 <w:sz w:val="15"/>
                 <w:szCs w:val="15"/>
               </w:rPr>
-              <w:t>│  ├</w:t>
-            </w:r>
-            <w:proofErr w:type="gramEnd"/>
+              <w:t>│  ├── java</w:t>
+            </w:r>
+          </w:p>
+          <w:p>
+            <w:pPr>
+              <w:spacing w:line="220" w:lineRule="auto"/>
+              <w:rPr>
+                <w:color w:val="000000" w:themeColor="text1"/>
+              </w:rPr>
+            </w:pPr>
             <w:r>
               <w:rPr>
                 <w:rFonts w:ascii="Consolas" w:eastAsia="Consolas" w:hAnsi="Consolas" w:cs="Consolas"/>
@@ -685,7 +581,7 @@
                 <w:sz w:val="15"/>
                 <w:szCs w:val="15"/>
               </w:rPr>
-              <w:t>── java</w:t>
+              <w:t>│  │  ├── com</w:t>
             </w:r>
           </w:p>
           <w:p>
@@ -695,7 +591,6 @@
                 <w:color w:val="000000" w:themeColor="text1"/>
               </w:rPr>
             </w:pPr>
-            <w:proofErr w:type="gramStart"/>
             <w:r>
               <w:rPr>
                 <w:rFonts w:ascii="Consolas" w:eastAsia="Consolas" w:hAnsi="Consolas" w:cs="Consolas"/>
@@ -703,9 +598,16 @@
                 <w:sz w:val="15"/>
                 <w:szCs w:val="15"/>
               </w:rPr>
-              <w:t>│  │</w:t>
-            </w:r>
-            <w:proofErr w:type="gramEnd"/>
+              <w:t>│  │  │  ├── Backend</w:t>
+            </w:r>
+          </w:p>
+          <w:p>
+            <w:pPr>
+              <w:spacing w:line="220" w:lineRule="auto"/>
+              <w:rPr>
+                <w:color w:val="000000" w:themeColor="text1"/>
+              </w:rPr>
+            </w:pPr>
             <w:r>
               <w:rPr>
                 <w:rFonts w:ascii="Consolas" w:eastAsia="Consolas" w:hAnsi="Consolas" w:cs="Consolas"/>
@@ -713,7 +615,7 @@
                 <w:sz w:val="15"/>
                 <w:szCs w:val="15"/>
               </w:rPr>
-              <w:t xml:space="preserve">  ├── com</w:t>
+              <w:t>│  │  │  │  ├── DAO</w:t>
             </w:r>
           </w:p>
           <w:p>
@@ -723,7 +625,6 @@
                 <w:color w:val="000000" w:themeColor="text1"/>
               </w:rPr>
             </w:pPr>
-            <w:proofErr w:type="gramStart"/>
             <w:r>
               <w:rPr>
                 <w:rFonts w:ascii="Consolas" w:eastAsia="Consolas" w:hAnsi="Consolas" w:cs="Consolas"/>
@@ -731,9 +632,16 @@
                 <w:sz w:val="15"/>
                 <w:szCs w:val="15"/>
               </w:rPr>
-              <w:t>│  │</w:t>
-            </w:r>
-            <w:proofErr w:type="gramEnd"/>
+              <w:t>│  │  │  │  │  ├── AccountDAO.java</w:t>
+            </w:r>
+          </w:p>
+          <w:p>
+            <w:pPr>
+              <w:spacing w:line="220" w:lineRule="auto"/>
+              <w:rPr>
+                <w:color w:val="000000" w:themeColor="text1"/>
+              </w:rPr>
+            </w:pPr>
             <w:r>
               <w:rPr>
                 <w:rFonts w:ascii="Consolas" w:eastAsia="Consolas" w:hAnsi="Consolas" w:cs="Consolas"/>
@@ -741,9 +649,16 @@
                 <w:sz w:val="15"/>
                 <w:szCs w:val="15"/>
               </w:rPr>
-              <w:t xml:space="preserve">  </w:t>
-            </w:r>
-            <w:proofErr w:type="gramStart"/>
+              <w:t>│  │  │  │  │  ├── ClientDAO.java</w:t>
+            </w:r>
+          </w:p>
+          <w:p>
+            <w:pPr>
+              <w:spacing w:line="220" w:lineRule="auto"/>
+              <w:rPr>
+                <w:color w:val="000000" w:themeColor="text1"/>
+              </w:rPr>
+            </w:pPr>
             <w:r>
               <w:rPr>
                 <w:rFonts w:ascii="Consolas" w:eastAsia="Consolas" w:hAnsi="Consolas" w:cs="Consolas"/>
@@ -751,9 +666,16 @@
                 <w:sz w:val="15"/>
                 <w:szCs w:val="15"/>
               </w:rPr>
-              <w:t>│  ├</w:t>
-            </w:r>
-            <w:proofErr w:type="gramEnd"/>
+              <w:t>│  │  │  │  │  ├── EmployeeDAO.java</w:t>
+            </w:r>
+          </w:p>
+          <w:p>
+            <w:pPr>
+              <w:spacing w:line="220" w:lineRule="auto"/>
+              <w:rPr>
+                <w:color w:val="000000" w:themeColor="text1"/>
+              </w:rPr>
+            </w:pPr>
             <w:r>
               <w:rPr>
                 <w:rFonts w:ascii="Consolas" w:eastAsia="Consolas" w:hAnsi="Consolas" w:cs="Consolas"/>
@@ -761,7 +683,7 @@
                 <w:sz w:val="15"/>
                 <w:szCs w:val="15"/>
               </w:rPr>
-              <w:t>── Backend</w:t>
+              <w:t>│  │  │  │  │  ├── TransactionDAO.java</w:t>
             </w:r>
           </w:p>
           <w:p>
@@ -771,7 +693,6 @@
                 <w:color w:val="000000" w:themeColor="text1"/>
               </w:rPr>
             </w:pPr>
-            <w:proofErr w:type="gramStart"/>
             <w:r>
               <w:rPr>
                 <w:rFonts w:ascii="Consolas" w:eastAsia="Consolas" w:hAnsi="Consolas" w:cs="Consolas"/>
@@ -779,9 +700,16 @@
                 <w:sz w:val="15"/>
                 <w:szCs w:val="15"/>
               </w:rPr>
-              <w:t>│  │</w:t>
-            </w:r>
-            <w:proofErr w:type="gramEnd"/>
+              <w:t>│  │  │  │  ├── Database</w:t>
+            </w:r>
+          </w:p>
+          <w:p>
+            <w:pPr>
+              <w:spacing w:line="220" w:lineRule="auto"/>
+              <w:rPr>
+                <w:color w:val="000000" w:themeColor="text1"/>
+              </w:rPr>
+            </w:pPr>
             <w:r>
               <w:rPr>
                 <w:rFonts w:ascii="Consolas" w:eastAsia="Consolas" w:hAnsi="Consolas" w:cs="Consolas"/>
@@ -789,9 +717,16 @@
                 <w:sz w:val="15"/>
                 <w:szCs w:val="15"/>
               </w:rPr>
-              <w:t xml:space="preserve">  </w:t>
-            </w:r>
-            <w:proofErr w:type="gramStart"/>
+              <w:t>│  │  │  │  │  ├── Data.java</w:t>
+            </w:r>
+          </w:p>
+          <w:p>
+            <w:pPr>
+              <w:spacing w:line="220" w:lineRule="auto"/>
+              <w:rPr>
+                <w:color w:val="000000" w:themeColor="text1"/>
+              </w:rPr>
+            </w:pPr>
             <w:r>
               <w:rPr>
                 <w:rFonts w:ascii="Consolas" w:eastAsia="Consolas" w:hAnsi="Consolas" w:cs="Consolas"/>
@@ -799,9 +734,16 @@
                 <w:sz w:val="15"/>
                 <w:szCs w:val="15"/>
               </w:rPr>
-              <w:t>│  │</w:t>
-            </w:r>
-            <w:proofErr w:type="gramEnd"/>
+              <w:t>│  │  │  │  │  ├── TestData.java</w:t>
+            </w:r>
+          </w:p>
+          <w:p>
+            <w:pPr>
+              <w:spacing w:line="220" w:lineRule="auto"/>
+              <w:rPr>
+                <w:color w:val="000000" w:themeColor="text1"/>
+              </w:rPr>
+            </w:pPr>
             <w:r>
               <w:rPr>
                 <w:rFonts w:ascii="Consolas" w:eastAsia="Consolas" w:hAnsi="Consolas" w:cs="Consolas"/>
@@ -809,7 +751,7 @@
                 <w:sz w:val="15"/>
                 <w:szCs w:val="15"/>
               </w:rPr>
-              <w:t xml:space="preserve">  ├── DAO</w:t>
+              <w:t>│  │  │  │  ├── Entities</w:t>
             </w:r>
           </w:p>
           <w:p>
@@ -819,7 +761,6 @@
                 <w:color w:val="000000" w:themeColor="text1"/>
               </w:rPr>
             </w:pPr>
-            <w:proofErr w:type="gramStart"/>
             <w:r>
               <w:rPr>
                 <w:rFonts w:ascii="Consolas" w:eastAsia="Consolas" w:hAnsi="Consolas" w:cs="Consolas"/>
@@ -827,9 +768,16 @@
                 <w:sz w:val="15"/>
                 <w:szCs w:val="15"/>
               </w:rPr>
-              <w:t>│  │</w:t>
-            </w:r>
-            <w:proofErr w:type="gramEnd"/>
+              <w:t>│  │  │  │  │  ├── Account.java</w:t>
+            </w:r>
+          </w:p>
+          <w:p>
+            <w:pPr>
+              <w:spacing w:line="220" w:lineRule="auto"/>
+              <w:rPr>
+                <w:color w:val="000000" w:themeColor="text1"/>
+              </w:rPr>
+            </w:pPr>
             <w:r>
               <w:rPr>
                 <w:rFonts w:ascii="Consolas" w:eastAsia="Consolas" w:hAnsi="Consolas" w:cs="Consolas"/>
@@ -837,9 +785,16 @@
                 <w:sz w:val="15"/>
                 <w:szCs w:val="15"/>
               </w:rPr>
-              <w:t xml:space="preserve">  </w:t>
-            </w:r>
-            <w:proofErr w:type="gramStart"/>
+              <w:t>│  │  │  │  │  ├── Client.java</w:t>
+            </w:r>
+          </w:p>
+          <w:p>
+            <w:pPr>
+              <w:spacing w:line="220" w:lineRule="auto"/>
+              <w:rPr>
+                <w:color w:val="000000" w:themeColor="text1"/>
+              </w:rPr>
+            </w:pPr>
             <w:r>
               <w:rPr>
                 <w:rFonts w:ascii="Consolas" w:eastAsia="Consolas" w:hAnsi="Consolas" w:cs="Consolas"/>
@@ -847,9 +802,16 @@
                 <w:sz w:val="15"/>
                 <w:szCs w:val="15"/>
               </w:rPr>
-              <w:t>│  │</w:t>
-            </w:r>
-            <w:proofErr w:type="gramEnd"/>
+              <w:t>│  │  │  │  │  ├── Employee.java</w:t>
+            </w:r>
+          </w:p>
+          <w:p>
+            <w:pPr>
+              <w:spacing w:line="220" w:lineRule="auto"/>
+              <w:rPr>
+                <w:color w:val="000000" w:themeColor="text1"/>
+              </w:rPr>
+            </w:pPr>
             <w:r>
               <w:rPr>
                 <w:rFonts w:ascii="Consolas" w:eastAsia="Consolas" w:hAnsi="Consolas" w:cs="Consolas"/>
@@ -857,9 +819,16 @@
                 <w:sz w:val="15"/>
                 <w:szCs w:val="15"/>
               </w:rPr>
-              <w:t xml:space="preserve">  </w:t>
-            </w:r>
-            <w:proofErr w:type="gramStart"/>
+              <w:t>│  │  │  │  │  ├── Transaction.java</w:t>
+            </w:r>
+          </w:p>
+          <w:p>
+            <w:pPr>
+              <w:spacing w:line="220" w:lineRule="auto"/>
+              <w:rPr>
+                <w:color w:val="000000" w:themeColor="text1"/>
+              </w:rPr>
+            </w:pPr>
             <w:r>
               <w:rPr>
                 <w:rFonts w:ascii="Consolas" w:eastAsia="Consolas" w:hAnsi="Consolas" w:cs="Consolas"/>
@@ -867,9 +836,16 @@
                 <w:sz w:val="15"/>
                 <w:szCs w:val="15"/>
               </w:rPr>
-              <w:t>│  ├</w:t>
-            </w:r>
-            <w:proofErr w:type="gramEnd"/>
+              <w:t>│  │  │  ├── controllers</w:t>
+            </w:r>
+          </w:p>
+          <w:p>
+            <w:pPr>
+              <w:spacing w:line="220" w:lineRule="auto"/>
+              <w:rPr>
+                <w:color w:val="000000" w:themeColor="text1"/>
+              </w:rPr>
+            </w:pPr>
             <w:r>
               <w:rPr>
                 <w:rFonts w:ascii="Consolas" w:eastAsia="Consolas" w:hAnsi="Consolas" w:cs="Consolas"/>
@@ -877,7 +853,7 @@
                 <w:sz w:val="15"/>
                 <w:szCs w:val="15"/>
               </w:rPr>
-              <w:t>── AccountDAO.java</w:t>
+              <w:t>│  │  │  │  ├── Admin</w:t>
             </w:r>
           </w:p>
           <w:p>
@@ -887,7 +863,6 @@
                 <w:color w:val="000000" w:themeColor="text1"/>
               </w:rPr>
             </w:pPr>
-            <w:proofErr w:type="gramStart"/>
             <w:r>
               <w:rPr>
                 <w:rFonts w:ascii="Consolas" w:eastAsia="Consolas" w:hAnsi="Consolas" w:cs="Consolas"/>
@@ -895,9 +870,16 @@
                 <w:sz w:val="15"/>
                 <w:szCs w:val="15"/>
               </w:rPr>
-              <w:t>│  │</w:t>
-            </w:r>
-            <w:proofErr w:type="gramEnd"/>
+              <w:t>│  │  │  │  │  ├── Forms</w:t>
+            </w:r>
+          </w:p>
+          <w:p>
+            <w:pPr>
+              <w:spacing w:line="220" w:lineRule="auto"/>
+              <w:rPr>
+                <w:color w:val="000000" w:themeColor="text1"/>
+              </w:rPr>
+            </w:pPr>
             <w:r>
               <w:rPr>
                 <w:rFonts w:ascii="Consolas" w:eastAsia="Consolas" w:hAnsi="Consolas" w:cs="Consolas"/>
@@ -905,9 +887,16 @@
                 <w:sz w:val="15"/>
                 <w:szCs w:val="15"/>
               </w:rPr>
-              <w:t xml:space="preserve">  </w:t>
-            </w:r>
-            <w:proofErr w:type="gramStart"/>
+              <w:t>│  │  │  │  │  │  ├── AdminAccount_FormController.java</w:t>
+            </w:r>
+          </w:p>
+          <w:p>
+            <w:pPr>
+              <w:spacing w:line="220" w:lineRule="auto"/>
+              <w:rPr>
+                <w:color w:val="000000" w:themeColor="text1"/>
+              </w:rPr>
+            </w:pPr>
             <w:r>
               <w:rPr>
                 <w:rFonts w:ascii="Consolas" w:eastAsia="Consolas" w:hAnsi="Consolas" w:cs="Consolas"/>
@@ -915,9 +904,16 @@
                 <w:sz w:val="15"/>
                 <w:szCs w:val="15"/>
               </w:rPr>
-              <w:t>│  │</w:t>
-            </w:r>
-            <w:proofErr w:type="gramEnd"/>
+              <w:t>│  │  │  │  │  │  ├── AdminTransaction_FormController.java</w:t>
+            </w:r>
+          </w:p>
+          <w:p>
+            <w:pPr>
+              <w:spacing w:line="220" w:lineRule="auto"/>
+              <w:rPr>
+                <w:color w:val="000000" w:themeColor="text1"/>
+              </w:rPr>
+            </w:pPr>
             <w:r>
               <w:rPr>
                 <w:rFonts w:ascii="Consolas" w:eastAsia="Consolas" w:hAnsi="Consolas" w:cs="Consolas"/>
@@ -925,9 +921,16 @@
                 <w:sz w:val="15"/>
                 <w:szCs w:val="15"/>
               </w:rPr>
-              <w:t xml:space="preserve">  </w:t>
-            </w:r>
-            <w:proofErr w:type="gramStart"/>
+              <w:t>│  │  │  │  │  ├── Pages</w:t>
+            </w:r>
+          </w:p>
+          <w:p>
+            <w:pPr>
+              <w:spacing w:line="220" w:lineRule="auto"/>
+              <w:rPr>
+                <w:color w:val="000000" w:themeColor="text1"/>
+              </w:rPr>
+            </w:pPr>
             <w:r>
               <w:rPr>
                 <w:rFonts w:ascii="Consolas" w:eastAsia="Consolas" w:hAnsi="Consolas" w:cs="Consolas"/>
@@ -935,9 +938,16 @@
                 <w:sz w:val="15"/>
                 <w:szCs w:val="15"/>
               </w:rPr>
-              <w:t>│  ├</w:t>
-            </w:r>
-            <w:proofErr w:type="gramEnd"/>
+              <w:t>│  │  │  │  │  │  ├── AdminAccount_PageController.java</w:t>
+            </w:r>
+          </w:p>
+          <w:p>
+            <w:pPr>
+              <w:spacing w:line="220" w:lineRule="auto"/>
+              <w:rPr>
+                <w:color w:val="000000" w:themeColor="text1"/>
+              </w:rPr>
+            </w:pPr>
             <w:r>
               <w:rPr>
                 <w:rFonts w:ascii="Consolas" w:eastAsia="Consolas" w:hAnsi="Consolas" w:cs="Consolas"/>
@@ -945,7 +955,7 @@
                 <w:sz w:val="15"/>
                 <w:szCs w:val="15"/>
               </w:rPr>
-              <w:t>── ClientDAO.java</w:t>
+              <w:t>│  │  │  │  │  │  ├── AdminCustomers_PageController.java</w:t>
             </w:r>
           </w:p>
           <w:p>
@@ -955,7 +965,6 @@
                 <w:color w:val="000000" w:themeColor="text1"/>
               </w:rPr>
             </w:pPr>
-            <w:proofErr w:type="gramStart"/>
             <w:r>
               <w:rPr>
                 <w:rFonts w:ascii="Consolas" w:eastAsia="Consolas" w:hAnsi="Consolas" w:cs="Consolas"/>
@@ -963,9 +972,16 @@
                 <w:sz w:val="15"/>
                 <w:szCs w:val="15"/>
               </w:rPr>
-              <w:t>│  │</w:t>
-            </w:r>
-            <w:proofErr w:type="gramEnd"/>
+              <w:t>│  │  │  │  │  │  ├── AdminTransaction_PageController.java</w:t>
+            </w:r>
+          </w:p>
+          <w:p>
+            <w:pPr>
+              <w:spacing w:line="220" w:lineRule="auto"/>
+              <w:rPr>
+                <w:color w:val="000000" w:themeColor="text1"/>
+              </w:rPr>
+            </w:pPr>
             <w:r>
               <w:rPr>
                 <w:rFonts w:ascii="Consolas" w:eastAsia="Consolas" w:hAnsi="Consolas" w:cs="Consolas"/>
@@ -973,9 +989,16 @@
                 <w:sz w:val="15"/>
                 <w:szCs w:val="15"/>
               </w:rPr>
-              <w:t xml:space="preserve">  </w:t>
-            </w:r>
-            <w:proofErr w:type="gramStart"/>
+              <w:t>│  │  │  │  ├── Client</w:t>
+            </w:r>
+          </w:p>
+          <w:p>
+            <w:pPr>
+              <w:spacing w:line="220" w:lineRule="auto"/>
+              <w:rPr>
+                <w:color w:val="000000" w:themeColor="text1"/>
+              </w:rPr>
+            </w:pPr>
             <w:r>
               <w:rPr>
                 <w:rFonts w:ascii="Consolas" w:eastAsia="Consolas" w:hAnsi="Consolas" w:cs="Consolas"/>
@@ -983,9 +1006,16 @@
                 <w:sz w:val="15"/>
                 <w:szCs w:val="15"/>
               </w:rPr>
-              <w:t>│  │</w:t>
-            </w:r>
-            <w:proofErr w:type="gramEnd"/>
+              <w:t>│  │  │  │  │  ├── Cards</w:t>
+            </w:r>
+          </w:p>
+          <w:p>
+            <w:pPr>
+              <w:spacing w:line="220" w:lineRule="auto"/>
+              <w:rPr>
+                <w:color w:val="000000" w:themeColor="text1"/>
+              </w:rPr>
+            </w:pPr>
             <w:r>
               <w:rPr>
                 <w:rFonts w:ascii="Consolas" w:eastAsia="Consolas" w:hAnsi="Consolas" w:cs="Consolas"/>
@@ -993,9 +1023,16 @@
                 <w:sz w:val="15"/>
                 <w:szCs w:val="15"/>
               </w:rPr>
-              <w:t xml:space="preserve">  </w:t>
-            </w:r>
-            <w:proofErr w:type="gramStart"/>
+              <w:t>│  │  │  │  │  │  ├── Notification_CardController.java</w:t>
+            </w:r>
+          </w:p>
+          <w:p>
+            <w:pPr>
+              <w:spacing w:line="220" w:lineRule="auto"/>
+              <w:rPr>
+                <w:color w:val="000000" w:themeColor="text1"/>
+              </w:rPr>
+            </w:pPr>
             <w:r>
               <w:rPr>
                 <w:rFonts w:ascii="Consolas" w:eastAsia="Consolas" w:hAnsi="Consolas" w:cs="Consolas"/>
@@ -1003,9 +1040,16 @@
                 <w:sz w:val="15"/>
                 <w:szCs w:val="15"/>
               </w:rPr>
-              <w:t>│  ├</w:t>
-            </w:r>
-            <w:proofErr w:type="gramEnd"/>
+              <w:t>│  │  │  │  │  │  ├── Transaction_CardController.java</w:t>
+            </w:r>
+          </w:p>
+          <w:p>
+            <w:pPr>
+              <w:spacing w:line="220" w:lineRule="auto"/>
+              <w:rPr>
+                <w:color w:val="000000" w:themeColor="text1"/>
+              </w:rPr>
+            </w:pPr>
             <w:r>
               <w:rPr>
                 <w:rFonts w:ascii="Consolas" w:eastAsia="Consolas" w:hAnsi="Consolas" w:cs="Consolas"/>
@@ -1013,7 +1057,7 @@
                 <w:sz w:val="15"/>
                 <w:szCs w:val="15"/>
               </w:rPr>
-              <w:t>── EmployeeDAO.java</w:t>
+              <w:t>│  │  │  │  │  ├── Forms</w:t>
             </w:r>
           </w:p>
           <w:p>
@@ -1023,7 +1067,6 @@
                 <w:color w:val="000000" w:themeColor="text1"/>
               </w:rPr>
             </w:pPr>
-            <w:proofErr w:type="gramStart"/>
             <w:r>
               <w:rPr>
                 <w:rFonts w:ascii="Consolas" w:eastAsia="Consolas" w:hAnsi="Consolas" w:cs="Consolas"/>
@@ -1031,9 +1074,16 @@
                 <w:sz w:val="15"/>
                 <w:szCs w:val="15"/>
               </w:rPr>
-              <w:t>│  │</w:t>
-            </w:r>
-            <w:proofErr w:type="gramEnd"/>
+              <w:t>│  │  │  │  │  │  ├── DepositMoney_FormController.java</w:t>
+            </w:r>
+          </w:p>
+          <w:p>
+            <w:pPr>
+              <w:spacing w:line="220" w:lineRule="auto"/>
+              <w:rPr>
+                <w:color w:val="000000" w:themeColor="text1"/>
+              </w:rPr>
+            </w:pPr>
             <w:r>
               <w:rPr>
                 <w:rFonts w:ascii="Consolas" w:eastAsia="Consolas" w:hAnsi="Consolas" w:cs="Consolas"/>
@@ -1041,9 +1091,16 @@
                 <w:sz w:val="15"/>
                 <w:szCs w:val="15"/>
               </w:rPr>
-              <w:t xml:space="preserve">  </w:t>
-            </w:r>
-            <w:proofErr w:type="gramStart"/>
+              <w:t>│  │  │  │  │  │  ├── Profile_FormController.java</w:t>
+            </w:r>
+          </w:p>
+          <w:p>
+            <w:pPr>
+              <w:spacing w:line="220" w:lineRule="auto"/>
+              <w:rPr>
+                <w:color w:val="000000" w:themeColor="text1"/>
+              </w:rPr>
+            </w:pPr>
             <w:r>
               <w:rPr>
                 <w:rFonts w:ascii="Consolas" w:eastAsia="Consolas" w:hAnsi="Consolas" w:cs="Consolas"/>
@@ -1051,9 +1108,16 @@
                 <w:sz w:val="15"/>
                 <w:szCs w:val="15"/>
               </w:rPr>
-              <w:t>│  │</w:t>
-            </w:r>
-            <w:proofErr w:type="gramEnd"/>
+              <w:t>│  │  │  │  │  │  ├── SendMoney_FormController.java</w:t>
+            </w:r>
+          </w:p>
+          <w:p>
+            <w:pPr>
+              <w:spacing w:line="220" w:lineRule="auto"/>
+              <w:rPr>
+                <w:color w:val="000000" w:themeColor="text1"/>
+              </w:rPr>
+            </w:pPr>
             <w:r>
               <w:rPr>
                 <w:rFonts w:ascii="Consolas" w:eastAsia="Consolas" w:hAnsi="Consolas" w:cs="Consolas"/>
@@ -1061,9 +1125,16 @@
                 <w:sz w:val="15"/>
                 <w:szCs w:val="15"/>
               </w:rPr>
-              <w:t xml:space="preserve">  </w:t>
-            </w:r>
-            <w:proofErr w:type="gramStart"/>
+              <w:t>│  │  │  │  │  │  ├── WithdrawMoney_FormController.java</w:t>
+            </w:r>
+          </w:p>
+          <w:p>
+            <w:pPr>
+              <w:spacing w:line="220" w:lineRule="auto"/>
+              <w:rPr>
+                <w:color w:val="000000" w:themeColor="text1"/>
+              </w:rPr>
+            </w:pPr>
             <w:r>
               <w:rPr>
                 <w:rFonts w:ascii="Consolas" w:eastAsia="Consolas" w:hAnsi="Consolas" w:cs="Consolas"/>
@@ -1071,9 +1142,16 @@
                 <w:sz w:val="15"/>
                 <w:szCs w:val="15"/>
               </w:rPr>
-              <w:t>│  ├</w:t>
-            </w:r>
-            <w:proofErr w:type="gramEnd"/>
+              <w:t>│  │  │  │  │  ├── Pages</w:t>
+            </w:r>
+          </w:p>
+          <w:p>
+            <w:pPr>
+              <w:spacing w:line="220" w:lineRule="auto"/>
+              <w:rPr>
+                <w:color w:val="000000" w:themeColor="text1"/>
+              </w:rPr>
+            </w:pPr>
             <w:r>
               <w:rPr>
                 <w:rFonts w:ascii="Consolas" w:eastAsia="Consolas" w:hAnsi="Consolas" w:cs="Consolas"/>
@@ -1081,7 +1159,7 @@
                 <w:sz w:val="15"/>
                 <w:szCs w:val="15"/>
               </w:rPr>
-              <w:t>── TransactionDAO.java</w:t>
+              <w:t>│  │  │  │  │  │  ├── Dashboard_PageController.java</w:t>
             </w:r>
           </w:p>
           <w:p>
@@ -1091,7 +1169,6 @@
                 <w:color w:val="000000" w:themeColor="text1"/>
               </w:rPr>
             </w:pPr>
-            <w:proofErr w:type="gramStart"/>
             <w:r>
               <w:rPr>
                 <w:rFonts w:ascii="Consolas" w:eastAsia="Consolas" w:hAnsi="Consolas" w:cs="Consolas"/>
@@ -1099,9 +1176,16 @@
                 <w:sz w:val="15"/>
                 <w:szCs w:val="15"/>
               </w:rPr>
-              <w:t>│  │</w:t>
-            </w:r>
-            <w:proofErr w:type="gramEnd"/>
+              <w:t>│  │  │  │  │  │  ├── Transaction_PageController.java</w:t>
+            </w:r>
+          </w:p>
+          <w:p>
+            <w:pPr>
+              <w:spacing w:line="220" w:lineRule="auto"/>
+              <w:rPr>
+                <w:color w:val="000000" w:themeColor="text1"/>
+              </w:rPr>
+            </w:pPr>
             <w:r>
               <w:rPr>
                 <w:rFonts w:ascii="Consolas" w:eastAsia="Consolas" w:hAnsi="Consolas" w:cs="Consolas"/>
@@ -1109,9 +1193,16 @@
                 <w:sz w:val="15"/>
                 <w:szCs w:val="15"/>
               </w:rPr>
-              <w:t xml:space="preserve">  </w:t>
-            </w:r>
-            <w:proofErr w:type="gramStart"/>
+              <w:t>│  │  │  │  │  ├── ForgotPassword_PageController.java</w:t>
+            </w:r>
+          </w:p>
+          <w:p>
+            <w:pPr>
+              <w:spacing w:line="220" w:lineRule="auto"/>
+              <w:rPr>
+                <w:color w:val="000000" w:themeColor="text1"/>
+              </w:rPr>
+            </w:pPr>
             <w:r>
               <w:rPr>
                 <w:rFonts w:ascii="Consolas" w:eastAsia="Consolas" w:hAnsi="Consolas" w:cs="Consolas"/>
@@ -1119,9 +1210,16 @@
                 <w:sz w:val="15"/>
                 <w:szCs w:val="15"/>
               </w:rPr>
-              <w:t>│  │</w:t>
-            </w:r>
-            <w:proofErr w:type="gramEnd"/>
+              <w:t>│  │  │  │  │  ├── Login_PageController.java</w:t>
+            </w:r>
+          </w:p>
+          <w:p>
+            <w:pPr>
+              <w:spacing w:line="220" w:lineRule="auto"/>
+              <w:rPr>
+                <w:color w:val="000000" w:themeColor="text1"/>
+              </w:rPr>
+            </w:pPr>
             <w:r>
               <w:rPr>
                 <w:rFonts w:ascii="Consolas" w:eastAsia="Consolas" w:hAnsi="Consolas" w:cs="Consolas"/>
@@ -1129,7 +1227,7 @@
                 <w:sz w:val="15"/>
                 <w:szCs w:val="15"/>
               </w:rPr>
-              <w:t xml:space="preserve">  ├── Database</w:t>
+              <w:t>│  │  │  │  │  ├── Signup_PageController.java</w:t>
             </w:r>
           </w:p>
           <w:p>
@@ -1139,7 +1237,6 @@
                 <w:color w:val="000000" w:themeColor="text1"/>
               </w:rPr>
             </w:pPr>
-            <w:proofErr w:type="gramStart"/>
             <w:r>
               <w:rPr>
                 <w:rFonts w:ascii="Consolas" w:eastAsia="Consolas" w:hAnsi="Consolas" w:cs="Consolas"/>
@@ -1147,9 +1244,16 @@
                 <w:sz w:val="15"/>
                 <w:szCs w:val="15"/>
               </w:rPr>
-              <w:t>│  │</w:t>
-            </w:r>
-            <w:proofErr w:type="gramEnd"/>
+              <w:t>│  │  │  │  ├── AlertBox.java</w:t>
+            </w:r>
+          </w:p>
+          <w:p>
+            <w:pPr>
+              <w:spacing w:line="220" w:lineRule="auto"/>
+              <w:rPr>
+                <w:color w:val="000000" w:themeColor="text1"/>
+              </w:rPr>
+            </w:pPr>
             <w:r>
               <w:rPr>
                 <w:rFonts w:ascii="Consolas" w:eastAsia="Consolas" w:hAnsi="Consolas" w:cs="Consolas"/>
@@ -1157,9 +1261,16 @@
                 <w:sz w:val="15"/>
                 <w:szCs w:val="15"/>
               </w:rPr>
-              <w:t xml:space="preserve">  </w:t>
-            </w:r>
-            <w:proofErr w:type="gramStart"/>
+              <w:t>│  │  │  │  ├── BankingSystem.java</w:t>
+            </w:r>
+          </w:p>
+          <w:p>
+            <w:pPr>
+              <w:spacing w:line="220" w:lineRule="auto"/>
+              <w:rPr>
+                <w:color w:val="000000" w:themeColor="text1"/>
+              </w:rPr>
+            </w:pPr>
             <w:r>
               <w:rPr>
                 <w:rFonts w:ascii="Consolas" w:eastAsia="Consolas" w:hAnsi="Consolas" w:cs="Consolas"/>
@@ -1167,9 +1278,16 @@
                 <w:sz w:val="15"/>
                 <w:szCs w:val="15"/>
               </w:rPr>
-              <w:t>│  │</w:t>
-            </w:r>
-            <w:proofErr w:type="gramEnd"/>
+              <w:t>│  │  │  │  ├── Date.java</w:t>
+            </w:r>
+          </w:p>
+          <w:p>
+            <w:pPr>
+              <w:spacing w:line="220" w:lineRule="auto"/>
+              <w:rPr>
+                <w:color w:val="000000" w:themeColor="text1"/>
+              </w:rPr>
+            </w:pPr>
             <w:r>
               <w:rPr>
                 <w:rFonts w:ascii="Consolas" w:eastAsia="Consolas" w:hAnsi="Consolas" w:cs="Consolas"/>
@@ -1177,9 +1295,16 @@
                 <w:sz w:val="15"/>
                 <w:szCs w:val="15"/>
               </w:rPr>
-              <w:t xml:space="preserve">  </w:t>
-            </w:r>
-            <w:proofErr w:type="gramStart"/>
+              <w:t>│  │  │  │  ├── SceneController.java</w:t>
+            </w:r>
+          </w:p>
+          <w:p>
+            <w:pPr>
+              <w:spacing w:line="220" w:lineRule="auto"/>
+              <w:rPr>
+                <w:color w:val="000000" w:themeColor="text1"/>
+              </w:rPr>
+            </w:pPr>
             <w:r>
               <w:rPr>
                 <w:rFonts w:ascii="Consolas" w:eastAsia="Consolas" w:hAnsi="Consolas" w:cs="Consolas"/>
@@ -1187,9 +1312,16 @@
                 <w:sz w:val="15"/>
                 <w:szCs w:val="15"/>
               </w:rPr>
-              <w:t>│  ├</w:t>
-            </w:r>
-            <w:proofErr w:type="gramEnd"/>
+              <w:t>│  │  │  ├── module-info.java</w:t>
+            </w:r>
+          </w:p>
+          <w:p>
+            <w:pPr>
+              <w:spacing w:line="220" w:lineRule="auto"/>
+              <w:rPr>
+                <w:color w:val="000000" w:themeColor="text1"/>
+              </w:rPr>
+            </w:pPr>
             <w:r>
               <w:rPr>
                 <w:rFonts w:ascii="Consolas" w:eastAsia="Consolas" w:hAnsi="Consolas" w:cs="Consolas"/>
@@ -1197,7 +1329,7 @@
                 <w:sz w:val="15"/>
                 <w:szCs w:val="15"/>
               </w:rPr>
-              <w:t>── Data.java</w:t>
+              <w:t>│  ├── resources</w:t>
             </w:r>
           </w:p>
           <w:p>
@@ -1207,7 +1339,6 @@
                 <w:color w:val="000000" w:themeColor="text1"/>
               </w:rPr>
             </w:pPr>
-            <w:proofErr w:type="gramStart"/>
             <w:r>
               <w:rPr>
                 <w:rFonts w:ascii="Consolas" w:eastAsia="Consolas" w:hAnsi="Consolas" w:cs="Consolas"/>
@@ -1215,9 +1346,16 @@
                 <w:sz w:val="15"/>
                 <w:szCs w:val="15"/>
               </w:rPr>
-              <w:t>│  │</w:t>
-            </w:r>
-            <w:proofErr w:type="gramEnd"/>
+              <w:t>│  │  ├── Frontend</w:t>
+            </w:r>
+          </w:p>
+          <w:p>
+            <w:pPr>
+              <w:spacing w:line="220" w:lineRule="auto"/>
+              <w:rPr>
+                <w:color w:val="000000" w:themeColor="text1"/>
+              </w:rPr>
+            </w:pPr>
             <w:r>
               <w:rPr>
                 <w:rFonts w:ascii="Consolas" w:eastAsia="Consolas" w:hAnsi="Consolas" w:cs="Consolas"/>
@@ -1225,9 +1363,17 @@
                 <w:sz w:val="15"/>
                 <w:szCs w:val="15"/>
               </w:rPr>
-              <w:t xml:space="preserve">  </w:t>
-            </w:r>
-            <w:proofErr w:type="gramStart"/>
+              <w:lastRenderedPageBreak/>
+              <w:t>│  │  │  ├── fxml</w:t>
+            </w:r>
+          </w:p>
+          <w:p>
+            <w:pPr>
+              <w:spacing w:line="220" w:lineRule="auto"/>
+              <w:rPr>
+                <w:color w:val="000000" w:themeColor="text1"/>
+              </w:rPr>
+            </w:pPr>
             <w:r>
               <w:rPr>
                 <w:rFonts w:ascii="Consolas" w:eastAsia="Consolas" w:hAnsi="Consolas" w:cs="Consolas"/>
@@ -1235,9 +1381,16 @@
                 <w:sz w:val="15"/>
                 <w:szCs w:val="15"/>
               </w:rPr>
-              <w:t>│  │</w:t>
-            </w:r>
-            <w:proofErr w:type="gramEnd"/>
+              <w:t>│  │  │  │  ├── Admin</w:t>
+            </w:r>
+          </w:p>
+          <w:p>
+            <w:pPr>
+              <w:spacing w:line="220" w:lineRule="auto"/>
+              <w:rPr>
+                <w:color w:val="000000" w:themeColor="text1"/>
+              </w:rPr>
+            </w:pPr>
             <w:r>
               <w:rPr>
                 <w:rFonts w:ascii="Consolas" w:eastAsia="Consolas" w:hAnsi="Consolas" w:cs="Consolas"/>
@@ -1245,9 +1398,16 @@
                 <w:sz w:val="15"/>
                 <w:szCs w:val="15"/>
               </w:rPr>
-              <w:t xml:space="preserve">  </w:t>
-            </w:r>
-            <w:proofErr w:type="gramStart"/>
+              <w:t>│  │  │  │  │  ├── Forms</w:t>
+            </w:r>
+          </w:p>
+          <w:p>
+            <w:pPr>
+              <w:spacing w:line="220" w:lineRule="auto"/>
+              <w:rPr>
+                <w:color w:val="000000" w:themeColor="text1"/>
+              </w:rPr>
+            </w:pPr>
             <w:r>
               <w:rPr>
                 <w:rFonts w:ascii="Consolas" w:eastAsia="Consolas" w:hAnsi="Consolas" w:cs="Consolas"/>
@@ -1255,9 +1415,16 @@
                 <w:sz w:val="15"/>
                 <w:szCs w:val="15"/>
               </w:rPr>
-              <w:t>│  ├</w:t>
-            </w:r>
-            <w:proofErr w:type="gramEnd"/>
+              <w:t>│  │  │  │  │  │  ├── AdminAccount_Form.fxml</w:t>
+            </w:r>
+          </w:p>
+          <w:p>
+            <w:pPr>
+              <w:spacing w:line="220" w:lineRule="auto"/>
+              <w:rPr>
+                <w:color w:val="000000" w:themeColor="text1"/>
+              </w:rPr>
+            </w:pPr>
             <w:r>
               <w:rPr>
                 <w:rFonts w:ascii="Consolas" w:eastAsia="Consolas" w:hAnsi="Consolas" w:cs="Consolas"/>
@@ -1265,7 +1432,7 @@
                 <w:sz w:val="15"/>
                 <w:szCs w:val="15"/>
               </w:rPr>
-              <w:t>── TestData.java</w:t>
+              <w:t>│  │  │  │  │  │  ├── AdminTransaction_Form.fxml</w:t>
             </w:r>
           </w:p>
           <w:p>
@@ -1275,7 +1442,6 @@
                 <w:color w:val="000000" w:themeColor="text1"/>
               </w:rPr>
             </w:pPr>
-            <w:proofErr w:type="gramStart"/>
             <w:r>
               <w:rPr>
                 <w:rFonts w:ascii="Consolas" w:eastAsia="Consolas" w:hAnsi="Consolas" w:cs="Consolas"/>
@@ -1283,9 +1449,16 @@
                 <w:sz w:val="15"/>
                 <w:szCs w:val="15"/>
               </w:rPr>
-              <w:t>│  │</w:t>
-            </w:r>
-            <w:proofErr w:type="gramEnd"/>
+              <w:t>│  │  │  │  │  ├── Pages</w:t>
+            </w:r>
+          </w:p>
+          <w:p>
+            <w:pPr>
+              <w:spacing w:line="220" w:lineRule="auto"/>
+              <w:rPr>
+                <w:color w:val="000000" w:themeColor="text1"/>
+              </w:rPr>
+            </w:pPr>
             <w:r>
               <w:rPr>
                 <w:rFonts w:ascii="Consolas" w:eastAsia="Consolas" w:hAnsi="Consolas" w:cs="Consolas"/>
@@ -1293,9 +1466,16 @@
                 <w:sz w:val="15"/>
                 <w:szCs w:val="15"/>
               </w:rPr>
-              <w:t xml:space="preserve">  </w:t>
-            </w:r>
-            <w:proofErr w:type="gramStart"/>
+              <w:t>│  │  │  │  │  │  ├── AdminAccount_Page.fxml</w:t>
+            </w:r>
+          </w:p>
+          <w:p>
+            <w:pPr>
+              <w:spacing w:line="220" w:lineRule="auto"/>
+              <w:rPr>
+                <w:color w:val="000000" w:themeColor="text1"/>
+              </w:rPr>
+            </w:pPr>
             <w:r>
               <w:rPr>
                 <w:rFonts w:ascii="Consolas" w:eastAsia="Consolas" w:hAnsi="Consolas" w:cs="Consolas"/>
@@ -1303,9 +1483,16 @@
                 <w:sz w:val="15"/>
                 <w:szCs w:val="15"/>
               </w:rPr>
-              <w:t>│  │</w:t>
-            </w:r>
-            <w:proofErr w:type="gramEnd"/>
+              <w:t>│  │  │  │  │  │  ├── AdminCustomers_Page.fxml</w:t>
+            </w:r>
+          </w:p>
+          <w:p>
+            <w:pPr>
+              <w:spacing w:line="220" w:lineRule="auto"/>
+              <w:rPr>
+                <w:color w:val="000000" w:themeColor="text1"/>
+              </w:rPr>
+            </w:pPr>
             <w:r>
               <w:rPr>
                 <w:rFonts w:ascii="Consolas" w:eastAsia="Consolas" w:hAnsi="Consolas" w:cs="Consolas"/>
@@ -1313,7 +1500,7 @@
                 <w:sz w:val="15"/>
                 <w:szCs w:val="15"/>
               </w:rPr>
-              <w:t xml:space="preserve">  ├── Entities</w:t>
+              <w:t>│  │  │  │  │  │  ├── AdminTransaction_Page.fxml</w:t>
             </w:r>
           </w:p>
           <w:p>
@@ -1323,7 +1510,6 @@
                 <w:color w:val="000000" w:themeColor="text1"/>
               </w:rPr>
             </w:pPr>
-            <w:proofErr w:type="gramStart"/>
             <w:r>
               <w:rPr>
                 <w:rFonts w:ascii="Consolas" w:eastAsia="Consolas" w:hAnsi="Consolas" w:cs="Consolas"/>
@@ -1331,9 +1517,16 @@
                 <w:sz w:val="15"/>
                 <w:szCs w:val="15"/>
               </w:rPr>
-              <w:t>│  │</w:t>
-            </w:r>
-            <w:proofErr w:type="gramEnd"/>
+              <w:t>│  │  │  │  ├── Client</w:t>
+            </w:r>
+          </w:p>
+          <w:p>
+            <w:pPr>
+              <w:spacing w:line="220" w:lineRule="auto"/>
+              <w:rPr>
+                <w:color w:val="000000" w:themeColor="text1"/>
+              </w:rPr>
+            </w:pPr>
             <w:r>
               <w:rPr>
                 <w:rFonts w:ascii="Consolas" w:eastAsia="Consolas" w:hAnsi="Consolas" w:cs="Consolas"/>
@@ -1341,9 +1534,16 @@
                 <w:sz w:val="15"/>
                 <w:szCs w:val="15"/>
               </w:rPr>
-              <w:t xml:space="preserve">  </w:t>
-            </w:r>
-            <w:proofErr w:type="gramStart"/>
+              <w:t>│  │  │  │  │  ├── Cards</w:t>
+            </w:r>
+          </w:p>
+          <w:p>
+            <w:pPr>
+              <w:spacing w:line="220" w:lineRule="auto"/>
+              <w:rPr>
+                <w:color w:val="000000" w:themeColor="text1"/>
+              </w:rPr>
+            </w:pPr>
             <w:r>
               <w:rPr>
                 <w:rFonts w:ascii="Consolas" w:eastAsia="Consolas" w:hAnsi="Consolas" w:cs="Consolas"/>
@@ -1351,9 +1551,16 @@
                 <w:sz w:val="15"/>
                 <w:szCs w:val="15"/>
               </w:rPr>
-              <w:t>│  │</w:t>
-            </w:r>
-            <w:proofErr w:type="gramEnd"/>
+              <w:t>│  │  │  │  │  │  ├── Notification_Card.fxml</w:t>
+            </w:r>
+          </w:p>
+          <w:p>
+            <w:pPr>
+              <w:spacing w:line="220" w:lineRule="auto"/>
+              <w:rPr>
+                <w:color w:val="000000" w:themeColor="text1"/>
+              </w:rPr>
+            </w:pPr>
             <w:r>
               <w:rPr>
                 <w:rFonts w:ascii="Consolas" w:eastAsia="Consolas" w:hAnsi="Consolas" w:cs="Consolas"/>
@@ -1361,9 +1568,16 @@
                 <w:sz w:val="15"/>
                 <w:szCs w:val="15"/>
               </w:rPr>
-              <w:t xml:space="preserve">  </w:t>
-            </w:r>
-            <w:proofErr w:type="gramStart"/>
+              <w:t>│  │  │  │  │  │  ├── Transaction_Card.fxml</w:t>
+            </w:r>
+          </w:p>
+          <w:p>
+            <w:pPr>
+              <w:spacing w:line="220" w:lineRule="auto"/>
+              <w:rPr>
+                <w:color w:val="000000" w:themeColor="text1"/>
+              </w:rPr>
+            </w:pPr>
             <w:r>
               <w:rPr>
                 <w:rFonts w:ascii="Consolas" w:eastAsia="Consolas" w:hAnsi="Consolas" w:cs="Consolas"/>
@@ -1371,9 +1585,16 @@
                 <w:sz w:val="15"/>
                 <w:szCs w:val="15"/>
               </w:rPr>
-              <w:t>│  ├</w:t>
-            </w:r>
-            <w:proofErr w:type="gramEnd"/>
+              <w:t>│  │  │  │  │  ├── Forms</w:t>
+            </w:r>
+          </w:p>
+          <w:p>
+            <w:pPr>
+              <w:spacing w:line="220" w:lineRule="auto"/>
+              <w:rPr>
+                <w:color w:val="000000" w:themeColor="text1"/>
+              </w:rPr>
+            </w:pPr>
             <w:r>
               <w:rPr>
                 <w:rFonts w:ascii="Consolas" w:eastAsia="Consolas" w:hAnsi="Consolas" w:cs="Consolas"/>
@@ -1381,7 +1602,7 @@
                 <w:sz w:val="15"/>
                 <w:szCs w:val="15"/>
               </w:rPr>
-              <w:t>── Account.java</w:t>
+              <w:t>│  │  │  │  │  │  ├── DepositMoney_Form.fxml</w:t>
             </w:r>
           </w:p>
           <w:p>
@@ -1391,7 +1612,6 @@
                 <w:color w:val="000000" w:themeColor="text1"/>
               </w:rPr>
             </w:pPr>
-            <w:proofErr w:type="gramStart"/>
             <w:r>
               <w:rPr>
                 <w:rFonts w:ascii="Consolas" w:eastAsia="Consolas" w:hAnsi="Consolas" w:cs="Consolas"/>
@@ -1399,9 +1619,16 @@
                 <w:sz w:val="15"/>
                 <w:szCs w:val="15"/>
               </w:rPr>
-              <w:t>│  │</w:t>
-            </w:r>
-            <w:proofErr w:type="gramEnd"/>
+              <w:t>│  │  │  │  │  │  ├── Profile_Form.fxml</w:t>
+            </w:r>
+          </w:p>
+          <w:p>
+            <w:pPr>
+              <w:spacing w:line="220" w:lineRule="auto"/>
+              <w:rPr>
+                <w:color w:val="000000" w:themeColor="text1"/>
+              </w:rPr>
+            </w:pPr>
             <w:r>
               <w:rPr>
                 <w:rFonts w:ascii="Consolas" w:eastAsia="Consolas" w:hAnsi="Consolas" w:cs="Consolas"/>
@@ -1409,9 +1636,16 @@
                 <w:sz w:val="15"/>
                 <w:szCs w:val="15"/>
               </w:rPr>
-              <w:t xml:space="preserve">  </w:t>
-            </w:r>
-            <w:proofErr w:type="gramStart"/>
+              <w:t>│  │  │  │  │  │  ├── SendMoney_Form.fxml</w:t>
+            </w:r>
+          </w:p>
+          <w:p>
+            <w:pPr>
+              <w:spacing w:line="220" w:lineRule="auto"/>
+              <w:rPr>
+                <w:color w:val="000000" w:themeColor="text1"/>
+              </w:rPr>
+            </w:pPr>
             <w:r>
               <w:rPr>
                 <w:rFonts w:ascii="Consolas" w:eastAsia="Consolas" w:hAnsi="Consolas" w:cs="Consolas"/>
@@ -1419,9 +1653,16 @@
                 <w:sz w:val="15"/>
                 <w:szCs w:val="15"/>
               </w:rPr>
-              <w:t>│  │</w:t>
-            </w:r>
-            <w:proofErr w:type="gramEnd"/>
+              <w:t>│  │  │  │  │  │  ├── WithdrawMoney_Form.fxml</w:t>
+            </w:r>
+          </w:p>
+          <w:p>
+            <w:pPr>
+              <w:spacing w:line="220" w:lineRule="auto"/>
+              <w:rPr>
+                <w:color w:val="000000" w:themeColor="text1"/>
+              </w:rPr>
+            </w:pPr>
             <w:r>
               <w:rPr>
                 <w:rFonts w:ascii="Consolas" w:eastAsia="Consolas" w:hAnsi="Consolas" w:cs="Consolas"/>
@@ -1429,9 +1670,16 @@
                 <w:sz w:val="15"/>
                 <w:szCs w:val="15"/>
               </w:rPr>
-              <w:t xml:space="preserve">  </w:t>
-            </w:r>
-            <w:proofErr w:type="gramStart"/>
+              <w:t>│  │  │  │  │  ├── Pages</w:t>
+            </w:r>
+          </w:p>
+          <w:p>
+            <w:pPr>
+              <w:spacing w:line="220" w:lineRule="auto"/>
+              <w:rPr>
+                <w:color w:val="000000" w:themeColor="text1"/>
+              </w:rPr>
+            </w:pPr>
             <w:r>
               <w:rPr>
                 <w:rFonts w:ascii="Consolas" w:eastAsia="Consolas" w:hAnsi="Consolas" w:cs="Consolas"/>
@@ -1439,9 +1687,16 @@
                 <w:sz w:val="15"/>
                 <w:szCs w:val="15"/>
               </w:rPr>
-              <w:t>│  ├</w:t>
-            </w:r>
-            <w:proofErr w:type="gramEnd"/>
+              <w:t>│  │  │  │  │  │  ├── Dashboard_Page.fxml</w:t>
+            </w:r>
+          </w:p>
+          <w:p>
+            <w:pPr>
+              <w:spacing w:line="220" w:lineRule="auto"/>
+              <w:rPr>
+                <w:color w:val="000000" w:themeColor="text1"/>
+              </w:rPr>
+            </w:pPr>
             <w:r>
               <w:rPr>
                 <w:rFonts w:ascii="Consolas" w:eastAsia="Consolas" w:hAnsi="Consolas" w:cs="Consolas"/>
@@ -1449,7 +1704,7 @@
                 <w:sz w:val="15"/>
                 <w:szCs w:val="15"/>
               </w:rPr>
-              <w:t>── Client.java</w:t>
+              <w:t>│  │  │  │  │  │  ├── Transaction_Page.fxml</w:t>
             </w:r>
           </w:p>
           <w:p>
@@ -1459,7 +1714,6 @@
                 <w:color w:val="000000" w:themeColor="text1"/>
               </w:rPr>
             </w:pPr>
-            <w:proofErr w:type="gramStart"/>
             <w:r>
               <w:rPr>
                 <w:rFonts w:ascii="Consolas" w:eastAsia="Consolas" w:hAnsi="Consolas" w:cs="Consolas"/>
@@ -1467,9 +1721,16 @@
                 <w:sz w:val="15"/>
                 <w:szCs w:val="15"/>
               </w:rPr>
-              <w:t>│  │</w:t>
-            </w:r>
-            <w:proofErr w:type="gramEnd"/>
+              <w:t>│  │  │  │  │  ├── ForgotPassword_Page.fxml</w:t>
+            </w:r>
+          </w:p>
+          <w:p>
+            <w:pPr>
+              <w:spacing w:line="220" w:lineRule="auto"/>
+              <w:rPr>
+                <w:color w:val="000000" w:themeColor="text1"/>
+              </w:rPr>
+            </w:pPr>
             <w:r>
               <w:rPr>
                 <w:rFonts w:ascii="Consolas" w:eastAsia="Consolas" w:hAnsi="Consolas" w:cs="Consolas"/>
@@ -1477,9 +1738,16 @@
                 <w:sz w:val="15"/>
                 <w:szCs w:val="15"/>
               </w:rPr>
-              <w:t xml:space="preserve">  </w:t>
-            </w:r>
-            <w:proofErr w:type="gramStart"/>
+              <w:t>│  │  │  │  │  ├── Login_Page.fxml</w:t>
+            </w:r>
+          </w:p>
+          <w:p>
+            <w:pPr>
+              <w:spacing w:line="220" w:lineRule="auto"/>
+              <w:rPr>
+                <w:color w:val="000000" w:themeColor="text1"/>
+              </w:rPr>
+            </w:pPr>
             <w:r>
               <w:rPr>
                 <w:rFonts w:ascii="Consolas" w:eastAsia="Consolas" w:hAnsi="Consolas" w:cs="Consolas"/>
@@ -1487,9 +1755,16 @@
                 <w:sz w:val="15"/>
                 <w:szCs w:val="15"/>
               </w:rPr>
-              <w:t>│  │</w:t>
-            </w:r>
-            <w:proofErr w:type="gramEnd"/>
+              <w:t>│  │  │  │  │  ├── Signup_Page.fxml</w:t>
+            </w:r>
+          </w:p>
+          <w:p>
+            <w:pPr>
+              <w:spacing w:line="220" w:lineRule="auto"/>
+              <w:rPr>
+                <w:color w:val="000000" w:themeColor="text1"/>
+              </w:rPr>
+            </w:pPr>
             <w:r>
               <w:rPr>
                 <w:rFonts w:ascii="Consolas" w:eastAsia="Consolas" w:hAnsi="Consolas" w:cs="Consolas"/>
@@ -1497,9 +1772,16 @@
                 <w:sz w:val="15"/>
                 <w:szCs w:val="15"/>
               </w:rPr>
-              <w:t xml:space="preserve">  </w:t>
-            </w:r>
-            <w:proofErr w:type="gramStart"/>
+              <w:t>│  │  │  │  ├── Styles.css</w:t>
+            </w:r>
+          </w:p>
+          <w:p>
+            <w:pPr>
+              <w:spacing w:line="220" w:lineRule="auto"/>
+              <w:rPr>
+                <w:color w:val="000000" w:themeColor="text1"/>
+              </w:rPr>
+            </w:pPr>
             <w:r>
               <w:rPr>
                 <w:rFonts w:ascii="Consolas" w:eastAsia="Consolas" w:hAnsi="Consolas" w:cs="Consolas"/>
@@ -1507,9 +1789,16 @@
                 <w:sz w:val="15"/>
                 <w:szCs w:val="15"/>
               </w:rPr>
-              <w:t>│  ├</w:t>
-            </w:r>
-            <w:proofErr w:type="gramEnd"/>
+              <w:t>├── test</w:t>
+            </w:r>
+          </w:p>
+          <w:p>
+            <w:pPr>
+              <w:spacing w:line="220" w:lineRule="auto"/>
+              <w:rPr>
+                <w:color w:val="000000" w:themeColor="text1"/>
+              </w:rPr>
+            </w:pPr>
             <w:r>
               <w:rPr>
                 <w:rFonts w:ascii="Consolas" w:eastAsia="Consolas" w:hAnsi="Consolas" w:cs="Consolas"/>
@@ -1517,7 +1806,7 @@
                 <w:sz w:val="15"/>
                 <w:szCs w:val="15"/>
               </w:rPr>
-              <w:t>── Employee.java</w:t>
+              <w:t>│  ├── java</w:t>
             </w:r>
           </w:p>
           <w:p>
@@ -1527,7 +1816,6 @@
                 <w:color w:val="000000" w:themeColor="text1"/>
               </w:rPr>
             </w:pPr>
-            <w:proofErr w:type="gramStart"/>
             <w:r>
               <w:rPr>
                 <w:rFonts w:ascii="Consolas" w:eastAsia="Consolas" w:hAnsi="Consolas" w:cs="Consolas"/>
@@ -1535,9 +1823,16 @@
                 <w:sz w:val="15"/>
                 <w:szCs w:val="15"/>
               </w:rPr>
-              <w:t>│  │</w:t>
-            </w:r>
-            <w:proofErr w:type="gramEnd"/>
+              <w:t>│  │  ├── AccountBlackBoxTest.java</w:t>
+            </w:r>
+          </w:p>
+          <w:p>
+            <w:pPr>
+              <w:spacing w:line="220" w:lineRule="auto"/>
+              <w:rPr>
+                <w:color w:val="000000" w:themeColor="text1"/>
+              </w:rPr>
+            </w:pPr>
             <w:r>
               <w:rPr>
                 <w:rFonts w:ascii="Consolas" w:eastAsia="Consolas" w:hAnsi="Consolas" w:cs="Consolas"/>
@@ -1545,9 +1840,16 @@
                 <w:sz w:val="15"/>
                 <w:szCs w:val="15"/>
               </w:rPr>
-              <w:t xml:space="preserve">  </w:t>
-            </w:r>
-            <w:proofErr w:type="gramStart"/>
+              <w:t>│  │  ├── AccountStateTest.java</w:t>
+            </w:r>
+          </w:p>
+          <w:p>
+            <w:pPr>
+              <w:spacing w:line="220" w:lineRule="auto"/>
+              <w:rPr>
+                <w:color w:val="000000" w:themeColor="text1"/>
+              </w:rPr>
+            </w:pPr>
             <w:r>
               <w:rPr>
                 <w:rFonts w:ascii="Consolas" w:eastAsia="Consolas" w:hAnsi="Consolas" w:cs="Consolas"/>
@@ -1555,9 +1857,16 @@
                 <w:sz w:val="15"/>
                 <w:szCs w:val="15"/>
               </w:rPr>
-              <w:t>│  │</w:t>
-            </w:r>
-            <w:proofErr w:type="gramEnd"/>
+              <w:t>│  │  ├── AccountWhiteBoxTest.java</w:t>
+            </w:r>
+          </w:p>
+          <w:p>
+            <w:pPr>
+              <w:spacing w:line="220" w:lineRule="auto"/>
+              <w:rPr>
+                <w:color w:val="000000" w:themeColor="text1"/>
+              </w:rPr>
+            </w:pPr>
             <w:r>
               <w:rPr>
                 <w:rFonts w:ascii="Consolas" w:eastAsia="Consolas" w:hAnsi="Consolas" w:cs="Consolas"/>
@@ -1565,3860 +1874,7 @@
                 <w:sz w:val="15"/>
                 <w:szCs w:val="15"/>
               </w:rPr>
-              <w:t xml:space="preserve">  </w:t>
-            </w:r>
-            <w:proofErr w:type="gramStart"/>
-            <w:r>
-              <w:rPr>
-                <w:rFonts w:ascii="Consolas" w:eastAsia="Consolas" w:hAnsi="Consolas" w:cs="Consolas"/>
-                <w:color w:val="000000" w:themeColor="text1"/>
-                <w:sz w:val="15"/>
-                <w:szCs w:val="15"/>
-              </w:rPr>
-              <w:t>│  ├</w:t>
-            </w:r>
-            <w:proofErr w:type="gramEnd"/>
-            <w:r>
-              <w:rPr>
-                <w:rFonts w:ascii="Consolas" w:eastAsia="Consolas" w:hAnsi="Consolas" w:cs="Consolas"/>
-                <w:color w:val="000000" w:themeColor="text1"/>
-                <w:sz w:val="15"/>
-                <w:szCs w:val="15"/>
-              </w:rPr>
-              <w:t>── Transaction.java</w:t>
-            </w:r>
-          </w:p>
-          <w:p>
-            <w:pPr>
-              <w:spacing w:line="220" w:lineRule="auto"/>
-              <w:rPr>
-                <w:color w:val="000000" w:themeColor="text1"/>
-              </w:rPr>
-            </w:pPr>
-            <w:proofErr w:type="gramStart"/>
-            <w:r>
-              <w:rPr>
-                <w:rFonts w:ascii="Consolas" w:eastAsia="Consolas" w:hAnsi="Consolas" w:cs="Consolas"/>
-                <w:color w:val="000000" w:themeColor="text1"/>
-                <w:sz w:val="15"/>
-                <w:szCs w:val="15"/>
-              </w:rPr>
-              <w:t>│  │</w:t>
-            </w:r>
-            <w:proofErr w:type="gramEnd"/>
-            <w:r>
-              <w:rPr>
-                <w:rFonts w:ascii="Consolas" w:eastAsia="Consolas" w:hAnsi="Consolas" w:cs="Consolas"/>
-                <w:color w:val="000000" w:themeColor="text1"/>
-                <w:sz w:val="15"/>
-                <w:szCs w:val="15"/>
-              </w:rPr>
-              <w:t xml:space="preserve">  </w:t>
-            </w:r>
-            <w:proofErr w:type="gramStart"/>
-            <w:r>
-              <w:rPr>
-                <w:rFonts w:ascii="Consolas" w:eastAsia="Consolas" w:hAnsi="Consolas" w:cs="Consolas"/>
-                <w:color w:val="000000" w:themeColor="text1"/>
-                <w:sz w:val="15"/>
-                <w:szCs w:val="15"/>
-              </w:rPr>
-              <w:t>│  ├</w:t>
-            </w:r>
-            <w:proofErr w:type="gramEnd"/>
-            <w:r>
-              <w:rPr>
-                <w:rFonts w:ascii="Consolas" w:eastAsia="Consolas" w:hAnsi="Consolas" w:cs="Consolas"/>
-                <w:color w:val="000000" w:themeColor="text1"/>
-                <w:sz w:val="15"/>
-                <w:szCs w:val="15"/>
-              </w:rPr>
-              <w:t>── controllers</w:t>
-            </w:r>
-          </w:p>
-          <w:p>
-            <w:pPr>
-              <w:spacing w:line="220" w:lineRule="auto"/>
-              <w:rPr>
-                <w:color w:val="000000" w:themeColor="text1"/>
-              </w:rPr>
-            </w:pPr>
-            <w:proofErr w:type="gramStart"/>
-            <w:r>
-              <w:rPr>
-                <w:rFonts w:ascii="Consolas" w:eastAsia="Consolas" w:hAnsi="Consolas" w:cs="Consolas"/>
-                <w:color w:val="000000" w:themeColor="text1"/>
-                <w:sz w:val="15"/>
-                <w:szCs w:val="15"/>
-              </w:rPr>
-              <w:t>│  │</w:t>
-            </w:r>
-            <w:proofErr w:type="gramEnd"/>
-            <w:r>
-              <w:rPr>
-                <w:rFonts w:ascii="Consolas" w:eastAsia="Consolas" w:hAnsi="Consolas" w:cs="Consolas"/>
-                <w:color w:val="000000" w:themeColor="text1"/>
-                <w:sz w:val="15"/>
-                <w:szCs w:val="15"/>
-              </w:rPr>
-              <w:t xml:space="preserve">  </w:t>
-            </w:r>
-            <w:proofErr w:type="gramStart"/>
-            <w:r>
-              <w:rPr>
-                <w:rFonts w:ascii="Consolas" w:eastAsia="Consolas" w:hAnsi="Consolas" w:cs="Consolas"/>
-                <w:color w:val="000000" w:themeColor="text1"/>
-                <w:sz w:val="15"/>
-                <w:szCs w:val="15"/>
-              </w:rPr>
-              <w:t>│  │</w:t>
-            </w:r>
-            <w:proofErr w:type="gramEnd"/>
-            <w:r>
-              <w:rPr>
-                <w:rFonts w:ascii="Consolas" w:eastAsia="Consolas" w:hAnsi="Consolas" w:cs="Consolas"/>
-                <w:color w:val="000000" w:themeColor="text1"/>
-                <w:sz w:val="15"/>
-                <w:szCs w:val="15"/>
-              </w:rPr>
-              <w:t xml:space="preserve">  ├── Admin</w:t>
-            </w:r>
-          </w:p>
-          <w:p>
-            <w:pPr>
-              <w:spacing w:line="220" w:lineRule="auto"/>
-              <w:rPr>
-                <w:color w:val="000000" w:themeColor="text1"/>
-              </w:rPr>
-            </w:pPr>
-            <w:proofErr w:type="gramStart"/>
-            <w:r>
-              <w:rPr>
-                <w:rFonts w:ascii="Consolas" w:eastAsia="Consolas" w:hAnsi="Consolas" w:cs="Consolas"/>
-                <w:color w:val="000000" w:themeColor="text1"/>
-                <w:sz w:val="15"/>
-                <w:szCs w:val="15"/>
-              </w:rPr>
-              <w:t>│  │</w:t>
-            </w:r>
-            <w:proofErr w:type="gramEnd"/>
-            <w:r>
-              <w:rPr>
-                <w:rFonts w:ascii="Consolas" w:eastAsia="Consolas" w:hAnsi="Consolas" w:cs="Consolas"/>
-                <w:color w:val="000000" w:themeColor="text1"/>
-                <w:sz w:val="15"/>
-                <w:szCs w:val="15"/>
-              </w:rPr>
-              <w:t xml:space="preserve">  </w:t>
-            </w:r>
-            <w:proofErr w:type="gramStart"/>
-            <w:r>
-              <w:rPr>
-                <w:rFonts w:ascii="Consolas" w:eastAsia="Consolas" w:hAnsi="Consolas" w:cs="Consolas"/>
-                <w:color w:val="000000" w:themeColor="text1"/>
-                <w:sz w:val="15"/>
-                <w:szCs w:val="15"/>
-              </w:rPr>
-              <w:t>│  │</w:t>
-            </w:r>
-            <w:proofErr w:type="gramEnd"/>
-            <w:r>
-              <w:rPr>
-                <w:rFonts w:ascii="Consolas" w:eastAsia="Consolas" w:hAnsi="Consolas" w:cs="Consolas"/>
-                <w:color w:val="000000" w:themeColor="text1"/>
-                <w:sz w:val="15"/>
-                <w:szCs w:val="15"/>
-              </w:rPr>
-              <w:t xml:space="preserve">  </w:t>
-            </w:r>
-            <w:proofErr w:type="gramStart"/>
-            <w:r>
-              <w:rPr>
-                <w:rFonts w:ascii="Consolas" w:eastAsia="Consolas" w:hAnsi="Consolas" w:cs="Consolas"/>
-                <w:color w:val="000000" w:themeColor="text1"/>
-                <w:sz w:val="15"/>
-                <w:szCs w:val="15"/>
-              </w:rPr>
-              <w:t>│  ├</w:t>
-            </w:r>
-            <w:proofErr w:type="gramEnd"/>
-            <w:r>
-              <w:rPr>
-                <w:rFonts w:ascii="Consolas" w:eastAsia="Consolas" w:hAnsi="Consolas" w:cs="Consolas"/>
-                <w:color w:val="000000" w:themeColor="text1"/>
-                <w:sz w:val="15"/>
-                <w:szCs w:val="15"/>
-              </w:rPr>
-              <w:t>── Forms</w:t>
-            </w:r>
-          </w:p>
-          <w:p>
-            <w:pPr>
-              <w:spacing w:line="220" w:lineRule="auto"/>
-              <w:rPr>
-                <w:color w:val="000000" w:themeColor="text1"/>
-              </w:rPr>
-            </w:pPr>
-            <w:proofErr w:type="gramStart"/>
-            <w:r>
-              <w:rPr>
-                <w:rFonts w:ascii="Consolas" w:eastAsia="Consolas" w:hAnsi="Consolas" w:cs="Consolas"/>
-                <w:color w:val="000000" w:themeColor="text1"/>
-                <w:sz w:val="15"/>
-                <w:szCs w:val="15"/>
-              </w:rPr>
-              <w:t>│  │</w:t>
-            </w:r>
-            <w:proofErr w:type="gramEnd"/>
-            <w:r>
-              <w:rPr>
-                <w:rFonts w:ascii="Consolas" w:eastAsia="Consolas" w:hAnsi="Consolas" w:cs="Consolas"/>
-                <w:color w:val="000000" w:themeColor="text1"/>
-                <w:sz w:val="15"/>
-                <w:szCs w:val="15"/>
-              </w:rPr>
-              <w:t xml:space="preserve">  </w:t>
-            </w:r>
-            <w:proofErr w:type="gramStart"/>
-            <w:r>
-              <w:rPr>
-                <w:rFonts w:ascii="Consolas" w:eastAsia="Consolas" w:hAnsi="Consolas" w:cs="Consolas"/>
-                <w:color w:val="000000" w:themeColor="text1"/>
-                <w:sz w:val="15"/>
-                <w:szCs w:val="15"/>
-              </w:rPr>
-              <w:t>│  │</w:t>
-            </w:r>
-            <w:proofErr w:type="gramEnd"/>
-            <w:r>
-              <w:rPr>
-                <w:rFonts w:ascii="Consolas" w:eastAsia="Consolas" w:hAnsi="Consolas" w:cs="Consolas"/>
-                <w:color w:val="000000" w:themeColor="text1"/>
-                <w:sz w:val="15"/>
-                <w:szCs w:val="15"/>
-              </w:rPr>
-              <w:t xml:space="preserve">  </w:t>
-            </w:r>
-            <w:proofErr w:type="gramStart"/>
-            <w:r>
-              <w:rPr>
-                <w:rFonts w:ascii="Consolas" w:eastAsia="Consolas" w:hAnsi="Consolas" w:cs="Consolas"/>
-                <w:color w:val="000000" w:themeColor="text1"/>
-                <w:sz w:val="15"/>
-                <w:szCs w:val="15"/>
-              </w:rPr>
-              <w:t>│  │</w:t>
-            </w:r>
-            <w:proofErr w:type="gramEnd"/>
-            <w:r>
-              <w:rPr>
-                <w:rFonts w:ascii="Consolas" w:eastAsia="Consolas" w:hAnsi="Consolas" w:cs="Consolas"/>
-                <w:color w:val="000000" w:themeColor="text1"/>
-                <w:sz w:val="15"/>
-                <w:szCs w:val="15"/>
-              </w:rPr>
-              <w:t xml:space="preserve">  ├── AdminAccount_FormController.java</w:t>
-            </w:r>
-          </w:p>
-          <w:p>
-            <w:pPr>
-              <w:spacing w:line="220" w:lineRule="auto"/>
-              <w:rPr>
-                <w:color w:val="000000" w:themeColor="text1"/>
-              </w:rPr>
-            </w:pPr>
-            <w:proofErr w:type="gramStart"/>
-            <w:r>
-              <w:rPr>
-                <w:rFonts w:ascii="Consolas" w:eastAsia="Consolas" w:hAnsi="Consolas" w:cs="Consolas"/>
-                <w:color w:val="000000" w:themeColor="text1"/>
-                <w:sz w:val="15"/>
-                <w:szCs w:val="15"/>
-              </w:rPr>
-              <w:t>│  │</w:t>
-            </w:r>
-            <w:proofErr w:type="gramEnd"/>
-            <w:r>
-              <w:rPr>
-                <w:rFonts w:ascii="Consolas" w:eastAsia="Consolas" w:hAnsi="Consolas" w:cs="Consolas"/>
-                <w:color w:val="000000" w:themeColor="text1"/>
-                <w:sz w:val="15"/>
-                <w:szCs w:val="15"/>
-              </w:rPr>
-              <w:t xml:space="preserve">  </w:t>
-            </w:r>
-            <w:proofErr w:type="gramStart"/>
-            <w:r>
-              <w:rPr>
-                <w:rFonts w:ascii="Consolas" w:eastAsia="Consolas" w:hAnsi="Consolas" w:cs="Consolas"/>
-                <w:color w:val="000000" w:themeColor="text1"/>
-                <w:sz w:val="15"/>
-                <w:szCs w:val="15"/>
-              </w:rPr>
-              <w:t>│  │</w:t>
-            </w:r>
-            <w:proofErr w:type="gramEnd"/>
-            <w:r>
-              <w:rPr>
-                <w:rFonts w:ascii="Consolas" w:eastAsia="Consolas" w:hAnsi="Consolas" w:cs="Consolas"/>
-                <w:color w:val="000000" w:themeColor="text1"/>
-                <w:sz w:val="15"/>
-                <w:szCs w:val="15"/>
-              </w:rPr>
-              <w:t xml:space="preserve">  </w:t>
-            </w:r>
-            <w:proofErr w:type="gramStart"/>
-            <w:r>
-              <w:rPr>
-                <w:rFonts w:ascii="Consolas" w:eastAsia="Consolas" w:hAnsi="Consolas" w:cs="Consolas"/>
-                <w:color w:val="000000" w:themeColor="text1"/>
-                <w:sz w:val="15"/>
-                <w:szCs w:val="15"/>
-              </w:rPr>
-              <w:t>│  │</w:t>
-            </w:r>
-            <w:proofErr w:type="gramEnd"/>
-            <w:r>
-              <w:rPr>
-                <w:rFonts w:ascii="Consolas" w:eastAsia="Consolas" w:hAnsi="Consolas" w:cs="Consolas"/>
-                <w:color w:val="000000" w:themeColor="text1"/>
-                <w:sz w:val="15"/>
-                <w:szCs w:val="15"/>
-              </w:rPr>
-              <w:t xml:space="preserve">  ├── AdminTransaction_FormController.java</w:t>
-            </w:r>
-          </w:p>
-          <w:p>
-            <w:pPr>
-              <w:spacing w:line="220" w:lineRule="auto"/>
-              <w:rPr>
-                <w:color w:val="000000" w:themeColor="text1"/>
-              </w:rPr>
-            </w:pPr>
-            <w:proofErr w:type="gramStart"/>
-            <w:r>
-              <w:rPr>
-                <w:rFonts w:ascii="Consolas" w:eastAsia="Consolas" w:hAnsi="Consolas" w:cs="Consolas"/>
-                <w:color w:val="000000" w:themeColor="text1"/>
-                <w:sz w:val="15"/>
-                <w:szCs w:val="15"/>
-              </w:rPr>
-              <w:t>│  │</w:t>
-            </w:r>
-            <w:proofErr w:type="gramEnd"/>
-            <w:r>
-              <w:rPr>
-                <w:rFonts w:ascii="Consolas" w:eastAsia="Consolas" w:hAnsi="Consolas" w:cs="Consolas"/>
-                <w:color w:val="000000" w:themeColor="text1"/>
-                <w:sz w:val="15"/>
-                <w:szCs w:val="15"/>
-              </w:rPr>
-              <w:t xml:space="preserve">  </w:t>
-            </w:r>
-            <w:proofErr w:type="gramStart"/>
-            <w:r>
-              <w:rPr>
-                <w:rFonts w:ascii="Consolas" w:eastAsia="Consolas" w:hAnsi="Consolas" w:cs="Consolas"/>
-                <w:color w:val="000000" w:themeColor="text1"/>
-                <w:sz w:val="15"/>
-                <w:szCs w:val="15"/>
-              </w:rPr>
-              <w:t>│  │</w:t>
-            </w:r>
-            <w:proofErr w:type="gramEnd"/>
-            <w:r>
-              <w:rPr>
-                <w:rFonts w:ascii="Consolas" w:eastAsia="Consolas" w:hAnsi="Consolas" w:cs="Consolas"/>
-                <w:color w:val="000000" w:themeColor="text1"/>
-                <w:sz w:val="15"/>
-                <w:szCs w:val="15"/>
-              </w:rPr>
-              <w:t xml:space="preserve">  </w:t>
-            </w:r>
-            <w:proofErr w:type="gramStart"/>
-            <w:r>
-              <w:rPr>
-                <w:rFonts w:ascii="Consolas" w:eastAsia="Consolas" w:hAnsi="Consolas" w:cs="Consolas"/>
-                <w:color w:val="000000" w:themeColor="text1"/>
-                <w:sz w:val="15"/>
-                <w:szCs w:val="15"/>
-              </w:rPr>
-              <w:t>│  ├</w:t>
-            </w:r>
-            <w:proofErr w:type="gramEnd"/>
-            <w:r>
-              <w:rPr>
-                <w:rFonts w:ascii="Consolas" w:eastAsia="Consolas" w:hAnsi="Consolas" w:cs="Consolas"/>
-                <w:color w:val="000000" w:themeColor="text1"/>
-                <w:sz w:val="15"/>
-                <w:szCs w:val="15"/>
-              </w:rPr>
-              <w:t>── Pages</w:t>
-            </w:r>
-          </w:p>
-          <w:p>
-            <w:pPr>
-              <w:spacing w:line="220" w:lineRule="auto"/>
-              <w:rPr>
-                <w:color w:val="000000" w:themeColor="text1"/>
-              </w:rPr>
-            </w:pPr>
-            <w:proofErr w:type="gramStart"/>
-            <w:r>
-              <w:rPr>
-                <w:rFonts w:ascii="Consolas" w:eastAsia="Consolas" w:hAnsi="Consolas" w:cs="Consolas"/>
-                <w:color w:val="000000" w:themeColor="text1"/>
-                <w:sz w:val="15"/>
-                <w:szCs w:val="15"/>
-              </w:rPr>
-              <w:t>│  │</w:t>
-            </w:r>
-            <w:proofErr w:type="gramEnd"/>
-            <w:r>
-              <w:rPr>
-                <w:rFonts w:ascii="Consolas" w:eastAsia="Consolas" w:hAnsi="Consolas" w:cs="Consolas"/>
-                <w:color w:val="000000" w:themeColor="text1"/>
-                <w:sz w:val="15"/>
-                <w:szCs w:val="15"/>
-              </w:rPr>
-              <w:t xml:space="preserve">  </w:t>
-            </w:r>
-            <w:proofErr w:type="gramStart"/>
-            <w:r>
-              <w:rPr>
-                <w:rFonts w:ascii="Consolas" w:eastAsia="Consolas" w:hAnsi="Consolas" w:cs="Consolas"/>
-                <w:color w:val="000000" w:themeColor="text1"/>
-                <w:sz w:val="15"/>
-                <w:szCs w:val="15"/>
-              </w:rPr>
-              <w:t>│  │</w:t>
-            </w:r>
-            <w:proofErr w:type="gramEnd"/>
-            <w:r>
-              <w:rPr>
-                <w:rFonts w:ascii="Consolas" w:eastAsia="Consolas" w:hAnsi="Consolas" w:cs="Consolas"/>
-                <w:color w:val="000000" w:themeColor="text1"/>
-                <w:sz w:val="15"/>
-                <w:szCs w:val="15"/>
-              </w:rPr>
-              <w:t xml:space="preserve">  </w:t>
-            </w:r>
-            <w:proofErr w:type="gramStart"/>
-            <w:r>
-              <w:rPr>
-                <w:rFonts w:ascii="Consolas" w:eastAsia="Consolas" w:hAnsi="Consolas" w:cs="Consolas"/>
-                <w:color w:val="000000" w:themeColor="text1"/>
-                <w:sz w:val="15"/>
-                <w:szCs w:val="15"/>
-              </w:rPr>
-              <w:t>│  │</w:t>
-            </w:r>
-            <w:proofErr w:type="gramEnd"/>
-            <w:r>
-              <w:rPr>
-                <w:rFonts w:ascii="Consolas" w:eastAsia="Consolas" w:hAnsi="Consolas" w:cs="Consolas"/>
-                <w:color w:val="000000" w:themeColor="text1"/>
-                <w:sz w:val="15"/>
-                <w:szCs w:val="15"/>
-              </w:rPr>
-              <w:t xml:space="preserve">  ├── AdminAccount_PageController.java</w:t>
-            </w:r>
-          </w:p>
-          <w:p>
-            <w:pPr>
-              <w:spacing w:line="220" w:lineRule="auto"/>
-              <w:rPr>
-                <w:color w:val="000000" w:themeColor="text1"/>
-              </w:rPr>
-            </w:pPr>
-            <w:proofErr w:type="gramStart"/>
-            <w:r>
-              <w:rPr>
-                <w:rFonts w:ascii="Consolas" w:eastAsia="Consolas" w:hAnsi="Consolas" w:cs="Consolas"/>
-                <w:color w:val="000000" w:themeColor="text1"/>
-                <w:sz w:val="15"/>
-                <w:szCs w:val="15"/>
-              </w:rPr>
-              <w:t>│  │</w:t>
-            </w:r>
-            <w:proofErr w:type="gramEnd"/>
-            <w:r>
-              <w:rPr>
-                <w:rFonts w:ascii="Consolas" w:eastAsia="Consolas" w:hAnsi="Consolas" w:cs="Consolas"/>
-                <w:color w:val="000000" w:themeColor="text1"/>
-                <w:sz w:val="15"/>
-                <w:szCs w:val="15"/>
-              </w:rPr>
-              <w:t xml:space="preserve">  </w:t>
-            </w:r>
-            <w:proofErr w:type="gramStart"/>
-            <w:r>
-              <w:rPr>
-                <w:rFonts w:ascii="Consolas" w:eastAsia="Consolas" w:hAnsi="Consolas" w:cs="Consolas"/>
-                <w:color w:val="000000" w:themeColor="text1"/>
-                <w:sz w:val="15"/>
-                <w:szCs w:val="15"/>
-              </w:rPr>
-              <w:t>│  │</w:t>
-            </w:r>
-            <w:proofErr w:type="gramEnd"/>
-            <w:r>
-              <w:rPr>
-                <w:rFonts w:ascii="Consolas" w:eastAsia="Consolas" w:hAnsi="Consolas" w:cs="Consolas"/>
-                <w:color w:val="000000" w:themeColor="text1"/>
-                <w:sz w:val="15"/>
-                <w:szCs w:val="15"/>
-              </w:rPr>
-              <w:t xml:space="preserve">  </w:t>
-            </w:r>
-            <w:proofErr w:type="gramStart"/>
-            <w:r>
-              <w:rPr>
-                <w:rFonts w:ascii="Consolas" w:eastAsia="Consolas" w:hAnsi="Consolas" w:cs="Consolas"/>
-                <w:color w:val="000000" w:themeColor="text1"/>
-                <w:sz w:val="15"/>
-                <w:szCs w:val="15"/>
-              </w:rPr>
-              <w:t>│  │</w:t>
-            </w:r>
-            <w:proofErr w:type="gramEnd"/>
-            <w:r>
-              <w:rPr>
-                <w:rFonts w:ascii="Consolas" w:eastAsia="Consolas" w:hAnsi="Consolas" w:cs="Consolas"/>
-                <w:color w:val="000000" w:themeColor="text1"/>
-                <w:sz w:val="15"/>
-                <w:szCs w:val="15"/>
-              </w:rPr>
-              <w:t xml:space="preserve">  ├── AdminCustomers_PageController.java</w:t>
-            </w:r>
-          </w:p>
-          <w:p>
-            <w:pPr>
-              <w:spacing w:line="220" w:lineRule="auto"/>
-              <w:rPr>
-                <w:color w:val="000000" w:themeColor="text1"/>
-              </w:rPr>
-            </w:pPr>
-            <w:proofErr w:type="gramStart"/>
-            <w:r>
-              <w:rPr>
-                <w:rFonts w:ascii="Consolas" w:eastAsia="Consolas" w:hAnsi="Consolas" w:cs="Consolas"/>
-                <w:color w:val="000000" w:themeColor="text1"/>
-                <w:sz w:val="15"/>
-                <w:szCs w:val="15"/>
-              </w:rPr>
-              <w:t>│  │</w:t>
-            </w:r>
-            <w:proofErr w:type="gramEnd"/>
-            <w:r>
-              <w:rPr>
-                <w:rFonts w:ascii="Consolas" w:eastAsia="Consolas" w:hAnsi="Consolas" w:cs="Consolas"/>
-                <w:color w:val="000000" w:themeColor="text1"/>
-                <w:sz w:val="15"/>
-                <w:szCs w:val="15"/>
-              </w:rPr>
-              <w:t xml:space="preserve">  </w:t>
-            </w:r>
-            <w:proofErr w:type="gramStart"/>
-            <w:r>
-              <w:rPr>
-                <w:rFonts w:ascii="Consolas" w:eastAsia="Consolas" w:hAnsi="Consolas" w:cs="Consolas"/>
-                <w:color w:val="000000" w:themeColor="text1"/>
-                <w:sz w:val="15"/>
-                <w:szCs w:val="15"/>
-              </w:rPr>
-              <w:t>│  │</w:t>
-            </w:r>
-            <w:proofErr w:type="gramEnd"/>
-            <w:r>
-              <w:rPr>
-                <w:rFonts w:ascii="Consolas" w:eastAsia="Consolas" w:hAnsi="Consolas" w:cs="Consolas"/>
-                <w:color w:val="000000" w:themeColor="text1"/>
-                <w:sz w:val="15"/>
-                <w:szCs w:val="15"/>
-              </w:rPr>
-              <w:t xml:space="preserve">  </w:t>
-            </w:r>
-            <w:proofErr w:type="gramStart"/>
-            <w:r>
-              <w:rPr>
-                <w:rFonts w:ascii="Consolas" w:eastAsia="Consolas" w:hAnsi="Consolas" w:cs="Consolas"/>
-                <w:color w:val="000000" w:themeColor="text1"/>
-                <w:sz w:val="15"/>
-                <w:szCs w:val="15"/>
-              </w:rPr>
-              <w:t>│  │</w:t>
-            </w:r>
-            <w:proofErr w:type="gramEnd"/>
-            <w:r>
-              <w:rPr>
-                <w:rFonts w:ascii="Consolas" w:eastAsia="Consolas" w:hAnsi="Consolas" w:cs="Consolas"/>
-                <w:color w:val="000000" w:themeColor="text1"/>
-                <w:sz w:val="15"/>
-                <w:szCs w:val="15"/>
-              </w:rPr>
-              <w:t xml:space="preserve">  ├── AdminTransaction_PageController.java</w:t>
-            </w:r>
-          </w:p>
-          <w:p>
-            <w:pPr>
-              <w:spacing w:line="220" w:lineRule="auto"/>
-              <w:rPr>
-                <w:color w:val="000000" w:themeColor="text1"/>
-              </w:rPr>
-            </w:pPr>
-            <w:proofErr w:type="gramStart"/>
-            <w:r>
-              <w:rPr>
-                <w:rFonts w:ascii="Consolas" w:eastAsia="Consolas" w:hAnsi="Consolas" w:cs="Consolas"/>
-                <w:color w:val="000000" w:themeColor="text1"/>
-                <w:sz w:val="15"/>
-                <w:szCs w:val="15"/>
-              </w:rPr>
-              <w:t>│  │</w:t>
-            </w:r>
-            <w:proofErr w:type="gramEnd"/>
-            <w:r>
-              <w:rPr>
-                <w:rFonts w:ascii="Consolas" w:eastAsia="Consolas" w:hAnsi="Consolas" w:cs="Consolas"/>
-                <w:color w:val="000000" w:themeColor="text1"/>
-                <w:sz w:val="15"/>
-                <w:szCs w:val="15"/>
-              </w:rPr>
-              <w:t xml:space="preserve">  </w:t>
-            </w:r>
-            <w:proofErr w:type="gramStart"/>
-            <w:r>
-              <w:rPr>
-                <w:rFonts w:ascii="Consolas" w:eastAsia="Consolas" w:hAnsi="Consolas" w:cs="Consolas"/>
-                <w:color w:val="000000" w:themeColor="text1"/>
-                <w:sz w:val="15"/>
-                <w:szCs w:val="15"/>
-              </w:rPr>
-              <w:t>│  │</w:t>
-            </w:r>
-            <w:proofErr w:type="gramEnd"/>
-            <w:r>
-              <w:rPr>
-                <w:rFonts w:ascii="Consolas" w:eastAsia="Consolas" w:hAnsi="Consolas" w:cs="Consolas"/>
-                <w:color w:val="000000" w:themeColor="text1"/>
-                <w:sz w:val="15"/>
-                <w:szCs w:val="15"/>
-              </w:rPr>
-              <w:t xml:space="preserve">  ├── Client</w:t>
-            </w:r>
-          </w:p>
-          <w:p>
-            <w:pPr>
-              <w:spacing w:line="220" w:lineRule="auto"/>
-              <w:rPr>
-                <w:color w:val="000000" w:themeColor="text1"/>
-              </w:rPr>
-            </w:pPr>
-            <w:proofErr w:type="gramStart"/>
-            <w:r>
-              <w:rPr>
-                <w:rFonts w:ascii="Consolas" w:eastAsia="Consolas" w:hAnsi="Consolas" w:cs="Consolas"/>
-                <w:color w:val="000000" w:themeColor="text1"/>
-                <w:sz w:val="15"/>
-                <w:szCs w:val="15"/>
-              </w:rPr>
-              <w:t>│  │</w:t>
-            </w:r>
-            <w:proofErr w:type="gramEnd"/>
-            <w:r>
-              <w:rPr>
-                <w:rFonts w:ascii="Consolas" w:eastAsia="Consolas" w:hAnsi="Consolas" w:cs="Consolas"/>
-                <w:color w:val="000000" w:themeColor="text1"/>
-                <w:sz w:val="15"/>
-                <w:szCs w:val="15"/>
-              </w:rPr>
-              <w:t xml:space="preserve">  </w:t>
-            </w:r>
-            <w:proofErr w:type="gramStart"/>
-            <w:r>
-              <w:rPr>
-                <w:rFonts w:ascii="Consolas" w:eastAsia="Consolas" w:hAnsi="Consolas" w:cs="Consolas"/>
-                <w:color w:val="000000" w:themeColor="text1"/>
-                <w:sz w:val="15"/>
-                <w:szCs w:val="15"/>
-              </w:rPr>
-              <w:t>│  │</w:t>
-            </w:r>
-            <w:proofErr w:type="gramEnd"/>
-            <w:r>
-              <w:rPr>
-                <w:rFonts w:ascii="Consolas" w:eastAsia="Consolas" w:hAnsi="Consolas" w:cs="Consolas"/>
-                <w:color w:val="000000" w:themeColor="text1"/>
-                <w:sz w:val="15"/>
-                <w:szCs w:val="15"/>
-              </w:rPr>
-              <w:t xml:space="preserve">  </w:t>
-            </w:r>
-            <w:proofErr w:type="gramStart"/>
-            <w:r>
-              <w:rPr>
-                <w:rFonts w:ascii="Consolas" w:eastAsia="Consolas" w:hAnsi="Consolas" w:cs="Consolas"/>
-                <w:color w:val="000000" w:themeColor="text1"/>
-                <w:sz w:val="15"/>
-                <w:szCs w:val="15"/>
-              </w:rPr>
-              <w:t>│  ├</w:t>
-            </w:r>
-            <w:proofErr w:type="gramEnd"/>
-            <w:r>
-              <w:rPr>
-                <w:rFonts w:ascii="Consolas" w:eastAsia="Consolas" w:hAnsi="Consolas" w:cs="Consolas"/>
-                <w:color w:val="000000" w:themeColor="text1"/>
-                <w:sz w:val="15"/>
-                <w:szCs w:val="15"/>
-              </w:rPr>
-              <w:t>── Cards</w:t>
-            </w:r>
-          </w:p>
-          <w:p>
-            <w:pPr>
-              <w:spacing w:line="220" w:lineRule="auto"/>
-              <w:rPr>
-                <w:color w:val="000000" w:themeColor="text1"/>
-              </w:rPr>
-            </w:pPr>
-            <w:proofErr w:type="gramStart"/>
-            <w:r>
-              <w:rPr>
-                <w:rFonts w:ascii="Consolas" w:eastAsia="Consolas" w:hAnsi="Consolas" w:cs="Consolas"/>
-                <w:color w:val="000000" w:themeColor="text1"/>
-                <w:sz w:val="15"/>
-                <w:szCs w:val="15"/>
-              </w:rPr>
-              <w:t>│  │</w:t>
-            </w:r>
-            <w:proofErr w:type="gramEnd"/>
-            <w:r>
-              <w:rPr>
-                <w:rFonts w:ascii="Consolas" w:eastAsia="Consolas" w:hAnsi="Consolas" w:cs="Consolas"/>
-                <w:color w:val="000000" w:themeColor="text1"/>
-                <w:sz w:val="15"/>
-                <w:szCs w:val="15"/>
-              </w:rPr>
-              <w:t xml:space="preserve">  </w:t>
-            </w:r>
-            <w:proofErr w:type="gramStart"/>
-            <w:r>
-              <w:rPr>
-                <w:rFonts w:ascii="Consolas" w:eastAsia="Consolas" w:hAnsi="Consolas" w:cs="Consolas"/>
-                <w:color w:val="000000" w:themeColor="text1"/>
-                <w:sz w:val="15"/>
-                <w:szCs w:val="15"/>
-              </w:rPr>
-              <w:t>│  │</w:t>
-            </w:r>
-            <w:proofErr w:type="gramEnd"/>
-            <w:r>
-              <w:rPr>
-                <w:rFonts w:ascii="Consolas" w:eastAsia="Consolas" w:hAnsi="Consolas" w:cs="Consolas"/>
-                <w:color w:val="000000" w:themeColor="text1"/>
-                <w:sz w:val="15"/>
-                <w:szCs w:val="15"/>
-              </w:rPr>
-              <w:t xml:space="preserve">  </w:t>
-            </w:r>
-            <w:proofErr w:type="gramStart"/>
-            <w:r>
-              <w:rPr>
-                <w:rFonts w:ascii="Consolas" w:eastAsia="Consolas" w:hAnsi="Consolas" w:cs="Consolas"/>
-                <w:color w:val="000000" w:themeColor="text1"/>
-                <w:sz w:val="15"/>
-                <w:szCs w:val="15"/>
-              </w:rPr>
-              <w:t>│  │</w:t>
-            </w:r>
-            <w:proofErr w:type="gramEnd"/>
-            <w:r>
-              <w:rPr>
-                <w:rFonts w:ascii="Consolas" w:eastAsia="Consolas" w:hAnsi="Consolas" w:cs="Consolas"/>
-                <w:color w:val="000000" w:themeColor="text1"/>
-                <w:sz w:val="15"/>
-                <w:szCs w:val="15"/>
-              </w:rPr>
-              <w:t xml:space="preserve">  ├── Notification_CardController.java</w:t>
-            </w:r>
-          </w:p>
-          <w:p>
-            <w:pPr>
-              <w:spacing w:line="220" w:lineRule="auto"/>
-              <w:rPr>
-                <w:color w:val="000000" w:themeColor="text1"/>
-              </w:rPr>
-            </w:pPr>
-            <w:proofErr w:type="gramStart"/>
-            <w:r>
-              <w:rPr>
-                <w:rFonts w:ascii="Consolas" w:eastAsia="Consolas" w:hAnsi="Consolas" w:cs="Consolas"/>
-                <w:color w:val="000000" w:themeColor="text1"/>
-                <w:sz w:val="15"/>
-                <w:szCs w:val="15"/>
-              </w:rPr>
-              <w:t>│  │</w:t>
-            </w:r>
-            <w:proofErr w:type="gramEnd"/>
-            <w:r>
-              <w:rPr>
-                <w:rFonts w:ascii="Consolas" w:eastAsia="Consolas" w:hAnsi="Consolas" w:cs="Consolas"/>
-                <w:color w:val="000000" w:themeColor="text1"/>
-                <w:sz w:val="15"/>
-                <w:szCs w:val="15"/>
-              </w:rPr>
-              <w:t xml:space="preserve">  </w:t>
-            </w:r>
-            <w:proofErr w:type="gramStart"/>
-            <w:r>
-              <w:rPr>
-                <w:rFonts w:ascii="Consolas" w:eastAsia="Consolas" w:hAnsi="Consolas" w:cs="Consolas"/>
-                <w:color w:val="000000" w:themeColor="text1"/>
-                <w:sz w:val="15"/>
-                <w:szCs w:val="15"/>
-              </w:rPr>
-              <w:t>│  │</w:t>
-            </w:r>
-            <w:proofErr w:type="gramEnd"/>
-            <w:r>
-              <w:rPr>
-                <w:rFonts w:ascii="Consolas" w:eastAsia="Consolas" w:hAnsi="Consolas" w:cs="Consolas"/>
-                <w:color w:val="000000" w:themeColor="text1"/>
-                <w:sz w:val="15"/>
-                <w:szCs w:val="15"/>
-              </w:rPr>
-              <w:t xml:space="preserve">  </w:t>
-            </w:r>
-            <w:proofErr w:type="gramStart"/>
-            <w:r>
-              <w:rPr>
-                <w:rFonts w:ascii="Consolas" w:eastAsia="Consolas" w:hAnsi="Consolas" w:cs="Consolas"/>
-                <w:color w:val="000000" w:themeColor="text1"/>
-                <w:sz w:val="15"/>
-                <w:szCs w:val="15"/>
-              </w:rPr>
-              <w:t>│  │</w:t>
-            </w:r>
-            <w:proofErr w:type="gramEnd"/>
-            <w:r>
-              <w:rPr>
-                <w:rFonts w:ascii="Consolas" w:eastAsia="Consolas" w:hAnsi="Consolas" w:cs="Consolas"/>
-                <w:color w:val="000000" w:themeColor="text1"/>
-                <w:sz w:val="15"/>
-                <w:szCs w:val="15"/>
-              </w:rPr>
-              <w:t xml:space="preserve">  ├── Transaction_CardController.java</w:t>
-            </w:r>
-          </w:p>
-          <w:p>
-            <w:pPr>
-              <w:spacing w:line="220" w:lineRule="auto"/>
-              <w:rPr>
-                <w:color w:val="000000" w:themeColor="text1"/>
-              </w:rPr>
-            </w:pPr>
-            <w:proofErr w:type="gramStart"/>
-            <w:r>
-              <w:rPr>
-                <w:rFonts w:ascii="Consolas" w:eastAsia="Consolas" w:hAnsi="Consolas" w:cs="Consolas"/>
-                <w:color w:val="000000" w:themeColor="text1"/>
-                <w:sz w:val="15"/>
-                <w:szCs w:val="15"/>
-              </w:rPr>
-              <w:t>│  │</w:t>
-            </w:r>
-            <w:proofErr w:type="gramEnd"/>
-            <w:r>
-              <w:rPr>
-                <w:rFonts w:ascii="Consolas" w:eastAsia="Consolas" w:hAnsi="Consolas" w:cs="Consolas"/>
-                <w:color w:val="000000" w:themeColor="text1"/>
-                <w:sz w:val="15"/>
-                <w:szCs w:val="15"/>
-              </w:rPr>
-              <w:t xml:space="preserve">  </w:t>
-            </w:r>
-            <w:proofErr w:type="gramStart"/>
-            <w:r>
-              <w:rPr>
-                <w:rFonts w:ascii="Consolas" w:eastAsia="Consolas" w:hAnsi="Consolas" w:cs="Consolas"/>
-                <w:color w:val="000000" w:themeColor="text1"/>
-                <w:sz w:val="15"/>
-                <w:szCs w:val="15"/>
-              </w:rPr>
-              <w:t>│  │</w:t>
-            </w:r>
-            <w:proofErr w:type="gramEnd"/>
-            <w:r>
-              <w:rPr>
-                <w:rFonts w:ascii="Consolas" w:eastAsia="Consolas" w:hAnsi="Consolas" w:cs="Consolas"/>
-                <w:color w:val="000000" w:themeColor="text1"/>
-                <w:sz w:val="15"/>
-                <w:szCs w:val="15"/>
-              </w:rPr>
-              <w:t xml:space="preserve">  </w:t>
-            </w:r>
-            <w:proofErr w:type="gramStart"/>
-            <w:r>
-              <w:rPr>
-                <w:rFonts w:ascii="Consolas" w:eastAsia="Consolas" w:hAnsi="Consolas" w:cs="Consolas"/>
-                <w:color w:val="000000" w:themeColor="text1"/>
-                <w:sz w:val="15"/>
-                <w:szCs w:val="15"/>
-              </w:rPr>
-              <w:t>│  ├</w:t>
-            </w:r>
-            <w:proofErr w:type="gramEnd"/>
-            <w:r>
-              <w:rPr>
-                <w:rFonts w:ascii="Consolas" w:eastAsia="Consolas" w:hAnsi="Consolas" w:cs="Consolas"/>
-                <w:color w:val="000000" w:themeColor="text1"/>
-                <w:sz w:val="15"/>
-                <w:szCs w:val="15"/>
-              </w:rPr>
-              <w:t>── Forms</w:t>
-            </w:r>
-          </w:p>
-          <w:p>
-            <w:pPr>
-              <w:spacing w:line="220" w:lineRule="auto"/>
-              <w:rPr>
-                <w:color w:val="000000" w:themeColor="text1"/>
-              </w:rPr>
-            </w:pPr>
-            <w:proofErr w:type="gramStart"/>
-            <w:r>
-              <w:rPr>
-                <w:rFonts w:ascii="Consolas" w:eastAsia="Consolas" w:hAnsi="Consolas" w:cs="Consolas"/>
-                <w:color w:val="000000" w:themeColor="text1"/>
-                <w:sz w:val="15"/>
-                <w:szCs w:val="15"/>
-              </w:rPr>
-              <w:t>│  │</w:t>
-            </w:r>
-            <w:proofErr w:type="gramEnd"/>
-            <w:r>
-              <w:rPr>
-                <w:rFonts w:ascii="Consolas" w:eastAsia="Consolas" w:hAnsi="Consolas" w:cs="Consolas"/>
-                <w:color w:val="000000" w:themeColor="text1"/>
-                <w:sz w:val="15"/>
-                <w:szCs w:val="15"/>
-              </w:rPr>
-              <w:t xml:space="preserve">  </w:t>
-            </w:r>
-            <w:proofErr w:type="gramStart"/>
-            <w:r>
-              <w:rPr>
-                <w:rFonts w:ascii="Consolas" w:eastAsia="Consolas" w:hAnsi="Consolas" w:cs="Consolas"/>
-                <w:color w:val="000000" w:themeColor="text1"/>
-                <w:sz w:val="15"/>
-                <w:szCs w:val="15"/>
-              </w:rPr>
-              <w:t>│  │</w:t>
-            </w:r>
-            <w:proofErr w:type="gramEnd"/>
-            <w:r>
-              <w:rPr>
-                <w:rFonts w:ascii="Consolas" w:eastAsia="Consolas" w:hAnsi="Consolas" w:cs="Consolas"/>
-                <w:color w:val="000000" w:themeColor="text1"/>
-                <w:sz w:val="15"/>
-                <w:szCs w:val="15"/>
-              </w:rPr>
-              <w:t xml:space="preserve">  </w:t>
-            </w:r>
-            <w:proofErr w:type="gramStart"/>
-            <w:r>
-              <w:rPr>
-                <w:rFonts w:ascii="Consolas" w:eastAsia="Consolas" w:hAnsi="Consolas" w:cs="Consolas"/>
-                <w:color w:val="000000" w:themeColor="text1"/>
-                <w:sz w:val="15"/>
-                <w:szCs w:val="15"/>
-              </w:rPr>
-              <w:t>│  │</w:t>
-            </w:r>
-            <w:proofErr w:type="gramEnd"/>
-            <w:r>
-              <w:rPr>
-                <w:rFonts w:ascii="Consolas" w:eastAsia="Consolas" w:hAnsi="Consolas" w:cs="Consolas"/>
-                <w:color w:val="000000" w:themeColor="text1"/>
-                <w:sz w:val="15"/>
-                <w:szCs w:val="15"/>
-              </w:rPr>
-              <w:t xml:space="preserve">  ├── DepositMoney_FormController.java</w:t>
-            </w:r>
-          </w:p>
-          <w:p>
-            <w:pPr>
-              <w:spacing w:line="220" w:lineRule="auto"/>
-              <w:rPr>
-                <w:color w:val="000000" w:themeColor="text1"/>
-              </w:rPr>
-            </w:pPr>
-            <w:proofErr w:type="gramStart"/>
-            <w:r>
-              <w:rPr>
-                <w:rFonts w:ascii="Consolas" w:eastAsia="Consolas" w:hAnsi="Consolas" w:cs="Consolas"/>
-                <w:color w:val="000000" w:themeColor="text1"/>
-                <w:sz w:val="15"/>
-                <w:szCs w:val="15"/>
-              </w:rPr>
-              <w:t>│  │</w:t>
-            </w:r>
-            <w:proofErr w:type="gramEnd"/>
-            <w:r>
-              <w:rPr>
-                <w:rFonts w:ascii="Consolas" w:eastAsia="Consolas" w:hAnsi="Consolas" w:cs="Consolas"/>
-                <w:color w:val="000000" w:themeColor="text1"/>
-                <w:sz w:val="15"/>
-                <w:szCs w:val="15"/>
-              </w:rPr>
-              <w:t xml:space="preserve">  </w:t>
-            </w:r>
-            <w:proofErr w:type="gramStart"/>
-            <w:r>
-              <w:rPr>
-                <w:rFonts w:ascii="Consolas" w:eastAsia="Consolas" w:hAnsi="Consolas" w:cs="Consolas"/>
-                <w:color w:val="000000" w:themeColor="text1"/>
-                <w:sz w:val="15"/>
-                <w:szCs w:val="15"/>
-              </w:rPr>
-              <w:t>│  │</w:t>
-            </w:r>
-            <w:proofErr w:type="gramEnd"/>
-            <w:r>
-              <w:rPr>
-                <w:rFonts w:ascii="Consolas" w:eastAsia="Consolas" w:hAnsi="Consolas" w:cs="Consolas"/>
-                <w:color w:val="000000" w:themeColor="text1"/>
-                <w:sz w:val="15"/>
-                <w:szCs w:val="15"/>
-              </w:rPr>
-              <w:t xml:space="preserve">  </w:t>
-            </w:r>
-            <w:proofErr w:type="gramStart"/>
-            <w:r>
-              <w:rPr>
-                <w:rFonts w:ascii="Consolas" w:eastAsia="Consolas" w:hAnsi="Consolas" w:cs="Consolas"/>
-                <w:color w:val="000000" w:themeColor="text1"/>
-                <w:sz w:val="15"/>
-                <w:szCs w:val="15"/>
-              </w:rPr>
-              <w:t>│  │</w:t>
-            </w:r>
-            <w:proofErr w:type="gramEnd"/>
-            <w:r>
-              <w:rPr>
-                <w:rFonts w:ascii="Consolas" w:eastAsia="Consolas" w:hAnsi="Consolas" w:cs="Consolas"/>
-                <w:color w:val="000000" w:themeColor="text1"/>
-                <w:sz w:val="15"/>
-                <w:szCs w:val="15"/>
-              </w:rPr>
-              <w:t xml:space="preserve">  ├── Profile_FormController.java</w:t>
-            </w:r>
-          </w:p>
-          <w:p>
-            <w:pPr>
-              <w:spacing w:line="220" w:lineRule="auto"/>
-              <w:rPr>
-                <w:color w:val="000000" w:themeColor="text1"/>
-              </w:rPr>
-            </w:pPr>
-            <w:proofErr w:type="gramStart"/>
-            <w:r>
-              <w:rPr>
-                <w:rFonts w:ascii="Consolas" w:eastAsia="Consolas" w:hAnsi="Consolas" w:cs="Consolas"/>
-                <w:color w:val="000000" w:themeColor="text1"/>
-                <w:sz w:val="15"/>
-                <w:szCs w:val="15"/>
-              </w:rPr>
-              <w:t>│  │</w:t>
-            </w:r>
-            <w:proofErr w:type="gramEnd"/>
-            <w:r>
-              <w:rPr>
-                <w:rFonts w:ascii="Consolas" w:eastAsia="Consolas" w:hAnsi="Consolas" w:cs="Consolas"/>
-                <w:color w:val="000000" w:themeColor="text1"/>
-                <w:sz w:val="15"/>
-                <w:szCs w:val="15"/>
-              </w:rPr>
-              <w:t xml:space="preserve">  </w:t>
-            </w:r>
-            <w:proofErr w:type="gramStart"/>
-            <w:r>
-              <w:rPr>
-                <w:rFonts w:ascii="Consolas" w:eastAsia="Consolas" w:hAnsi="Consolas" w:cs="Consolas"/>
-                <w:color w:val="000000" w:themeColor="text1"/>
-                <w:sz w:val="15"/>
-                <w:szCs w:val="15"/>
-              </w:rPr>
-              <w:t>│  │</w:t>
-            </w:r>
-            <w:proofErr w:type="gramEnd"/>
-            <w:r>
-              <w:rPr>
-                <w:rFonts w:ascii="Consolas" w:eastAsia="Consolas" w:hAnsi="Consolas" w:cs="Consolas"/>
-                <w:color w:val="000000" w:themeColor="text1"/>
-                <w:sz w:val="15"/>
-                <w:szCs w:val="15"/>
-              </w:rPr>
-              <w:t xml:space="preserve">  </w:t>
-            </w:r>
-            <w:proofErr w:type="gramStart"/>
-            <w:r>
-              <w:rPr>
-                <w:rFonts w:ascii="Consolas" w:eastAsia="Consolas" w:hAnsi="Consolas" w:cs="Consolas"/>
-                <w:color w:val="000000" w:themeColor="text1"/>
-                <w:sz w:val="15"/>
-                <w:szCs w:val="15"/>
-              </w:rPr>
-              <w:t>│  │</w:t>
-            </w:r>
-            <w:proofErr w:type="gramEnd"/>
-            <w:r>
-              <w:rPr>
-                <w:rFonts w:ascii="Consolas" w:eastAsia="Consolas" w:hAnsi="Consolas" w:cs="Consolas"/>
-                <w:color w:val="000000" w:themeColor="text1"/>
-                <w:sz w:val="15"/>
-                <w:szCs w:val="15"/>
-              </w:rPr>
-              <w:t xml:space="preserve">  ├── SendMoney_FormController.java</w:t>
-            </w:r>
-          </w:p>
-          <w:p>
-            <w:pPr>
-              <w:spacing w:line="220" w:lineRule="auto"/>
-              <w:rPr>
-                <w:color w:val="000000" w:themeColor="text1"/>
-              </w:rPr>
-            </w:pPr>
-            <w:proofErr w:type="gramStart"/>
-            <w:r>
-              <w:rPr>
-                <w:rFonts w:ascii="Consolas" w:eastAsia="Consolas" w:hAnsi="Consolas" w:cs="Consolas"/>
-                <w:color w:val="000000" w:themeColor="text1"/>
-                <w:sz w:val="15"/>
-                <w:szCs w:val="15"/>
-              </w:rPr>
-              <w:t>│  │</w:t>
-            </w:r>
-            <w:proofErr w:type="gramEnd"/>
-            <w:r>
-              <w:rPr>
-                <w:rFonts w:ascii="Consolas" w:eastAsia="Consolas" w:hAnsi="Consolas" w:cs="Consolas"/>
-                <w:color w:val="000000" w:themeColor="text1"/>
-                <w:sz w:val="15"/>
-                <w:szCs w:val="15"/>
-              </w:rPr>
-              <w:t xml:space="preserve">  </w:t>
-            </w:r>
-            <w:proofErr w:type="gramStart"/>
-            <w:r>
-              <w:rPr>
-                <w:rFonts w:ascii="Consolas" w:eastAsia="Consolas" w:hAnsi="Consolas" w:cs="Consolas"/>
-                <w:color w:val="000000" w:themeColor="text1"/>
-                <w:sz w:val="15"/>
-                <w:szCs w:val="15"/>
-              </w:rPr>
-              <w:t>│  │</w:t>
-            </w:r>
-            <w:proofErr w:type="gramEnd"/>
-            <w:r>
-              <w:rPr>
-                <w:rFonts w:ascii="Consolas" w:eastAsia="Consolas" w:hAnsi="Consolas" w:cs="Consolas"/>
-                <w:color w:val="000000" w:themeColor="text1"/>
-                <w:sz w:val="15"/>
-                <w:szCs w:val="15"/>
-              </w:rPr>
-              <w:t xml:space="preserve">  </w:t>
-            </w:r>
-            <w:proofErr w:type="gramStart"/>
-            <w:r>
-              <w:rPr>
-                <w:rFonts w:ascii="Consolas" w:eastAsia="Consolas" w:hAnsi="Consolas" w:cs="Consolas"/>
-                <w:color w:val="000000" w:themeColor="text1"/>
-                <w:sz w:val="15"/>
-                <w:szCs w:val="15"/>
-              </w:rPr>
-              <w:t>│  │</w:t>
-            </w:r>
-            <w:proofErr w:type="gramEnd"/>
-            <w:r>
-              <w:rPr>
-                <w:rFonts w:ascii="Consolas" w:eastAsia="Consolas" w:hAnsi="Consolas" w:cs="Consolas"/>
-                <w:color w:val="000000" w:themeColor="text1"/>
-                <w:sz w:val="15"/>
-                <w:szCs w:val="15"/>
-              </w:rPr>
-              <w:t xml:space="preserve">  ├── WithdrawMoney_FormController.java</w:t>
-            </w:r>
-          </w:p>
-          <w:p>
-            <w:pPr>
-              <w:spacing w:line="220" w:lineRule="auto"/>
-              <w:rPr>
-                <w:color w:val="000000" w:themeColor="text1"/>
-              </w:rPr>
-            </w:pPr>
-            <w:proofErr w:type="gramStart"/>
-            <w:r>
-              <w:rPr>
-                <w:rFonts w:ascii="Consolas" w:eastAsia="Consolas" w:hAnsi="Consolas" w:cs="Consolas"/>
-                <w:color w:val="000000" w:themeColor="text1"/>
-                <w:sz w:val="15"/>
-                <w:szCs w:val="15"/>
-              </w:rPr>
-              <w:t>│  │</w:t>
-            </w:r>
-            <w:proofErr w:type="gramEnd"/>
-            <w:r>
-              <w:rPr>
-                <w:rFonts w:ascii="Consolas" w:eastAsia="Consolas" w:hAnsi="Consolas" w:cs="Consolas"/>
-                <w:color w:val="000000" w:themeColor="text1"/>
-                <w:sz w:val="15"/>
-                <w:szCs w:val="15"/>
-              </w:rPr>
-              <w:t xml:space="preserve">  </w:t>
-            </w:r>
-            <w:proofErr w:type="gramStart"/>
-            <w:r>
-              <w:rPr>
-                <w:rFonts w:ascii="Consolas" w:eastAsia="Consolas" w:hAnsi="Consolas" w:cs="Consolas"/>
-                <w:color w:val="000000" w:themeColor="text1"/>
-                <w:sz w:val="15"/>
-                <w:szCs w:val="15"/>
-              </w:rPr>
-              <w:t>│  │</w:t>
-            </w:r>
-            <w:proofErr w:type="gramEnd"/>
-            <w:r>
-              <w:rPr>
-                <w:rFonts w:ascii="Consolas" w:eastAsia="Consolas" w:hAnsi="Consolas" w:cs="Consolas"/>
-                <w:color w:val="000000" w:themeColor="text1"/>
-                <w:sz w:val="15"/>
-                <w:szCs w:val="15"/>
-              </w:rPr>
-              <w:t xml:space="preserve">  </w:t>
-            </w:r>
-            <w:proofErr w:type="gramStart"/>
-            <w:r>
-              <w:rPr>
-                <w:rFonts w:ascii="Consolas" w:eastAsia="Consolas" w:hAnsi="Consolas" w:cs="Consolas"/>
-                <w:color w:val="000000" w:themeColor="text1"/>
-                <w:sz w:val="15"/>
-                <w:szCs w:val="15"/>
-              </w:rPr>
-              <w:t>│  ├</w:t>
-            </w:r>
-            <w:proofErr w:type="gramEnd"/>
-            <w:r>
-              <w:rPr>
-                <w:rFonts w:ascii="Consolas" w:eastAsia="Consolas" w:hAnsi="Consolas" w:cs="Consolas"/>
-                <w:color w:val="000000" w:themeColor="text1"/>
-                <w:sz w:val="15"/>
-                <w:szCs w:val="15"/>
-              </w:rPr>
-              <w:t>── Pages</w:t>
-            </w:r>
-          </w:p>
-          <w:p>
-            <w:pPr>
-              <w:spacing w:line="220" w:lineRule="auto"/>
-              <w:rPr>
-                <w:color w:val="000000" w:themeColor="text1"/>
-              </w:rPr>
-            </w:pPr>
-            <w:proofErr w:type="gramStart"/>
-            <w:r>
-              <w:rPr>
-                <w:rFonts w:ascii="Consolas" w:eastAsia="Consolas" w:hAnsi="Consolas" w:cs="Consolas"/>
-                <w:color w:val="000000" w:themeColor="text1"/>
-                <w:sz w:val="15"/>
-                <w:szCs w:val="15"/>
-              </w:rPr>
-              <w:t>│  │</w:t>
-            </w:r>
-            <w:proofErr w:type="gramEnd"/>
-            <w:r>
-              <w:rPr>
-                <w:rFonts w:ascii="Consolas" w:eastAsia="Consolas" w:hAnsi="Consolas" w:cs="Consolas"/>
-                <w:color w:val="000000" w:themeColor="text1"/>
-                <w:sz w:val="15"/>
-                <w:szCs w:val="15"/>
-              </w:rPr>
-              <w:t xml:space="preserve">  </w:t>
-            </w:r>
-            <w:proofErr w:type="gramStart"/>
-            <w:r>
-              <w:rPr>
-                <w:rFonts w:ascii="Consolas" w:eastAsia="Consolas" w:hAnsi="Consolas" w:cs="Consolas"/>
-                <w:color w:val="000000" w:themeColor="text1"/>
-                <w:sz w:val="15"/>
-                <w:szCs w:val="15"/>
-              </w:rPr>
-              <w:t>│  │</w:t>
-            </w:r>
-            <w:proofErr w:type="gramEnd"/>
-            <w:r>
-              <w:rPr>
-                <w:rFonts w:ascii="Consolas" w:eastAsia="Consolas" w:hAnsi="Consolas" w:cs="Consolas"/>
-                <w:color w:val="000000" w:themeColor="text1"/>
-                <w:sz w:val="15"/>
-                <w:szCs w:val="15"/>
-              </w:rPr>
-              <w:t xml:space="preserve">  </w:t>
-            </w:r>
-            <w:proofErr w:type="gramStart"/>
-            <w:r>
-              <w:rPr>
-                <w:rFonts w:ascii="Consolas" w:eastAsia="Consolas" w:hAnsi="Consolas" w:cs="Consolas"/>
-                <w:color w:val="000000" w:themeColor="text1"/>
-                <w:sz w:val="15"/>
-                <w:szCs w:val="15"/>
-              </w:rPr>
-              <w:t>│  │</w:t>
-            </w:r>
-            <w:proofErr w:type="gramEnd"/>
-            <w:r>
-              <w:rPr>
-                <w:rFonts w:ascii="Consolas" w:eastAsia="Consolas" w:hAnsi="Consolas" w:cs="Consolas"/>
-                <w:color w:val="000000" w:themeColor="text1"/>
-                <w:sz w:val="15"/>
-                <w:szCs w:val="15"/>
-              </w:rPr>
-              <w:t xml:space="preserve">  ├── Dashboard_PageController.java</w:t>
-            </w:r>
-          </w:p>
-          <w:p>
-            <w:pPr>
-              <w:spacing w:line="220" w:lineRule="auto"/>
-              <w:rPr>
-                <w:color w:val="000000" w:themeColor="text1"/>
-              </w:rPr>
-            </w:pPr>
-            <w:proofErr w:type="gramStart"/>
-            <w:r>
-              <w:rPr>
-                <w:rFonts w:ascii="Consolas" w:eastAsia="Consolas" w:hAnsi="Consolas" w:cs="Consolas"/>
-                <w:color w:val="000000" w:themeColor="text1"/>
-                <w:sz w:val="15"/>
-                <w:szCs w:val="15"/>
-              </w:rPr>
-              <w:t>│  │</w:t>
-            </w:r>
-            <w:proofErr w:type="gramEnd"/>
-            <w:r>
-              <w:rPr>
-                <w:rFonts w:ascii="Consolas" w:eastAsia="Consolas" w:hAnsi="Consolas" w:cs="Consolas"/>
-                <w:color w:val="000000" w:themeColor="text1"/>
-                <w:sz w:val="15"/>
-                <w:szCs w:val="15"/>
-              </w:rPr>
-              <w:t xml:space="preserve">  </w:t>
-            </w:r>
-            <w:proofErr w:type="gramStart"/>
-            <w:r>
-              <w:rPr>
-                <w:rFonts w:ascii="Consolas" w:eastAsia="Consolas" w:hAnsi="Consolas" w:cs="Consolas"/>
-                <w:color w:val="000000" w:themeColor="text1"/>
-                <w:sz w:val="15"/>
-                <w:szCs w:val="15"/>
-              </w:rPr>
-              <w:t>│  │</w:t>
-            </w:r>
-            <w:proofErr w:type="gramEnd"/>
-            <w:r>
-              <w:rPr>
-                <w:rFonts w:ascii="Consolas" w:eastAsia="Consolas" w:hAnsi="Consolas" w:cs="Consolas"/>
-                <w:color w:val="000000" w:themeColor="text1"/>
-                <w:sz w:val="15"/>
-                <w:szCs w:val="15"/>
-              </w:rPr>
-              <w:t xml:space="preserve">  </w:t>
-            </w:r>
-            <w:proofErr w:type="gramStart"/>
-            <w:r>
-              <w:rPr>
-                <w:rFonts w:ascii="Consolas" w:eastAsia="Consolas" w:hAnsi="Consolas" w:cs="Consolas"/>
-                <w:color w:val="000000" w:themeColor="text1"/>
-                <w:sz w:val="15"/>
-                <w:szCs w:val="15"/>
-              </w:rPr>
-              <w:t>│  │</w:t>
-            </w:r>
-            <w:proofErr w:type="gramEnd"/>
-            <w:r>
-              <w:rPr>
-                <w:rFonts w:ascii="Consolas" w:eastAsia="Consolas" w:hAnsi="Consolas" w:cs="Consolas"/>
-                <w:color w:val="000000" w:themeColor="text1"/>
-                <w:sz w:val="15"/>
-                <w:szCs w:val="15"/>
-              </w:rPr>
-              <w:t xml:space="preserve">  ├── Transaction_PageController.java</w:t>
-            </w:r>
-          </w:p>
-          <w:p>
-            <w:pPr>
-              <w:spacing w:line="220" w:lineRule="auto"/>
-              <w:rPr>
-                <w:color w:val="000000" w:themeColor="text1"/>
-              </w:rPr>
-            </w:pPr>
-            <w:proofErr w:type="gramStart"/>
-            <w:r>
-              <w:rPr>
-                <w:rFonts w:ascii="Consolas" w:eastAsia="Consolas" w:hAnsi="Consolas" w:cs="Consolas"/>
-                <w:color w:val="000000" w:themeColor="text1"/>
-                <w:sz w:val="15"/>
-                <w:szCs w:val="15"/>
-              </w:rPr>
-              <w:t>│  │</w:t>
-            </w:r>
-            <w:proofErr w:type="gramEnd"/>
-            <w:r>
-              <w:rPr>
-                <w:rFonts w:ascii="Consolas" w:eastAsia="Consolas" w:hAnsi="Consolas" w:cs="Consolas"/>
-                <w:color w:val="000000" w:themeColor="text1"/>
-                <w:sz w:val="15"/>
-                <w:szCs w:val="15"/>
-              </w:rPr>
-              <w:t xml:space="preserve">  </w:t>
-            </w:r>
-            <w:proofErr w:type="gramStart"/>
-            <w:r>
-              <w:rPr>
-                <w:rFonts w:ascii="Consolas" w:eastAsia="Consolas" w:hAnsi="Consolas" w:cs="Consolas"/>
-                <w:color w:val="000000" w:themeColor="text1"/>
-                <w:sz w:val="15"/>
-                <w:szCs w:val="15"/>
-              </w:rPr>
-              <w:t>│  │</w:t>
-            </w:r>
-            <w:proofErr w:type="gramEnd"/>
-            <w:r>
-              <w:rPr>
-                <w:rFonts w:ascii="Consolas" w:eastAsia="Consolas" w:hAnsi="Consolas" w:cs="Consolas"/>
-                <w:color w:val="000000" w:themeColor="text1"/>
-                <w:sz w:val="15"/>
-                <w:szCs w:val="15"/>
-              </w:rPr>
-              <w:t xml:space="preserve">  </w:t>
-            </w:r>
-            <w:proofErr w:type="gramStart"/>
-            <w:r>
-              <w:rPr>
-                <w:rFonts w:ascii="Consolas" w:eastAsia="Consolas" w:hAnsi="Consolas" w:cs="Consolas"/>
-                <w:color w:val="000000" w:themeColor="text1"/>
-                <w:sz w:val="15"/>
-                <w:szCs w:val="15"/>
-              </w:rPr>
-              <w:t>│  ├</w:t>
-            </w:r>
-            <w:proofErr w:type="gramEnd"/>
-            <w:r>
-              <w:rPr>
-                <w:rFonts w:ascii="Consolas" w:eastAsia="Consolas" w:hAnsi="Consolas" w:cs="Consolas"/>
-                <w:color w:val="000000" w:themeColor="text1"/>
-                <w:sz w:val="15"/>
-                <w:szCs w:val="15"/>
-              </w:rPr>
-              <w:t>── ForgotPassword_PageController.java</w:t>
-            </w:r>
-          </w:p>
-          <w:p>
-            <w:pPr>
-              <w:spacing w:line="220" w:lineRule="auto"/>
-              <w:rPr>
-                <w:color w:val="000000" w:themeColor="text1"/>
-              </w:rPr>
-            </w:pPr>
-            <w:proofErr w:type="gramStart"/>
-            <w:r>
-              <w:rPr>
-                <w:rFonts w:ascii="Consolas" w:eastAsia="Consolas" w:hAnsi="Consolas" w:cs="Consolas"/>
-                <w:color w:val="000000" w:themeColor="text1"/>
-                <w:sz w:val="15"/>
-                <w:szCs w:val="15"/>
-              </w:rPr>
-              <w:t>│  │</w:t>
-            </w:r>
-            <w:proofErr w:type="gramEnd"/>
-            <w:r>
-              <w:rPr>
-                <w:rFonts w:ascii="Consolas" w:eastAsia="Consolas" w:hAnsi="Consolas" w:cs="Consolas"/>
-                <w:color w:val="000000" w:themeColor="text1"/>
-                <w:sz w:val="15"/>
-                <w:szCs w:val="15"/>
-              </w:rPr>
-              <w:t xml:space="preserve">  </w:t>
-            </w:r>
-            <w:proofErr w:type="gramStart"/>
-            <w:r>
-              <w:rPr>
-                <w:rFonts w:ascii="Consolas" w:eastAsia="Consolas" w:hAnsi="Consolas" w:cs="Consolas"/>
-                <w:color w:val="000000" w:themeColor="text1"/>
-                <w:sz w:val="15"/>
-                <w:szCs w:val="15"/>
-              </w:rPr>
-              <w:t>│  │</w:t>
-            </w:r>
-            <w:proofErr w:type="gramEnd"/>
-            <w:r>
-              <w:rPr>
-                <w:rFonts w:ascii="Consolas" w:eastAsia="Consolas" w:hAnsi="Consolas" w:cs="Consolas"/>
-                <w:color w:val="000000" w:themeColor="text1"/>
-                <w:sz w:val="15"/>
-                <w:szCs w:val="15"/>
-              </w:rPr>
-              <w:t xml:space="preserve">  </w:t>
-            </w:r>
-            <w:proofErr w:type="gramStart"/>
-            <w:r>
-              <w:rPr>
-                <w:rFonts w:ascii="Consolas" w:eastAsia="Consolas" w:hAnsi="Consolas" w:cs="Consolas"/>
-                <w:color w:val="000000" w:themeColor="text1"/>
-                <w:sz w:val="15"/>
-                <w:szCs w:val="15"/>
-              </w:rPr>
-              <w:t>│  ├</w:t>
-            </w:r>
-            <w:proofErr w:type="gramEnd"/>
-            <w:r>
-              <w:rPr>
-                <w:rFonts w:ascii="Consolas" w:eastAsia="Consolas" w:hAnsi="Consolas" w:cs="Consolas"/>
-                <w:color w:val="000000" w:themeColor="text1"/>
-                <w:sz w:val="15"/>
-                <w:szCs w:val="15"/>
-              </w:rPr>
-              <w:t>── Login_PageController.java</w:t>
-            </w:r>
-          </w:p>
-          <w:p>
-            <w:pPr>
-              <w:spacing w:line="220" w:lineRule="auto"/>
-              <w:rPr>
-                <w:color w:val="000000" w:themeColor="text1"/>
-              </w:rPr>
-            </w:pPr>
-            <w:proofErr w:type="gramStart"/>
-            <w:r>
-              <w:rPr>
-                <w:rFonts w:ascii="Consolas" w:eastAsia="Consolas" w:hAnsi="Consolas" w:cs="Consolas"/>
-                <w:color w:val="000000" w:themeColor="text1"/>
-                <w:sz w:val="15"/>
-                <w:szCs w:val="15"/>
-              </w:rPr>
-              <w:t>│  │</w:t>
-            </w:r>
-            <w:proofErr w:type="gramEnd"/>
-            <w:r>
-              <w:rPr>
-                <w:rFonts w:ascii="Consolas" w:eastAsia="Consolas" w:hAnsi="Consolas" w:cs="Consolas"/>
-                <w:color w:val="000000" w:themeColor="text1"/>
-                <w:sz w:val="15"/>
-                <w:szCs w:val="15"/>
-              </w:rPr>
-              <w:t xml:space="preserve">  </w:t>
-            </w:r>
-            <w:proofErr w:type="gramStart"/>
-            <w:r>
-              <w:rPr>
-                <w:rFonts w:ascii="Consolas" w:eastAsia="Consolas" w:hAnsi="Consolas" w:cs="Consolas"/>
-                <w:color w:val="000000" w:themeColor="text1"/>
-                <w:sz w:val="15"/>
-                <w:szCs w:val="15"/>
-              </w:rPr>
-              <w:t>│  │</w:t>
-            </w:r>
-            <w:proofErr w:type="gramEnd"/>
-            <w:r>
-              <w:rPr>
-                <w:rFonts w:ascii="Consolas" w:eastAsia="Consolas" w:hAnsi="Consolas" w:cs="Consolas"/>
-                <w:color w:val="000000" w:themeColor="text1"/>
-                <w:sz w:val="15"/>
-                <w:szCs w:val="15"/>
-              </w:rPr>
-              <w:t xml:space="preserve">  </w:t>
-            </w:r>
-            <w:proofErr w:type="gramStart"/>
-            <w:r>
-              <w:rPr>
-                <w:rFonts w:ascii="Consolas" w:eastAsia="Consolas" w:hAnsi="Consolas" w:cs="Consolas"/>
-                <w:color w:val="000000" w:themeColor="text1"/>
-                <w:sz w:val="15"/>
-                <w:szCs w:val="15"/>
-              </w:rPr>
-              <w:t>│  ├</w:t>
-            </w:r>
-            <w:proofErr w:type="gramEnd"/>
-            <w:r>
-              <w:rPr>
-                <w:rFonts w:ascii="Consolas" w:eastAsia="Consolas" w:hAnsi="Consolas" w:cs="Consolas"/>
-                <w:color w:val="000000" w:themeColor="text1"/>
-                <w:sz w:val="15"/>
-                <w:szCs w:val="15"/>
-              </w:rPr>
-              <w:t>── Signup_PageController.java</w:t>
-            </w:r>
-          </w:p>
-          <w:p>
-            <w:pPr>
-              <w:spacing w:line="220" w:lineRule="auto"/>
-              <w:rPr>
-                <w:color w:val="000000" w:themeColor="text1"/>
-              </w:rPr>
-            </w:pPr>
-            <w:proofErr w:type="gramStart"/>
-            <w:r>
-              <w:rPr>
-                <w:rFonts w:ascii="Consolas" w:eastAsia="Consolas" w:hAnsi="Consolas" w:cs="Consolas"/>
-                <w:color w:val="000000" w:themeColor="text1"/>
-                <w:sz w:val="15"/>
-                <w:szCs w:val="15"/>
-              </w:rPr>
-              <w:t>│  │</w:t>
-            </w:r>
-            <w:proofErr w:type="gramEnd"/>
-            <w:r>
-              <w:rPr>
-                <w:rFonts w:ascii="Consolas" w:eastAsia="Consolas" w:hAnsi="Consolas" w:cs="Consolas"/>
-                <w:color w:val="000000" w:themeColor="text1"/>
-                <w:sz w:val="15"/>
-                <w:szCs w:val="15"/>
-              </w:rPr>
-              <w:t xml:space="preserve">  </w:t>
-            </w:r>
-            <w:proofErr w:type="gramStart"/>
-            <w:r>
-              <w:rPr>
-                <w:rFonts w:ascii="Consolas" w:eastAsia="Consolas" w:hAnsi="Consolas" w:cs="Consolas"/>
-                <w:color w:val="000000" w:themeColor="text1"/>
-                <w:sz w:val="15"/>
-                <w:szCs w:val="15"/>
-              </w:rPr>
-              <w:t>│  │</w:t>
-            </w:r>
-            <w:proofErr w:type="gramEnd"/>
-            <w:r>
-              <w:rPr>
-                <w:rFonts w:ascii="Consolas" w:eastAsia="Consolas" w:hAnsi="Consolas" w:cs="Consolas"/>
-                <w:color w:val="000000" w:themeColor="text1"/>
-                <w:sz w:val="15"/>
-                <w:szCs w:val="15"/>
-              </w:rPr>
-              <w:t xml:space="preserve">  ├── AlertBox.java</w:t>
-            </w:r>
-          </w:p>
-          <w:p>
-            <w:pPr>
-              <w:spacing w:line="220" w:lineRule="auto"/>
-              <w:rPr>
-                <w:color w:val="000000" w:themeColor="text1"/>
-              </w:rPr>
-            </w:pPr>
-            <w:proofErr w:type="gramStart"/>
-            <w:r>
-              <w:rPr>
-                <w:rFonts w:ascii="Consolas" w:eastAsia="Consolas" w:hAnsi="Consolas" w:cs="Consolas"/>
-                <w:color w:val="000000" w:themeColor="text1"/>
-                <w:sz w:val="15"/>
-                <w:szCs w:val="15"/>
-              </w:rPr>
-              <w:t>│  │</w:t>
-            </w:r>
-            <w:proofErr w:type="gramEnd"/>
-            <w:r>
-              <w:rPr>
-                <w:rFonts w:ascii="Consolas" w:eastAsia="Consolas" w:hAnsi="Consolas" w:cs="Consolas"/>
-                <w:color w:val="000000" w:themeColor="text1"/>
-                <w:sz w:val="15"/>
-                <w:szCs w:val="15"/>
-              </w:rPr>
-              <w:t xml:space="preserve">  </w:t>
-            </w:r>
-            <w:proofErr w:type="gramStart"/>
-            <w:r>
-              <w:rPr>
-                <w:rFonts w:ascii="Consolas" w:eastAsia="Consolas" w:hAnsi="Consolas" w:cs="Consolas"/>
-                <w:color w:val="000000" w:themeColor="text1"/>
-                <w:sz w:val="15"/>
-                <w:szCs w:val="15"/>
-              </w:rPr>
-              <w:t>│  │</w:t>
-            </w:r>
-            <w:proofErr w:type="gramEnd"/>
-            <w:r>
-              <w:rPr>
-                <w:rFonts w:ascii="Consolas" w:eastAsia="Consolas" w:hAnsi="Consolas" w:cs="Consolas"/>
-                <w:color w:val="000000" w:themeColor="text1"/>
-                <w:sz w:val="15"/>
-                <w:szCs w:val="15"/>
-              </w:rPr>
-              <w:t xml:space="preserve">  ├── BankingSystem.java</w:t>
-            </w:r>
-          </w:p>
-          <w:p>
-            <w:pPr>
-              <w:spacing w:line="220" w:lineRule="auto"/>
-              <w:rPr>
-                <w:color w:val="000000" w:themeColor="text1"/>
-              </w:rPr>
-            </w:pPr>
-            <w:proofErr w:type="gramStart"/>
-            <w:r>
-              <w:rPr>
-                <w:rFonts w:ascii="Consolas" w:eastAsia="Consolas" w:hAnsi="Consolas" w:cs="Consolas"/>
-                <w:color w:val="000000" w:themeColor="text1"/>
-                <w:sz w:val="15"/>
-                <w:szCs w:val="15"/>
-              </w:rPr>
-              <w:t>│  │</w:t>
-            </w:r>
-            <w:proofErr w:type="gramEnd"/>
-            <w:r>
-              <w:rPr>
-                <w:rFonts w:ascii="Consolas" w:eastAsia="Consolas" w:hAnsi="Consolas" w:cs="Consolas"/>
-                <w:color w:val="000000" w:themeColor="text1"/>
-                <w:sz w:val="15"/>
-                <w:szCs w:val="15"/>
-              </w:rPr>
-              <w:t xml:space="preserve">  </w:t>
-            </w:r>
-            <w:proofErr w:type="gramStart"/>
-            <w:r>
-              <w:rPr>
-                <w:rFonts w:ascii="Consolas" w:eastAsia="Consolas" w:hAnsi="Consolas" w:cs="Consolas"/>
-                <w:color w:val="000000" w:themeColor="text1"/>
-                <w:sz w:val="15"/>
-                <w:szCs w:val="15"/>
-              </w:rPr>
-              <w:t>│  │</w:t>
-            </w:r>
-            <w:proofErr w:type="gramEnd"/>
-            <w:r>
-              <w:rPr>
-                <w:rFonts w:ascii="Consolas" w:eastAsia="Consolas" w:hAnsi="Consolas" w:cs="Consolas"/>
-                <w:color w:val="000000" w:themeColor="text1"/>
-                <w:sz w:val="15"/>
-                <w:szCs w:val="15"/>
-              </w:rPr>
-              <w:t xml:space="preserve">  ├── Date.java</w:t>
-            </w:r>
-          </w:p>
-          <w:p>
-            <w:pPr>
-              <w:spacing w:line="220" w:lineRule="auto"/>
-              <w:rPr>
-                <w:color w:val="000000" w:themeColor="text1"/>
-              </w:rPr>
-            </w:pPr>
-            <w:proofErr w:type="gramStart"/>
-            <w:r>
-              <w:rPr>
-                <w:rFonts w:ascii="Consolas" w:eastAsia="Consolas" w:hAnsi="Consolas" w:cs="Consolas"/>
-                <w:color w:val="000000" w:themeColor="text1"/>
-                <w:sz w:val="15"/>
-                <w:szCs w:val="15"/>
-              </w:rPr>
-              <w:t>│  │</w:t>
-            </w:r>
-            <w:proofErr w:type="gramEnd"/>
-            <w:r>
-              <w:rPr>
-                <w:rFonts w:ascii="Consolas" w:eastAsia="Consolas" w:hAnsi="Consolas" w:cs="Consolas"/>
-                <w:color w:val="000000" w:themeColor="text1"/>
-                <w:sz w:val="15"/>
-                <w:szCs w:val="15"/>
-              </w:rPr>
-              <w:t xml:space="preserve">  </w:t>
-            </w:r>
-            <w:proofErr w:type="gramStart"/>
-            <w:r>
-              <w:rPr>
-                <w:rFonts w:ascii="Consolas" w:eastAsia="Consolas" w:hAnsi="Consolas" w:cs="Consolas"/>
-                <w:color w:val="000000" w:themeColor="text1"/>
-                <w:sz w:val="15"/>
-                <w:szCs w:val="15"/>
-              </w:rPr>
-              <w:t>│  │</w:t>
-            </w:r>
-            <w:proofErr w:type="gramEnd"/>
-            <w:r>
-              <w:rPr>
-                <w:rFonts w:ascii="Consolas" w:eastAsia="Consolas" w:hAnsi="Consolas" w:cs="Consolas"/>
-                <w:color w:val="000000" w:themeColor="text1"/>
-                <w:sz w:val="15"/>
-                <w:szCs w:val="15"/>
-              </w:rPr>
-              <w:t xml:space="preserve">  ├── SceneController.java</w:t>
-            </w:r>
-          </w:p>
-          <w:p>
-            <w:pPr>
-              <w:spacing w:line="220" w:lineRule="auto"/>
-              <w:rPr>
-                <w:color w:val="000000" w:themeColor="text1"/>
-              </w:rPr>
-            </w:pPr>
-            <w:proofErr w:type="gramStart"/>
-            <w:r>
-              <w:rPr>
-                <w:rFonts w:ascii="Consolas" w:eastAsia="Consolas" w:hAnsi="Consolas" w:cs="Consolas"/>
-                <w:color w:val="000000" w:themeColor="text1"/>
-                <w:sz w:val="15"/>
-                <w:szCs w:val="15"/>
-              </w:rPr>
-              <w:t>│  │</w:t>
-            </w:r>
-            <w:proofErr w:type="gramEnd"/>
-            <w:r>
-              <w:rPr>
-                <w:rFonts w:ascii="Consolas" w:eastAsia="Consolas" w:hAnsi="Consolas" w:cs="Consolas"/>
-                <w:color w:val="000000" w:themeColor="text1"/>
-                <w:sz w:val="15"/>
-                <w:szCs w:val="15"/>
-              </w:rPr>
-              <w:t xml:space="preserve">  </w:t>
-            </w:r>
-            <w:proofErr w:type="gramStart"/>
-            <w:r>
-              <w:rPr>
-                <w:rFonts w:ascii="Consolas" w:eastAsia="Consolas" w:hAnsi="Consolas" w:cs="Consolas"/>
-                <w:color w:val="000000" w:themeColor="text1"/>
-                <w:sz w:val="15"/>
-                <w:szCs w:val="15"/>
-              </w:rPr>
-              <w:t>│  ├</w:t>
-            </w:r>
-            <w:proofErr w:type="gramEnd"/>
-            <w:r>
-              <w:rPr>
-                <w:rFonts w:ascii="Consolas" w:eastAsia="Consolas" w:hAnsi="Consolas" w:cs="Consolas"/>
-                <w:color w:val="000000" w:themeColor="text1"/>
-                <w:sz w:val="15"/>
-                <w:szCs w:val="15"/>
-              </w:rPr>
-              <w:t>── module-info.java</w:t>
-            </w:r>
-          </w:p>
-          <w:p>
-            <w:pPr>
-              <w:spacing w:line="220" w:lineRule="auto"/>
-              <w:rPr>
-                <w:color w:val="000000" w:themeColor="text1"/>
-              </w:rPr>
-            </w:pPr>
-            <w:proofErr w:type="gramStart"/>
-            <w:r>
-              <w:rPr>
-                <w:rFonts w:ascii="Consolas" w:eastAsia="Consolas" w:hAnsi="Consolas" w:cs="Consolas"/>
-                <w:color w:val="000000" w:themeColor="text1"/>
-                <w:sz w:val="15"/>
-                <w:szCs w:val="15"/>
-              </w:rPr>
-              <w:t>│  ├</w:t>
-            </w:r>
-            <w:proofErr w:type="gramEnd"/>
-            <w:r>
-              <w:rPr>
-                <w:rFonts w:ascii="Consolas" w:eastAsia="Consolas" w:hAnsi="Consolas" w:cs="Consolas"/>
-                <w:color w:val="000000" w:themeColor="text1"/>
-                <w:sz w:val="15"/>
-                <w:szCs w:val="15"/>
-              </w:rPr>
-              <w:t>── resources</w:t>
-            </w:r>
-          </w:p>
-          <w:p>
-            <w:pPr>
-              <w:spacing w:line="220" w:lineRule="auto"/>
-              <w:rPr>
-                <w:color w:val="000000" w:themeColor="text1"/>
-              </w:rPr>
-            </w:pPr>
-            <w:proofErr w:type="gramStart"/>
-            <w:r>
-              <w:rPr>
-                <w:rFonts w:ascii="Consolas" w:eastAsia="Consolas" w:hAnsi="Consolas" w:cs="Consolas"/>
-                <w:color w:val="000000" w:themeColor="text1"/>
-                <w:sz w:val="15"/>
-                <w:szCs w:val="15"/>
-              </w:rPr>
-              <w:t>│  │</w:t>
-            </w:r>
-            <w:proofErr w:type="gramEnd"/>
-            <w:r>
-              <w:rPr>
-                <w:rFonts w:ascii="Consolas" w:eastAsia="Consolas" w:hAnsi="Consolas" w:cs="Consolas"/>
-                <w:color w:val="000000" w:themeColor="text1"/>
-                <w:sz w:val="15"/>
-                <w:szCs w:val="15"/>
-              </w:rPr>
-              <w:t xml:space="preserve">  ├── Frontend</w:t>
-            </w:r>
-          </w:p>
-          <w:p>
-            <w:pPr>
-              <w:spacing w:line="220" w:lineRule="auto"/>
-              <w:rPr>
-                <w:color w:val="000000" w:themeColor="text1"/>
-              </w:rPr>
-            </w:pPr>
-            <w:proofErr w:type="gramStart"/>
-            <w:r>
-              <w:rPr>
-                <w:rFonts w:ascii="Consolas" w:eastAsia="Consolas" w:hAnsi="Consolas" w:cs="Consolas"/>
-                <w:color w:val="000000" w:themeColor="text1"/>
-                <w:sz w:val="15"/>
-                <w:szCs w:val="15"/>
-              </w:rPr>
-              <w:lastRenderedPageBreak/>
-              <w:t>│  │</w:t>
-            </w:r>
-            <w:proofErr w:type="gramEnd"/>
-            <w:r>
-              <w:rPr>
-                <w:rFonts w:ascii="Consolas" w:eastAsia="Consolas" w:hAnsi="Consolas" w:cs="Consolas"/>
-                <w:color w:val="000000" w:themeColor="text1"/>
-                <w:sz w:val="15"/>
-                <w:szCs w:val="15"/>
-              </w:rPr>
-              <w:t xml:space="preserve">  </w:t>
-            </w:r>
-            <w:proofErr w:type="gramStart"/>
-            <w:r>
-              <w:rPr>
-                <w:rFonts w:ascii="Consolas" w:eastAsia="Consolas" w:hAnsi="Consolas" w:cs="Consolas"/>
-                <w:color w:val="000000" w:themeColor="text1"/>
-                <w:sz w:val="15"/>
-                <w:szCs w:val="15"/>
-              </w:rPr>
-              <w:t>│  ├</w:t>
-            </w:r>
-            <w:proofErr w:type="gramEnd"/>
-            <w:r>
-              <w:rPr>
-                <w:rFonts w:ascii="Consolas" w:eastAsia="Consolas" w:hAnsi="Consolas" w:cs="Consolas"/>
-                <w:color w:val="000000" w:themeColor="text1"/>
-                <w:sz w:val="15"/>
-                <w:szCs w:val="15"/>
-              </w:rPr>
-              <w:t xml:space="preserve">── </w:t>
-            </w:r>
-            <w:proofErr w:type="spellStart"/>
-            <w:r>
-              <w:rPr>
-                <w:rFonts w:ascii="Consolas" w:eastAsia="Consolas" w:hAnsi="Consolas" w:cs="Consolas"/>
-                <w:color w:val="000000" w:themeColor="text1"/>
-                <w:sz w:val="15"/>
-                <w:szCs w:val="15"/>
-              </w:rPr>
-              <w:t>fxml</w:t>
-            </w:r>
-            <w:proofErr w:type="spellEnd"/>
-          </w:p>
-          <w:p>
-            <w:pPr>
-              <w:spacing w:line="220" w:lineRule="auto"/>
-              <w:rPr>
-                <w:color w:val="000000" w:themeColor="text1"/>
-              </w:rPr>
-            </w:pPr>
-            <w:proofErr w:type="gramStart"/>
-            <w:r>
-              <w:rPr>
-                <w:rFonts w:ascii="Consolas" w:eastAsia="Consolas" w:hAnsi="Consolas" w:cs="Consolas"/>
-                <w:color w:val="000000" w:themeColor="text1"/>
-                <w:sz w:val="15"/>
-                <w:szCs w:val="15"/>
-              </w:rPr>
-              <w:t>│  │</w:t>
-            </w:r>
-            <w:proofErr w:type="gramEnd"/>
-            <w:r>
-              <w:rPr>
-                <w:rFonts w:ascii="Consolas" w:eastAsia="Consolas" w:hAnsi="Consolas" w:cs="Consolas"/>
-                <w:color w:val="000000" w:themeColor="text1"/>
-                <w:sz w:val="15"/>
-                <w:szCs w:val="15"/>
-              </w:rPr>
-              <w:t xml:space="preserve">  </w:t>
-            </w:r>
-            <w:proofErr w:type="gramStart"/>
-            <w:r>
-              <w:rPr>
-                <w:rFonts w:ascii="Consolas" w:eastAsia="Consolas" w:hAnsi="Consolas" w:cs="Consolas"/>
-                <w:color w:val="000000" w:themeColor="text1"/>
-                <w:sz w:val="15"/>
-                <w:szCs w:val="15"/>
-              </w:rPr>
-              <w:t>│  │</w:t>
-            </w:r>
-            <w:proofErr w:type="gramEnd"/>
-            <w:r>
-              <w:rPr>
-                <w:rFonts w:ascii="Consolas" w:eastAsia="Consolas" w:hAnsi="Consolas" w:cs="Consolas"/>
-                <w:color w:val="000000" w:themeColor="text1"/>
-                <w:sz w:val="15"/>
-                <w:szCs w:val="15"/>
-              </w:rPr>
-              <w:t xml:space="preserve">  ├── Admin</w:t>
-            </w:r>
-          </w:p>
-          <w:p>
-            <w:pPr>
-              <w:spacing w:line="220" w:lineRule="auto"/>
-              <w:rPr>
-                <w:color w:val="000000" w:themeColor="text1"/>
-              </w:rPr>
-            </w:pPr>
-            <w:proofErr w:type="gramStart"/>
-            <w:r>
-              <w:rPr>
-                <w:rFonts w:ascii="Consolas" w:eastAsia="Consolas" w:hAnsi="Consolas" w:cs="Consolas"/>
-                <w:color w:val="000000" w:themeColor="text1"/>
-                <w:sz w:val="15"/>
-                <w:szCs w:val="15"/>
-              </w:rPr>
-              <w:t>│  │</w:t>
-            </w:r>
-            <w:proofErr w:type="gramEnd"/>
-            <w:r>
-              <w:rPr>
-                <w:rFonts w:ascii="Consolas" w:eastAsia="Consolas" w:hAnsi="Consolas" w:cs="Consolas"/>
-                <w:color w:val="000000" w:themeColor="text1"/>
-                <w:sz w:val="15"/>
-                <w:szCs w:val="15"/>
-              </w:rPr>
-              <w:t xml:space="preserve">  </w:t>
-            </w:r>
-            <w:proofErr w:type="gramStart"/>
-            <w:r>
-              <w:rPr>
-                <w:rFonts w:ascii="Consolas" w:eastAsia="Consolas" w:hAnsi="Consolas" w:cs="Consolas"/>
-                <w:color w:val="000000" w:themeColor="text1"/>
-                <w:sz w:val="15"/>
-                <w:szCs w:val="15"/>
-              </w:rPr>
-              <w:t>│  │</w:t>
-            </w:r>
-            <w:proofErr w:type="gramEnd"/>
-            <w:r>
-              <w:rPr>
-                <w:rFonts w:ascii="Consolas" w:eastAsia="Consolas" w:hAnsi="Consolas" w:cs="Consolas"/>
-                <w:color w:val="000000" w:themeColor="text1"/>
-                <w:sz w:val="15"/>
-                <w:szCs w:val="15"/>
-              </w:rPr>
-              <w:t xml:space="preserve">  </w:t>
-            </w:r>
-            <w:proofErr w:type="gramStart"/>
-            <w:r>
-              <w:rPr>
-                <w:rFonts w:ascii="Consolas" w:eastAsia="Consolas" w:hAnsi="Consolas" w:cs="Consolas"/>
-                <w:color w:val="000000" w:themeColor="text1"/>
-                <w:sz w:val="15"/>
-                <w:szCs w:val="15"/>
-              </w:rPr>
-              <w:t>│  ├</w:t>
-            </w:r>
-            <w:proofErr w:type="gramEnd"/>
-            <w:r>
-              <w:rPr>
-                <w:rFonts w:ascii="Consolas" w:eastAsia="Consolas" w:hAnsi="Consolas" w:cs="Consolas"/>
-                <w:color w:val="000000" w:themeColor="text1"/>
-                <w:sz w:val="15"/>
-                <w:szCs w:val="15"/>
-              </w:rPr>
-              <w:t>── Forms</w:t>
-            </w:r>
-          </w:p>
-          <w:p>
-            <w:pPr>
-              <w:spacing w:line="220" w:lineRule="auto"/>
-              <w:rPr>
-                <w:color w:val="000000" w:themeColor="text1"/>
-              </w:rPr>
-            </w:pPr>
-            <w:proofErr w:type="gramStart"/>
-            <w:r>
-              <w:rPr>
-                <w:rFonts w:ascii="Consolas" w:eastAsia="Consolas" w:hAnsi="Consolas" w:cs="Consolas"/>
-                <w:color w:val="000000" w:themeColor="text1"/>
-                <w:sz w:val="15"/>
-                <w:szCs w:val="15"/>
-              </w:rPr>
-              <w:t>│  │</w:t>
-            </w:r>
-            <w:proofErr w:type="gramEnd"/>
-            <w:r>
-              <w:rPr>
-                <w:rFonts w:ascii="Consolas" w:eastAsia="Consolas" w:hAnsi="Consolas" w:cs="Consolas"/>
-                <w:color w:val="000000" w:themeColor="text1"/>
-                <w:sz w:val="15"/>
-                <w:szCs w:val="15"/>
-              </w:rPr>
-              <w:t xml:space="preserve">  </w:t>
-            </w:r>
-            <w:proofErr w:type="gramStart"/>
-            <w:r>
-              <w:rPr>
-                <w:rFonts w:ascii="Consolas" w:eastAsia="Consolas" w:hAnsi="Consolas" w:cs="Consolas"/>
-                <w:color w:val="000000" w:themeColor="text1"/>
-                <w:sz w:val="15"/>
-                <w:szCs w:val="15"/>
-              </w:rPr>
-              <w:t>│  │</w:t>
-            </w:r>
-            <w:proofErr w:type="gramEnd"/>
-            <w:r>
-              <w:rPr>
-                <w:rFonts w:ascii="Consolas" w:eastAsia="Consolas" w:hAnsi="Consolas" w:cs="Consolas"/>
-                <w:color w:val="000000" w:themeColor="text1"/>
-                <w:sz w:val="15"/>
-                <w:szCs w:val="15"/>
-              </w:rPr>
-              <w:t xml:space="preserve">  </w:t>
-            </w:r>
-            <w:proofErr w:type="gramStart"/>
-            <w:r>
-              <w:rPr>
-                <w:rFonts w:ascii="Consolas" w:eastAsia="Consolas" w:hAnsi="Consolas" w:cs="Consolas"/>
-                <w:color w:val="000000" w:themeColor="text1"/>
-                <w:sz w:val="15"/>
-                <w:szCs w:val="15"/>
-              </w:rPr>
-              <w:t>│  │</w:t>
-            </w:r>
-            <w:proofErr w:type="gramEnd"/>
-            <w:r>
-              <w:rPr>
-                <w:rFonts w:ascii="Consolas" w:eastAsia="Consolas" w:hAnsi="Consolas" w:cs="Consolas"/>
-                <w:color w:val="000000" w:themeColor="text1"/>
-                <w:sz w:val="15"/>
-                <w:szCs w:val="15"/>
-              </w:rPr>
-              <w:t xml:space="preserve">  ├── </w:t>
-            </w:r>
-            <w:proofErr w:type="spellStart"/>
-            <w:r>
-              <w:rPr>
-                <w:rFonts w:ascii="Consolas" w:eastAsia="Consolas" w:hAnsi="Consolas" w:cs="Consolas"/>
-                <w:color w:val="000000" w:themeColor="text1"/>
-                <w:sz w:val="15"/>
-                <w:szCs w:val="15"/>
-              </w:rPr>
-              <w:t>AdminAccount_Form.fxml</w:t>
-            </w:r>
-            <w:proofErr w:type="spellEnd"/>
-          </w:p>
-          <w:p>
-            <w:pPr>
-              <w:spacing w:line="220" w:lineRule="auto"/>
-              <w:rPr>
-                <w:color w:val="000000" w:themeColor="text1"/>
-              </w:rPr>
-            </w:pPr>
-            <w:proofErr w:type="gramStart"/>
-            <w:r>
-              <w:rPr>
-                <w:rFonts w:ascii="Consolas" w:eastAsia="Consolas" w:hAnsi="Consolas" w:cs="Consolas"/>
-                <w:color w:val="000000" w:themeColor="text1"/>
-                <w:sz w:val="15"/>
-                <w:szCs w:val="15"/>
-              </w:rPr>
-              <w:t>│  │</w:t>
-            </w:r>
-            <w:proofErr w:type="gramEnd"/>
-            <w:r>
-              <w:rPr>
-                <w:rFonts w:ascii="Consolas" w:eastAsia="Consolas" w:hAnsi="Consolas" w:cs="Consolas"/>
-                <w:color w:val="000000" w:themeColor="text1"/>
-                <w:sz w:val="15"/>
-                <w:szCs w:val="15"/>
-              </w:rPr>
-              <w:t xml:space="preserve">  </w:t>
-            </w:r>
-            <w:proofErr w:type="gramStart"/>
-            <w:r>
-              <w:rPr>
-                <w:rFonts w:ascii="Consolas" w:eastAsia="Consolas" w:hAnsi="Consolas" w:cs="Consolas"/>
-                <w:color w:val="000000" w:themeColor="text1"/>
-                <w:sz w:val="15"/>
-                <w:szCs w:val="15"/>
-              </w:rPr>
-              <w:t>│  │</w:t>
-            </w:r>
-            <w:proofErr w:type="gramEnd"/>
-            <w:r>
-              <w:rPr>
-                <w:rFonts w:ascii="Consolas" w:eastAsia="Consolas" w:hAnsi="Consolas" w:cs="Consolas"/>
-                <w:color w:val="000000" w:themeColor="text1"/>
-                <w:sz w:val="15"/>
-                <w:szCs w:val="15"/>
-              </w:rPr>
-              <w:t xml:space="preserve">  </w:t>
-            </w:r>
-            <w:proofErr w:type="gramStart"/>
-            <w:r>
-              <w:rPr>
-                <w:rFonts w:ascii="Consolas" w:eastAsia="Consolas" w:hAnsi="Consolas" w:cs="Consolas"/>
-                <w:color w:val="000000" w:themeColor="text1"/>
-                <w:sz w:val="15"/>
-                <w:szCs w:val="15"/>
-              </w:rPr>
-              <w:t>│  │</w:t>
-            </w:r>
-            <w:proofErr w:type="gramEnd"/>
-            <w:r>
-              <w:rPr>
-                <w:rFonts w:ascii="Consolas" w:eastAsia="Consolas" w:hAnsi="Consolas" w:cs="Consolas"/>
-                <w:color w:val="000000" w:themeColor="text1"/>
-                <w:sz w:val="15"/>
-                <w:szCs w:val="15"/>
-              </w:rPr>
-              <w:t xml:space="preserve">  ├── </w:t>
-            </w:r>
-            <w:proofErr w:type="spellStart"/>
-            <w:r>
-              <w:rPr>
-                <w:rFonts w:ascii="Consolas" w:eastAsia="Consolas" w:hAnsi="Consolas" w:cs="Consolas"/>
-                <w:color w:val="000000" w:themeColor="text1"/>
-                <w:sz w:val="15"/>
-                <w:szCs w:val="15"/>
-              </w:rPr>
-              <w:t>AdminTransaction_Form.fxml</w:t>
-            </w:r>
-            <w:proofErr w:type="spellEnd"/>
-          </w:p>
-          <w:p>
-            <w:pPr>
-              <w:spacing w:line="220" w:lineRule="auto"/>
-              <w:rPr>
-                <w:color w:val="000000" w:themeColor="text1"/>
-              </w:rPr>
-            </w:pPr>
-            <w:proofErr w:type="gramStart"/>
-            <w:r>
-              <w:rPr>
-                <w:rFonts w:ascii="Consolas" w:eastAsia="Consolas" w:hAnsi="Consolas" w:cs="Consolas"/>
-                <w:color w:val="000000" w:themeColor="text1"/>
-                <w:sz w:val="15"/>
-                <w:szCs w:val="15"/>
-              </w:rPr>
-              <w:t>│  │</w:t>
-            </w:r>
-            <w:proofErr w:type="gramEnd"/>
-            <w:r>
-              <w:rPr>
-                <w:rFonts w:ascii="Consolas" w:eastAsia="Consolas" w:hAnsi="Consolas" w:cs="Consolas"/>
-                <w:color w:val="000000" w:themeColor="text1"/>
-                <w:sz w:val="15"/>
-                <w:szCs w:val="15"/>
-              </w:rPr>
-              <w:t xml:space="preserve">  </w:t>
-            </w:r>
-            <w:proofErr w:type="gramStart"/>
-            <w:r>
-              <w:rPr>
-                <w:rFonts w:ascii="Consolas" w:eastAsia="Consolas" w:hAnsi="Consolas" w:cs="Consolas"/>
-                <w:color w:val="000000" w:themeColor="text1"/>
-                <w:sz w:val="15"/>
-                <w:szCs w:val="15"/>
-              </w:rPr>
-              <w:t>│  │</w:t>
-            </w:r>
-            <w:proofErr w:type="gramEnd"/>
-            <w:r>
-              <w:rPr>
-                <w:rFonts w:ascii="Consolas" w:eastAsia="Consolas" w:hAnsi="Consolas" w:cs="Consolas"/>
-                <w:color w:val="000000" w:themeColor="text1"/>
-                <w:sz w:val="15"/>
-                <w:szCs w:val="15"/>
-              </w:rPr>
-              <w:t xml:space="preserve">  </w:t>
-            </w:r>
-            <w:proofErr w:type="gramStart"/>
-            <w:r>
-              <w:rPr>
-                <w:rFonts w:ascii="Consolas" w:eastAsia="Consolas" w:hAnsi="Consolas" w:cs="Consolas"/>
-                <w:color w:val="000000" w:themeColor="text1"/>
-                <w:sz w:val="15"/>
-                <w:szCs w:val="15"/>
-              </w:rPr>
-              <w:t>│  ├</w:t>
-            </w:r>
-            <w:proofErr w:type="gramEnd"/>
-            <w:r>
-              <w:rPr>
-                <w:rFonts w:ascii="Consolas" w:eastAsia="Consolas" w:hAnsi="Consolas" w:cs="Consolas"/>
-                <w:color w:val="000000" w:themeColor="text1"/>
-                <w:sz w:val="15"/>
-                <w:szCs w:val="15"/>
-              </w:rPr>
-              <w:t>── Pages</w:t>
-            </w:r>
-          </w:p>
-          <w:p>
-            <w:pPr>
-              <w:spacing w:line="220" w:lineRule="auto"/>
-              <w:rPr>
-                <w:color w:val="000000" w:themeColor="text1"/>
-              </w:rPr>
-            </w:pPr>
-            <w:proofErr w:type="gramStart"/>
-            <w:r>
-              <w:rPr>
-                <w:rFonts w:ascii="Consolas" w:eastAsia="Consolas" w:hAnsi="Consolas" w:cs="Consolas"/>
-                <w:color w:val="000000" w:themeColor="text1"/>
-                <w:sz w:val="15"/>
-                <w:szCs w:val="15"/>
-              </w:rPr>
-              <w:t>│  │</w:t>
-            </w:r>
-            <w:proofErr w:type="gramEnd"/>
-            <w:r>
-              <w:rPr>
-                <w:rFonts w:ascii="Consolas" w:eastAsia="Consolas" w:hAnsi="Consolas" w:cs="Consolas"/>
-                <w:color w:val="000000" w:themeColor="text1"/>
-                <w:sz w:val="15"/>
-                <w:szCs w:val="15"/>
-              </w:rPr>
-              <w:t xml:space="preserve">  </w:t>
-            </w:r>
-            <w:proofErr w:type="gramStart"/>
-            <w:r>
-              <w:rPr>
-                <w:rFonts w:ascii="Consolas" w:eastAsia="Consolas" w:hAnsi="Consolas" w:cs="Consolas"/>
-                <w:color w:val="000000" w:themeColor="text1"/>
-                <w:sz w:val="15"/>
-                <w:szCs w:val="15"/>
-              </w:rPr>
-              <w:t>│  │</w:t>
-            </w:r>
-            <w:proofErr w:type="gramEnd"/>
-            <w:r>
-              <w:rPr>
-                <w:rFonts w:ascii="Consolas" w:eastAsia="Consolas" w:hAnsi="Consolas" w:cs="Consolas"/>
-                <w:color w:val="000000" w:themeColor="text1"/>
-                <w:sz w:val="15"/>
-                <w:szCs w:val="15"/>
-              </w:rPr>
-              <w:t xml:space="preserve">  </w:t>
-            </w:r>
-            <w:proofErr w:type="gramStart"/>
-            <w:r>
-              <w:rPr>
-                <w:rFonts w:ascii="Consolas" w:eastAsia="Consolas" w:hAnsi="Consolas" w:cs="Consolas"/>
-                <w:color w:val="000000" w:themeColor="text1"/>
-                <w:sz w:val="15"/>
-                <w:szCs w:val="15"/>
-              </w:rPr>
-              <w:t>│  │</w:t>
-            </w:r>
-            <w:proofErr w:type="gramEnd"/>
-            <w:r>
-              <w:rPr>
-                <w:rFonts w:ascii="Consolas" w:eastAsia="Consolas" w:hAnsi="Consolas" w:cs="Consolas"/>
-                <w:color w:val="000000" w:themeColor="text1"/>
-                <w:sz w:val="15"/>
-                <w:szCs w:val="15"/>
-              </w:rPr>
-              <w:t xml:space="preserve">  ├── </w:t>
-            </w:r>
-            <w:proofErr w:type="spellStart"/>
-            <w:r>
-              <w:rPr>
-                <w:rFonts w:ascii="Consolas" w:eastAsia="Consolas" w:hAnsi="Consolas" w:cs="Consolas"/>
-                <w:color w:val="000000" w:themeColor="text1"/>
-                <w:sz w:val="15"/>
-                <w:szCs w:val="15"/>
-              </w:rPr>
-              <w:t>AdminAccount_Page.fxml</w:t>
-            </w:r>
-            <w:proofErr w:type="spellEnd"/>
-          </w:p>
-          <w:p>
-            <w:pPr>
-              <w:spacing w:line="220" w:lineRule="auto"/>
-              <w:rPr>
-                <w:color w:val="000000" w:themeColor="text1"/>
-              </w:rPr>
-            </w:pPr>
-            <w:proofErr w:type="gramStart"/>
-            <w:r>
-              <w:rPr>
-                <w:rFonts w:ascii="Consolas" w:eastAsia="Consolas" w:hAnsi="Consolas" w:cs="Consolas"/>
-                <w:color w:val="000000" w:themeColor="text1"/>
-                <w:sz w:val="15"/>
-                <w:szCs w:val="15"/>
-              </w:rPr>
-              <w:t>│  │</w:t>
-            </w:r>
-            <w:proofErr w:type="gramEnd"/>
-            <w:r>
-              <w:rPr>
-                <w:rFonts w:ascii="Consolas" w:eastAsia="Consolas" w:hAnsi="Consolas" w:cs="Consolas"/>
-                <w:color w:val="000000" w:themeColor="text1"/>
-                <w:sz w:val="15"/>
-                <w:szCs w:val="15"/>
-              </w:rPr>
-              <w:t xml:space="preserve">  </w:t>
-            </w:r>
-            <w:proofErr w:type="gramStart"/>
-            <w:r>
-              <w:rPr>
-                <w:rFonts w:ascii="Consolas" w:eastAsia="Consolas" w:hAnsi="Consolas" w:cs="Consolas"/>
-                <w:color w:val="000000" w:themeColor="text1"/>
-                <w:sz w:val="15"/>
-                <w:szCs w:val="15"/>
-              </w:rPr>
-              <w:t>│  │</w:t>
-            </w:r>
-            <w:proofErr w:type="gramEnd"/>
-            <w:r>
-              <w:rPr>
-                <w:rFonts w:ascii="Consolas" w:eastAsia="Consolas" w:hAnsi="Consolas" w:cs="Consolas"/>
-                <w:color w:val="000000" w:themeColor="text1"/>
-                <w:sz w:val="15"/>
-                <w:szCs w:val="15"/>
-              </w:rPr>
-              <w:t xml:space="preserve">  </w:t>
-            </w:r>
-            <w:proofErr w:type="gramStart"/>
-            <w:r>
-              <w:rPr>
-                <w:rFonts w:ascii="Consolas" w:eastAsia="Consolas" w:hAnsi="Consolas" w:cs="Consolas"/>
-                <w:color w:val="000000" w:themeColor="text1"/>
-                <w:sz w:val="15"/>
-                <w:szCs w:val="15"/>
-              </w:rPr>
-              <w:t>│  │</w:t>
-            </w:r>
-            <w:proofErr w:type="gramEnd"/>
-            <w:r>
-              <w:rPr>
-                <w:rFonts w:ascii="Consolas" w:eastAsia="Consolas" w:hAnsi="Consolas" w:cs="Consolas"/>
-                <w:color w:val="000000" w:themeColor="text1"/>
-                <w:sz w:val="15"/>
-                <w:szCs w:val="15"/>
-              </w:rPr>
-              <w:t xml:space="preserve">  ├── </w:t>
-            </w:r>
-            <w:proofErr w:type="spellStart"/>
-            <w:r>
-              <w:rPr>
-                <w:rFonts w:ascii="Consolas" w:eastAsia="Consolas" w:hAnsi="Consolas" w:cs="Consolas"/>
-                <w:color w:val="000000" w:themeColor="text1"/>
-                <w:sz w:val="15"/>
-                <w:szCs w:val="15"/>
-              </w:rPr>
-              <w:t>AdminCustomers_Page.fxml</w:t>
-            </w:r>
-            <w:proofErr w:type="spellEnd"/>
-          </w:p>
-          <w:p>
-            <w:pPr>
-              <w:spacing w:line="220" w:lineRule="auto"/>
-              <w:rPr>
-                <w:color w:val="000000" w:themeColor="text1"/>
-              </w:rPr>
-            </w:pPr>
-            <w:proofErr w:type="gramStart"/>
-            <w:r>
-              <w:rPr>
-                <w:rFonts w:ascii="Consolas" w:eastAsia="Consolas" w:hAnsi="Consolas" w:cs="Consolas"/>
-                <w:color w:val="000000" w:themeColor="text1"/>
-                <w:sz w:val="15"/>
-                <w:szCs w:val="15"/>
-              </w:rPr>
-              <w:t>│  │</w:t>
-            </w:r>
-            <w:proofErr w:type="gramEnd"/>
-            <w:r>
-              <w:rPr>
-                <w:rFonts w:ascii="Consolas" w:eastAsia="Consolas" w:hAnsi="Consolas" w:cs="Consolas"/>
-                <w:color w:val="000000" w:themeColor="text1"/>
-                <w:sz w:val="15"/>
-                <w:szCs w:val="15"/>
-              </w:rPr>
-              <w:t xml:space="preserve">  </w:t>
-            </w:r>
-            <w:proofErr w:type="gramStart"/>
-            <w:r>
-              <w:rPr>
-                <w:rFonts w:ascii="Consolas" w:eastAsia="Consolas" w:hAnsi="Consolas" w:cs="Consolas"/>
-                <w:color w:val="000000" w:themeColor="text1"/>
-                <w:sz w:val="15"/>
-                <w:szCs w:val="15"/>
-              </w:rPr>
-              <w:t>│  │</w:t>
-            </w:r>
-            <w:proofErr w:type="gramEnd"/>
-            <w:r>
-              <w:rPr>
-                <w:rFonts w:ascii="Consolas" w:eastAsia="Consolas" w:hAnsi="Consolas" w:cs="Consolas"/>
-                <w:color w:val="000000" w:themeColor="text1"/>
-                <w:sz w:val="15"/>
-                <w:szCs w:val="15"/>
-              </w:rPr>
-              <w:t xml:space="preserve">  </w:t>
-            </w:r>
-            <w:proofErr w:type="gramStart"/>
-            <w:r>
-              <w:rPr>
-                <w:rFonts w:ascii="Consolas" w:eastAsia="Consolas" w:hAnsi="Consolas" w:cs="Consolas"/>
-                <w:color w:val="000000" w:themeColor="text1"/>
-                <w:sz w:val="15"/>
-                <w:szCs w:val="15"/>
-              </w:rPr>
-              <w:t>│  │</w:t>
-            </w:r>
-            <w:proofErr w:type="gramEnd"/>
-            <w:r>
-              <w:rPr>
-                <w:rFonts w:ascii="Consolas" w:eastAsia="Consolas" w:hAnsi="Consolas" w:cs="Consolas"/>
-                <w:color w:val="000000" w:themeColor="text1"/>
-                <w:sz w:val="15"/>
-                <w:szCs w:val="15"/>
-              </w:rPr>
-              <w:t xml:space="preserve">  ├── </w:t>
-            </w:r>
-            <w:proofErr w:type="spellStart"/>
-            <w:r>
-              <w:rPr>
-                <w:rFonts w:ascii="Consolas" w:eastAsia="Consolas" w:hAnsi="Consolas" w:cs="Consolas"/>
-                <w:color w:val="000000" w:themeColor="text1"/>
-                <w:sz w:val="15"/>
-                <w:szCs w:val="15"/>
-              </w:rPr>
-              <w:t>AdminTransaction_Page.fxml</w:t>
-            </w:r>
-            <w:proofErr w:type="spellEnd"/>
-          </w:p>
-          <w:p>
-            <w:pPr>
-              <w:spacing w:line="220" w:lineRule="auto"/>
-              <w:rPr>
-                <w:color w:val="000000" w:themeColor="text1"/>
-              </w:rPr>
-            </w:pPr>
-            <w:proofErr w:type="gramStart"/>
-            <w:r>
-              <w:rPr>
-                <w:rFonts w:ascii="Consolas" w:eastAsia="Consolas" w:hAnsi="Consolas" w:cs="Consolas"/>
-                <w:color w:val="000000" w:themeColor="text1"/>
-                <w:sz w:val="15"/>
-                <w:szCs w:val="15"/>
-              </w:rPr>
-              <w:t>│  │</w:t>
-            </w:r>
-            <w:proofErr w:type="gramEnd"/>
-            <w:r>
-              <w:rPr>
-                <w:rFonts w:ascii="Consolas" w:eastAsia="Consolas" w:hAnsi="Consolas" w:cs="Consolas"/>
-                <w:color w:val="000000" w:themeColor="text1"/>
-                <w:sz w:val="15"/>
-                <w:szCs w:val="15"/>
-              </w:rPr>
-              <w:t xml:space="preserve">  </w:t>
-            </w:r>
-            <w:proofErr w:type="gramStart"/>
-            <w:r>
-              <w:rPr>
-                <w:rFonts w:ascii="Consolas" w:eastAsia="Consolas" w:hAnsi="Consolas" w:cs="Consolas"/>
-                <w:color w:val="000000" w:themeColor="text1"/>
-                <w:sz w:val="15"/>
-                <w:szCs w:val="15"/>
-              </w:rPr>
-              <w:t>│  │</w:t>
-            </w:r>
-            <w:proofErr w:type="gramEnd"/>
-            <w:r>
-              <w:rPr>
-                <w:rFonts w:ascii="Consolas" w:eastAsia="Consolas" w:hAnsi="Consolas" w:cs="Consolas"/>
-                <w:color w:val="000000" w:themeColor="text1"/>
-                <w:sz w:val="15"/>
-                <w:szCs w:val="15"/>
-              </w:rPr>
-              <w:t xml:space="preserve">  ├── Client</w:t>
-            </w:r>
-          </w:p>
-          <w:p>
-            <w:pPr>
-              <w:spacing w:line="220" w:lineRule="auto"/>
-              <w:rPr>
-                <w:color w:val="000000" w:themeColor="text1"/>
-              </w:rPr>
-            </w:pPr>
-            <w:proofErr w:type="gramStart"/>
-            <w:r>
-              <w:rPr>
-                <w:rFonts w:ascii="Consolas" w:eastAsia="Consolas" w:hAnsi="Consolas" w:cs="Consolas"/>
-                <w:color w:val="000000" w:themeColor="text1"/>
-                <w:sz w:val="15"/>
-                <w:szCs w:val="15"/>
-              </w:rPr>
-              <w:t>│  │</w:t>
-            </w:r>
-            <w:proofErr w:type="gramEnd"/>
-            <w:r>
-              <w:rPr>
-                <w:rFonts w:ascii="Consolas" w:eastAsia="Consolas" w:hAnsi="Consolas" w:cs="Consolas"/>
-                <w:color w:val="000000" w:themeColor="text1"/>
-                <w:sz w:val="15"/>
-                <w:szCs w:val="15"/>
-              </w:rPr>
-              <w:t xml:space="preserve">  </w:t>
-            </w:r>
-            <w:proofErr w:type="gramStart"/>
-            <w:r>
-              <w:rPr>
-                <w:rFonts w:ascii="Consolas" w:eastAsia="Consolas" w:hAnsi="Consolas" w:cs="Consolas"/>
-                <w:color w:val="000000" w:themeColor="text1"/>
-                <w:sz w:val="15"/>
-                <w:szCs w:val="15"/>
-              </w:rPr>
-              <w:t>│  │</w:t>
-            </w:r>
-            <w:proofErr w:type="gramEnd"/>
-            <w:r>
-              <w:rPr>
-                <w:rFonts w:ascii="Consolas" w:eastAsia="Consolas" w:hAnsi="Consolas" w:cs="Consolas"/>
-                <w:color w:val="000000" w:themeColor="text1"/>
-                <w:sz w:val="15"/>
-                <w:szCs w:val="15"/>
-              </w:rPr>
-              <w:t xml:space="preserve">  </w:t>
-            </w:r>
-            <w:proofErr w:type="gramStart"/>
-            <w:r>
-              <w:rPr>
-                <w:rFonts w:ascii="Consolas" w:eastAsia="Consolas" w:hAnsi="Consolas" w:cs="Consolas"/>
-                <w:color w:val="000000" w:themeColor="text1"/>
-                <w:sz w:val="15"/>
-                <w:szCs w:val="15"/>
-              </w:rPr>
-              <w:t>│  ├</w:t>
-            </w:r>
-            <w:proofErr w:type="gramEnd"/>
-            <w:r>
-              <w:rPr>
-                <w:rFonts w:ascii="Consolas" w:eastAsia="Consolas" w:hAnsi="Consolas" w:cs="Consolas"/>
-                <w:color w:val="000000" w:themeColor="text1"/>
-                <w:sz w:val="15"/>
-                <w:szCs w:val="15"/>
-              </w:rPr>
-              <w:t>── Cards</w:t>
-            </w:r>
-          </w:p>
-          <w:p>
-            <w:pPr>
-              <w:spacing w:line="220" w:lineRule="auto"/>
-              <w:rPr>
-                <w:color w:val="000000" w:themeColor="text1"/>
-              </w:rPr>
-            </w:pPr>
-            <w:proofErr w:type="gramStart"/>
-            <w:r>
-              <w:rPr>
-                <w:rFonts w:ascii="Consolas" w:eastAsia="Consolas" w:hAnsi="Consolas" w:cs="Consolas"/>
-                <w:color w:val="000000" w:themeColor="text1"/>
-                <w:sz w:val="15"/>
-                <w:szCs w:val="15"/>
-              </w:rPr>
-              <w:t>│  │</w:t>
-            </w:r>
-            <w:proofErr w:type="gramEnd"/>
-            <w:r>
-              <w:rPr>
-                <w:rFonts w:ascii="Consolas" w:eastAsia="Consolas" w:hAnsi="Consolas" w:cs="Consolas"/>
-                <w:color w:val="000000" w:themeColor="text1"/>
-                <w:sz w:val="15"/>
-                <w:szCs w:val="15"/>
-              </w:rPr>
-              <w:t xml:space="preserve">  </w:t>
-            </w:r>
-            <w:proofErr w:type="gramStart"/>
-            <w:r>
-              <w:rPr>
-                <w:rFonts w:ascii="Consolas" w:eastAsia="Consolas" w:hAnsi="Consolas" w:cs="Consolas"/>
-                <w:color w:val="000000" w:themeColor="text1"/>
-                <w:sz w:val="15"/>
-                <w:szCs w:val="15"/>
-              </w:rPr>
-              <w:t>│  │</w:t>
-            </w:r>
-            <w:proofErr w:type="gramEnd"/>
-            <w:r>
-              <w:rPr>
-                <w:rFonts w:ascii="Consolas" w:eastAsia="Consolas" w:hAnsi="Consolas" w:cs="Consolas"/>
-                <w:color w:val="000000" w:themeColor="text1"/>
-                <w:sz w:val="15"/>
-                <w:szCs w:val="15"/>
-              </w:rPr>
-              <w:t xml:space="preserve">  </w:t>
-            </w:r>
-            <w:proofErr w:type="gramStart"/>
-            <w:r>
-              <w:rPr>
-                <w:rFonts w:ascii="Consolas" w:eastAsia="Consolas" w:hAnsi="Consolas" w:cs="Consolas"/>
-                <w:color w:val="000000" w:themeColor="text1"/>
-                <w:sz w:val="15"/>
-                <w:szCs w:val="15"/>
-              </w:rPr>
-              <w:t>│  │</w:t>
-            </w:r>
-            <w:proofErr w:type="gramEnd"/>
-            <w:r>
-              <w:rPr>
-                <w:rFonts w:ascii="Consolas" w:eastAsia="Consolas" w:hAnsi="Consolas" w:cs="Consolas"/>
-                <w:color w:val="000000" w:themeColor="text1"/>
-                <w:sz w:val="15"/>
-                <w:szCs w:val="15"/>
-              </w:rPr>
-              <w:t xml:space="preserve">  ├── </w:t>
-            </w:r>
-            <w:proofErr w:type="spellStart"/>
-            <w:r>
-              <w:rPr>
-                <w:rFonts w:ascii="Consolas" w:eastAsia="Consolas" w:hAnsi="Consolas" w:cs="Consolas"/>
-                <w:color w:val="000000" w:themeColor="text1"/>
-                <w:sz w:val="15"/>
-                <w:szCs w:val="15"/>
-              </w:rPr>
-              <w:t>Notification_Card.fxml</w:t>
-            </w:r>
-            <w:proofErr w:type="spellEnd"/>
-          </w:p>
-          <w:p>
-            <w:pPr>
-              <w:spacing w:line="220" w:lineRule="auto"/>
-              <w:rPr>
-                <w:color w:val="000000" w:themeColor="text1"/>
-              </w:rPr>
-            </w:pPr>
-            <w:proofErr w:type="gramStart"/>
-            <w:r>
-              <w:rPr>
-                <w:rFonts w:ascii="Consolas" w:eastAsia="Consolas" w:hAnsi="Consolas" w:cs="Consolas"/>
-                <w:color w:val="000000" w:themeColor="text1"/>
-                <w:sz w:val="15"/>
-                <w:szCs w:val="15"/>
-              </w:rPr>
-              <w:t>│  │</w:t>
-            </w:r>
-            <w:proofErr w:type="gramEnd"/>
-            <w:r>
-              <w:rPr>
-                <w:rFonts w:ascii="Consolas" w:eastAsia="Consolas" w:hAnsi="Consolas" w:cs="Consolas"/>
-                <w:color w:val="000000" w:themeColor="text1"/>
-                <w:sz w:val="15"/>
-                <w:szCs w:val="15"/>
-              </w:rPr>
-              <w:t xml:space="preserve">  </w:t>
-            </w:r>
-            <w:proofErr w:type="gramStart"/>
-            <w:r>
-              <w:rPr>
-                <w:rFonts w:ascii="Consolas" w:eastAsia="Consolas" w:hAnsi="Consolas" w:cs="Consolas"/>
-                <w:color w:val="000000" w:themeColor="text1"/>
-                <w:sz w:val="15"/>
-                <w:szCs w:val="15"/>
-              </w:rPr>
-              <w:t>│  │</w:t>
-            </w:r>
-            <w:proofErr w:type="gramEnd"/>
-            <w:r>
-              <w:rPr>
-                <w:rFonts w:ascii="Consolas" w:eastAsia="Consolas" w:hAnsi="Consolas" w:cs="Consolas"/>
-                <w:color w:val="000000" w:themeColor="text1"/>
-                <w:sz w:val="15"/>
-                <w:szCs w:val="15"/>
-              </w:rPr>
-              <w:t xml:space="preserve">  </w:t>
-            </w:r>
-            <w:proofErr w:type="gramStart"/>
-            <w:r>
-              <w:rPr>
-                <w:rFonts w:ascii="Consolas" w:eastAsia="Consolas" w:hAnsi="Consolas" w:cs="Consolas"/>
-                <w:color w:val="000000" w:themeColor="text1"/>
-                <w:sz w:val="15"/>
-                <w:szCs w:val="15"/>
-              </w:rPr>
-              <w:t>│  │</w:t>
-            </w:r>
-            <w:proofErr w:type="gramEnd"/>
-            <w:r>
-              <w:rPr>
-                <w:rFonts w:ascii="Consolas" w:eastAsia="Consolas" w:hAnsi="Consolas" w:cs="Consolas"/>
-                <w:color w:val="000000" w:themeColor="text1"/>
-                <w:sz w:val="15"/>
-                <w:szCs w:val="15"/>
-              </w:rPr>
-              <w:t xml:space="preserve">  ├── </w:t>
-            </w:r>
-            <w:proofErr w:type="spellStart"/>
-            <w:r>
-              <w:rPr>
-                <w:rFonts w:ascii="Consolas" w:eastAsia="Consolas" w:hAnsi="Consolas" w:cs="Consolas"/>
-                <w:color w:val="000000" w:themeColor="text1"/>
-                <w:sz w:val="15"/>
-                <w:szCs w:val="15"/>
-              </w:rPr>
-              <w:t>Transaction_Card.fxml</w:t>
-            </w:r>
-            <w:proofErr w:type="spellEnd"/>
-          </w:p>
-          <w:p>
-            <w:pPr>
-              <w:spacing w:line="220" w:lineRule="auto"/>
-              <w:rPr>
-                <w:color w:val="000000" w:themeColor="text1"/>
-              </w:rPr>
-            </w:pPr>
-            <w:proofErr w:type="gramStart"/>
-            <w:r>
-              <w:rPr>
-                <w:rFonts w:ascii="Consolas" w:eastAsia="Consolas" w:hAnsi="Consolas" w:cs="Consolas"/>
-                <w:color w:val="000000" w:themeColor="text1"/>
-                <w:sz w:val="15"/>
-                <w:szCs w:val="15"/>
-              </w:rPr>
-              <w:t>│  │</w:t>
-            </w:r>
-            <w:proofErr w:type="gramEnd"/>
-            <w:r>
-              <w:rPr>
-                <w:rFonts w:ascii="Consolas" w:eastAsia="Consolas" w:hAnsi="Consolas" w:cs="Consolas"/>
-                <w:color w:val="000000" w:themeColor="text1"/>
-                <w:sz w:val="15"/>
-                <w:szCs w:val="15"/>
-              </w:rPr>
-              <w:t xml:space="preserve">  </w:t>
-            </w:r>
-            <w:proofErr w:type="gramStart"/>
-            <w:r>
-              <w:rPr>
-                <w:rFonts w:ascii="Consolas" w:eastAsia="Consolas" w:hAnsi="Consolas" w:cs="Consolas"/>
-                <w:color w:val="000000" w:themeColor="text1"/>
-                <w:sz w:val="15"/>
-                <w:szCs w:val="15"/>
-              </w:rPr>
-              <w:t>│  │</w:t>
-            </w:r>
-            <w:proofErr w:type="gramEnd"/>
-            <w:r>
-              <w:rPr>
-                <w:rFonts w:ascii="Consolas" w:eastAsia="Consolas" w:hAnsi="Consolas" w:cs="Consolas"/>
-                <w:color w:val="000000" w:themeColor="text1"/>
-                <w:sz w:val="15"/>
-                <w:szCs w:val="15"/>
-              </w:rPr>
-              <w:t xml:space="preserve">  </w:t>
-            </w:r>
-            <w:proofErr w:type="gramStart"/>
-            <w:r>
-              <w:rPr>
-                <w:rFonts w:ascii="Consolas" w:eastAsia="Consolas" w:hAnsi="Consolas" w:cs="Consolas"/>
-                <w:color w:val="000000" w:themeColor="text1"/>
-                <w:sz w:val="15"/>
-                <w:szCs w:val="15"/>
-              </w:rPr>
-              <w:t>│  ├</w:t>
-            </w:r>
-            <w:proofErr w:type="gramEnd"/>
-            <w:r>
-              <w:rPr>
-                <w:rFonts w:ascii="Consolas" w:eastAsia="Consolas" w:hAnsi="Consolas" w:cs="Consolas"/>
-                <w:color w:val="000000" w:themeColor="text1"/>
-                <w:sz w:val="15"/>
-                <w:szCs w:val="15"/>
-              </w:rPr>
-              <w:t>── Forms</w:t>
-            </w:r>
-          </w:p>
-          <w:p>
-            <w:pPr>
-              <w:spacing w:line="220" w:lineRule="auto"/>
-              <w:rPr>
-                <w:color w:val="000000" w:themeColor="text1"/>
-              </w:rPr>
-            </w:pPr>
-            <w:proofErr w:type="gramStart"/>
-            <w:r>
-              <w:rPr>
-                <w:rFonts w:ascii="Consolas" w:eastAsia="Consolas" w:hAnsi="Consolas" w:cs="Consolas"/>
-                <w:color w:val="000000" w:themeColor="text1"/>
-                <w:sz w:val="15"/>
-                <w:szCs w:val="15"/>
-              </w:rPr>
-              <w:t>│  │</w:t>
-            </w:r>
-            <w:proofErr w:type="gramEnd"/>
-            <w:r>
-              <w:rPr>
-                <w:rFonts w:ascii="Consolas" w:eastAsia="Consolas" w:hAnsi="Consolas" w:cs="Consolas"/>
-                <w:color w:val="000000" w:themeColor="text1"/>
-                <w:sz w:val="15"/>
-                <w:szCs w:val="15"/>
-              </w:rPr>
-              <w:t xml:space="preserve">  </w:t>
-            </w:r>
-            <w:proofErr w:type="gramStart"/>
-            <w:r>
-              <w:rPr>
-                <w:rFonts w:ascii="Consolas" w:eastAsia="Consolas" w:hAnsi="Consolas" w:cs="Consolas"/>
-                <w:color w:val="000000" w:themeColor="text1"/>
-                <w:sz w:val="15"/>
-                <w:szCs w:val="15"/>
-              </w:rPr>
-              <w:t>│  │</w:t>
-            </w:r>
-            <w:proofErr w:type="gramEnd"/>
-            <w:r>
-              <w:rPr>
-                <w:rFonts w:ascii="Consolas" w:eastAsia="Consolas" w:hAnsi="Consolas" w:cs="Consolas"/>
-                <w:color w:val="000000" w:themeColor="text1"/>
-                <w:sz w:val="15"/>
-                <w:szCs w:val="15"/>
-              </w:rPr>
-              <w:t xml:space="preserve">  </w:t>
-            </w:r>
-            <w:proofErr w:type="gramStart"/>
-            <w:r>
-              <w:rPr>
-                <w:rFonts w:ascii="Consolas" w:eastAsia="Consolas" w:hAnsi="Consolas" w:cs="Consolas"/>
-                <w:color w:val="000000" w:themeColor="text1"/>
-                <w:sz w:val="15"/>
-                <w:szCs w:val="15"/>
-              </w:rPr>
-              <w:t>│  │</w:t>
-            </w:r>
-            <w:proofErr w:type="gramEnd"/>
-            <w:r>
-              <w:rPr>
-                <w:rFonts w:ascii="Consolas" w:eastAsia="Consolas" w:hAnsi="Consolas" w:cs="Consolas"/>
-                <w:color w:val="000000" w:themeColor="text1"/>
-                <w:sz w:val="15"/>
-                <w:szCs w:val="15"/>
-              </w:rPr>
-              <w:t xml:space="preserve">  ├── </w:t>
-            </w:r>
-            <w:proofErr w:type="spellStart"/>
-            <w:r>
-              <w:rPr>
-                <w:rFonts w:ascii="Consolas" w:eastAsia="Consolas" w:hAnsi="Consolas" w:cs="Consolas"/>
-                <w:color w:val="000000" w:themeColor="text1"/>
-                <w:sz w:val="15"/>
-                <w:szCs w:val="15"/>
-              </w:rPr>
-              <w:t>DepositMoney_Form.fxml</w:t>
-            </w:r>
-            <w:proofErr w:type="spellEnd"/>
-          </w:p>
-          <w:p>
-            <w:pPr>
-              <w:spacing w:line="220" w:lineRule="auto"/>
-              <w:rPr>
-                <w:color w:val="000000" w:themeColor="text1"/>
-              </w:rPr>
-            </w:pPr>
-            <w:proofErr w:type="gramStart"/>
-            <w:r>
-              <w:rPr>
-                <w:rFonts w:ascii="Consolas" w:eastAsia="Consolas" w:hAnsi="Consolas" w:cs="Consolas"/>
-                <w:color w:val="000000" w:themeColor="text1"/>
-                <w:sz w:val="15"/>
-                <w:szCs w:val="15"/>
-              </w:rPr>
-              <w:t>│  │</w:t>
-            </w:r>
-            <w:proofErr w:type="gramEnd"/>
-            <w:r>
-              <w:rPr>
-                <w:rFonts w:ascii="Consolas" w:eastAsia="Consolas" w:hAnsi="Consolas" w:cs="Consolas"/>
-                <w:color w:val="000000" w:themeColor="text1"/>
-                <w:sz w:val="15"/>
-                <w:szCs w:val="15"/>
-              </w:rPr>
-              <w:t xml:space="preserve">  </w:t>
-            </w:r>
-            <w:proofErr w:type="gramStart"/>
-            <w:r>
-              <w:rPr>
-                <w:rFonts w:ascii="Consolas" w:eastAsia="Consolas" w:hAnsi="Consolas" w:cs="Consolas"/>
-                <w:color w:val="000000" w:themeColor="text1"/>
-                <w:sz w:val="15"/>
-                <w:szCs w:val="15"/>
-              </w:rPr>
-              <w:t>│  │</w:t>
-            </w:r>
-            <w:proofErr w:type="gramEnd"/>
-            <w:r>
-              <w:rPr>
-                <w:rFonts w:ascii="Consolas" w:eastAsia="Consolas" w:hAnsi="Consolas" w:cs="Consolas"/>
-                <w:color w:val="000000" w:themeColor="text1"/>
-                <w:sz w:val="15"/>
-                <w:szCs w:val="15"/>
-              </w:rPr>
-              <w:t xml:space="preserve">  </w:t>
-            </w:r>
-            <w:proofErr w:type="gramStart"/>
-            <w:r>
-              <w:rPr>
-                <w:rFonts w:ascii="Consolas" w:eastAsia="Consolas" w:hAnsi="Consolas" w:cs="Consolas"/>
-                <w:color w:val="000000" w:themeColor="text1"/>
-                <w:sz w:val="15"/>
-                <w:szCs w:val="15"/>
-              </w:rPr>
-              <w:t>│  │</w:t>
-            </w:r>
-            <w:proofErr w:type="gramEnd"/>
-            <w:r>
-              <w:rPr>
-                <w:rFonts w:ascii="Consolas" w:eastAsia="Consolas" w:hAnsi="Consolas" w:cs="Consolas"/>
-                <w:color w:val="000000" w:themeColor="text1"/>
-                <w:sz w:val="15"/>
-                <w:szCs w:val="15"/>
-              </w:rPr>
-              <w:t xml:space="preserve">  ├── </w:t>
-            </w:r>
-            <w:proofErr w:type="spellStart"/>
-            <w:r>
-              <w:rPr>
-                <w:rFonts w:ascii="Consolas" w:eastAsia="Consolas" w:hAnsi="Consolas" w:cs="Consolas"/>
-                <w:color w:val="000000" w:themeColor="text1"/>
-                <w:sz w:val="15"/>
-                <w:szCs w:val="15"/>
-              </w:rPr>
-              <w:t>Profile_Form.fxml</w:t>
-            </w:r>
-            <w:proofErr w:type="spellEnd"/>
-          </w:p>
-          <w:p>
-            <w:pPr>
-              <w:spacing w:line="220" w:lineRule="auto"/>
-              <w:rPr>
-                <w:color w:val="000000" w:themeColor="text1"/>
-              </w:rPr>
-            </w:pPr>
-            <w:proofErr w:type="gramStart"/>
-            <w:r>
-              <w:rPr>
-                <w:rFonts w:ascii="Consolas" w:eastAsia="Consolas" w:hAnsi="Consolas" w:cs="Consolas"/>
-                <w:color w:val="000000" w:themeColor="text1"/>
-                <w:sz w:val="15"/>
-                <w:szCs w:val="15"/>
-              </w:rPr>
-              <w:t>│  │</w:t>
-            </w:r>
-            <w:proofErr w:type="gramEnd"/>
-            <w:r>
-              <w:rPr>
-                <w:rFonts w:ascii="Consolas" w:eastAsia="Consolas" w:hAnsi="Consolas" w:cs="Consolas"/>
-                <w:color w:val="000000" w:themeColor="text1"/>
-                <w:sz w:val="15"/>
-                <w:szCs w:val="15"/>
-              </w:rPr>
-              <w:t xml:space="preserve">  </w:t>
-            </w:r>
-            <w:proofErr w:type="gramStart"/>
-            <w:r>
-              <w:rPr>
-                <w:rFonts w:ascii="Consolas" w:eastAsia="Consolas" w:hAnsi="Consolas" w:cs="Consolas"/>
-                <w:color w:val="000000" w:themeColor="text1"/>
-                <w:sz w:val="15"/>
-                <w:szCs w:val="15"/>
-              </w:rPr>
-              <w:t>│  │</w:t>
-            </w:r>
-            <w:proofErr w:type="gramEnd"/>
-            <w:r>
-              <w:rPr>
-                <w:rFonts w:ascii="Consolas" w:eastAsia="Consolas" w:hAnsi="Consolas" w:cs="Consolas"/>
-                <w:color w:val="000000" w:themeColor="text1"/>
-                <w:sz w:val="15"/>
-                <w:szCs w:val="15"/>
-              </w:rPr>
-              <w:t xml:space="preserve">  </w:t>
-            </w:r>
-            <w:proofErr w:type="gramStart"/>
-            <w:r>
-              <w:rPr>
-                <w:rFonts w:ascii="Consolas" w:eastAsia="Consolas" w:hAnsi="Consolas" w:cs="Consolas"/>
-                <w:color w:val="000000" w:themeColor="text1"/>
-                <w:sz w:val="15"/>
-                <w:szCs w:val="15"/>
-              </w:rPr>
-              <w:t>│  │</w:t>
-            </w:r>
-            <w:proofErr w:type="gramEnd"/>
-            <w:r>
-              <w:rPr>
-                <w:rFonts w:ascii="Consolas" w:eastAsia="Consolas" w:hAnsi="Consolas" w:cs="Consolas"/>
-                <w:color w:val="000000" w:themeColor="text1"/>
-                <w:sz w:val="15"/>
-                <w:szCs w:val="15"/>
-              </w:rPr>
-              <w:t xml:space="preserve">  ├── </w:t>
-            </w:r>
-            <w:proofErr w:type="spellStart"/>
-            <w:r>
-              <w:rPr>
-                <w:rFonts w:ascii="Consolas" w:eastAsia="Consolas" w:hAnsi="Consolas" w:cs="Consolas"/>
-                <w:color w:val="000000" w:themeColor="text1"/>
-                <w:sz w:val="15"/>
-                <w:szCs w:val="15"/>
-              </w:rPr>
-              <w:t>SendMoney_Form.fxml</w:t>
-            </w:r>
-            <w:proofErr w:type="spellEnd"/>
-          </w:p>
-          <w:p>
-            <w:pPr>
-              <w:spacing w:line="220" w:lineRule="auto"/>
-              <w:rPr>
-                <w:color w:val="000000" w:themeColor="text1"/>
-              </w:rPr>
-            </w:pPr>
-            <w:proofErr w:type="gramStart"/>
-            <w:r>
-              <w:rPr>
-                <w:rFonts w:ascii="Consolas" w:eastAsia="Consolas" w:hAnsi="Consolas" w:cs="Consolas"/>
-                <w:color w:val="000000" w:themeColor="text1"/>
-                <w:sz w:val="15"/>
-                <w:szCs w:val="15"/>
-              </w:rPr>
-              <w:t>│  │</w:t>
-            </w:r>
-            <w:proofErr w:type="gramEnd"/>
-            <w:r>
-              <w:rPr>
-                <w:rFonts w:ascii="Consolas" w:eastAsia="Consolas" w:hAnsi="Consolas" w:cs="Consolas"/>
-                <w:color w:val="000000" w:themeColor="text1"/>
-                <w:sz w:val="15"/>
-                <w:szCs w:val="15"/>
-              </w:rPr>
-              <w:t xml:space="preserve">  </w:t>
-            </w:r>
-            <w:proofErr w:type="gramStart"/>
-            <w:r>
-              <w:rPr>
-                <w:rFonts w:ascii="Consolas" w:eastAsia="Consolas" w:hAnsi="Consolas" w:cs="Consolas"/>
-                <w:color w:val="000000" w:themeColor="text1"/>
-                <w:sz w:val="15"/>
-                <w:szCs w:val="15"/>
-              </w:rPr>
-              <w:t>│  │</w:t>
-            </w:r>
-            <w:proofErr w:type="gramEnd"/>
-            <w:r>
-              <w:rPr>
-                <w:rFonts w:ascii="Consolas" w:eastAsia="Consolas" w:hAnsi="Consolas" w:cs="Consolas"/>
-                <w:color w:val="000000" w:themeColor="text1"/>
-                <w:sz w:val="15"/>
-                <w:szCs w:val="15"/>
-              </w:rPr>
-              <w:t xml:space="preserve">  </w:t>
-            </w:r>
-            <w:proofErr w:type="gramStart"/>
-            <w:r>
-              <w:rPr>
-                <w:rFonts w:ascii="Consolas" w:eastAsia="Consolas" w:hAnsi="Consolas" w:cs="Consolas"/>
-                <w:color w:val="000000" w:themeColor="text1"/>
-                <w:sz w:val="15"/>
-                <w:szCs w:val="15"/>
-              </w:rPr>
-              <w:t>│  │</w:t>
-            </w:r>
-            <w:proofErr w:type="gramEnd"/>
-            <w:r>
-              <w:rPr>
-                <w:rFonts w:ascii="Consolas" w:eastAsia="Consolas" w:hAnsi="Consolas" w:cs="Consolas"/>
-                <w:color w:val="000000" w:themeColor="text1"/>
-                <w:sz w:val="15"/>
-                <w:szCs w:val="15"/>
-              </w:rPr>
-              <w:t xml:space="preserve">  ├── </w:t>
-            </w:r>
-            <w:proofErr w:type="spellStart"/>
-            <w:r>
-              <w:rPr>
-                <w:rFonts w:ascii="Consolas" w:eastAsia="Consolas" w:hAnsi="Consolas" w:cs="Consolas"/>
-                <w:color w:val="000000" w:themeColor="text1"/>
-                <w:sz w:val="15"/>
-                <w:szCs w:val="15"/>
-              </w:rPr>
-              <w:t>WithdrawMoney_Form.fxml</w:t>
-            </w:r>
-            <w:proofErr w:type="spellEnd"/>
-          </w:p>
-          <w:p>
-            <w:pPr>
-              <w:spacing w:line="220" w:lineRule="auto"/>
-              <w:rPr>
-                <w:color w:val="000000" w:themeColor="text1"/>
-              </w:rPr>
-            </w:pPr>
-            <w:proofErr w:type="gramStart"/>
-            <w:r>
-              <w:rPr>
-                <w:rFonts w:ascii="Consolas" w:eastAsia="Consolas" w:hAnsi="Consolas" w:cs="Consolas"/>
-                <w:color w:val="000000" w:themeColor="text1"/>
-                <w:sz w:val="15"/>
-                <w:szCs w:val="15"/>
-              </w:rPr>
-              <w:t>│  │</w:t>
-            </w:r>
-            <w:proofErr w:type="gramEnd"/>
-            <w:r>
-              <w:rPr>
-                <w:rFonts w:ascii="Consolas" w:eastAsia="Consolas" w:hAnsi="Consolas" w:cs="Consolas"/>
-                <w:color w:val="000000" w:themeColor="text1"/>
-                <w:sz w:val="15"/>
-                <w:szCs w:val="15"/>
-              </w:rPr>
-              <w:t xml:space="preserve">  </w:t>
-            </w:r>
-            <w:proofErr w:type="gramStart"/>
-            <w:r>
-              <w:rPr>
-                <w:rFonts w:ascii="Consolas" w:eastAsia="Consolas" w:hAnsi="Consolas" w:cs="Consolas"/>
-                <w:color w:val="000000" w:themeColor="text1"/>
-                <w:sz w:val="15"/>
-                <w:szCs w:val="15"/>
-              </w:rPr>
-              <w:t>│  │</w:t>
-            </w:r>
-            <w:proofErr w:type="gramEnd"/>
-            <w:r>
-              <w:rPr>
-                <w:rFonts w:ascii="Consolas" w:eastAsia="Consolas" w:hAnsi="Consolas" w:cs="Consolas"/>
-                <w:color w:val="000000" w:themeColor="text1"/>
-                <w:sz w:val="15"/>
-                <w:szCs w:val="15"/>
-              </w:rPr>
-              <w:t xml:space="preserve">  </w:t>
-            </w:r>
-            <w:proofErr w:type="gramStart"/>
-            <w:r>
-              <w:rPr>
-                <w:rFonts w:ascii="Consolas" w:eastAsia="Consolas" w:hAnsi="Consolas" w:cs="Consolas"/>
-                <w:color w:val="000000" w:themeColor="text1"/>
-                <w:sz w:val="15"/>
-                <w:szCs w:val="15"/>
-              </w:rPr>
-              <w:t>│  ├</w:t>
-            </w:r>
-            <w:proofErr w:type="gramEnd"/>
-            <w:r>
-              <w:rPr>
-                <w:rFonts w:ascii="Consolas" w:eastAsia="Consolas" w:hAnsi="Consolas" w:cs="Consolas"/>
-                <w:color w:val="000000" w:themeColor="text1"/>
-                <w:sz w:val="15"/>
-                <w:szCs w:val="15"/>
-              </w:rPr>
-              <w:t>── Pages</w:t>
-            </w:r>
-          </w:p>
-          <w:p>
-            <w:pPr>
-              <w:spacing w:line="220" w:lineRule="auto"/>
-              <w:rPr>
-                <w:color w:val="000000" w:themeColor="text1"/>
-              </w:rPr>
-            </w:pPr>
-            <w:proofErr w:type="gramStart"/>
-            <w:r>
-              <w:rPr>
-                <w:rFonts w:ascii="Consolas" w:eastAsia="Consolas" w:hAnsi="Consolas" w:cs="Consolas"/>
-                <w:color w:val="000000" w:themeColor="text1"/>
-                <w:sz w:val="15"/>
-                <w:szCs w:val="15"/>
-              </w:rPr>
-              <w:t>│  │</w:t>
-            </w:r>
-            <w:proofErr w:type="gramEnd"/>
-            <w:r>
-              <w:rPr>
-                <w:rFonts w:ascii="Consolas" w:eastAsia="Consolas" w:hAnsi="Consolas" w:cs="Consolas"/>
-                <w:color w:val="000000" w:themeColor="text1"/>
-                <w:sz w:val="15"/>
-                <w:szCs w:val="15"/>
-              </w:rPr>
-              <w:t xml:space="preserve">  </w:t>
-            </w:r>
-            <w:proofErr w:type="gramStart"/>
-            <w:r>
-              <w:rPr>
-                <w:rFonts w:ascii="Consolas" w:eastAsia="Consolas" w:hAnsi="Consolas" w:cs="Consolas"/>
-                <w:color w:val="000000" w:themeColor="text1"/>
-                <w:sz w:val="15"/>
-                <w:szCs w:val="15"/>
-              </w:rPr>
-              <w:t>│  │</w:t>
-            </w:r>
-            <w:proofErr w:type="gramEnd"/>
-            <w:r>
-              <w:rPr>
-                <w:rFonts w:ascii="Consolas" w:eastAsia="Consolas" w:hAnsi="Consolas" w:cs="Consolas"/>
-                <w:color w:val="000000" w:themeColor="text1"/>
-                <w:sz w:val="15"/>
-                <w:szCs w:val="15"/>
-              </w:rPr>
-              <w:t xml:space="preserve">  </w:t>
-            </w:r>
-            <w:proofErr w:type="gramStart"/>
-            <w:r>
-              <w:rPr>
-                <w:rFonts w:ascii="Consolas" w:eastAsia="Consolas" w:hAnsi="Consolas" w:cs="Consolas"/>
-                <w:color w:val="000000" w:themeColor="text1"/>
-                <w:sz w:val="15"/>
-                <w:szCs w:val="15"/>
-              </w:rPr>
-              <w:t>│  │</w:t>
-            </w:r>
-            <w:proofErr w:type="gramEnd"/>
-            <w:r>
-              <w:rPr>
-                <w:rFonts w:ascii="Consolas" w:eastAsia="Consolas" w:hAnsi="Consolas" w:cs="Consolas"/>
-                <w:color w:val="000000" w:themeColor="text1"/>
-                <w:sz w:val="15"/>
-                <w:szCs w:val="15"/>
-              </w:rPr>
-              <w:t xml:space="preserve">  ├── </w:t>
-            </w:r>
-            <w:proofErr w:type="spellStart"/>
-            <w:r>
-              <w:rPr>
-                <w:rFonts w:ascii="Consolas" w:eastAsia="Consolas" w:hAnsi="Consolas" w:cs="Consolas"/>
-                <w:color w:val="000000" w:themeColor="text1"/>
-                <w:sz w:val="15"/>
-                <w:szCs w:val="15"/>
-              </w:rPr>
-              <w:t>Dashboard_Page.fxml</w:t>
-            </w:r>
-            <w:proofErr w:type="spellEnd"/>
-          </w:p>
-          <w:p>
-            <w:pPr>
-              <w:spacing w:line="220" w:lineRule="auto"/>
-              <w:rPr>
-                <w:color w:val="000000" w:themeColor="text1"/>
-              </w:rPr>
-            </w:pPr>
-            <w:proofErr w:type="gramStart"/>
-            <w:r>
-              <w:rPr>
-                <w:rFonts w:ascii="Consolas" w:eastAsia="Consolas" w:hAnsi="Consolas" w:cs="Consolas"/>
-                <w:color w:val="000000" w:themeColor="text1"/>
-                <w:sz w:val="15"/>
-                <w:szCs w:val="15"/>
-              </w:rPr>
-              <w:t>│  │</w:t>
-            </w:r>
-            <w:proofErr w:type="gramEnd"/>
-            <w:r>
-              <w:rPr>
-                <w:rFonts w:ascii="Consolas" w:eastAsia="Consolas" w:hAnsi="Consolas" w:cs="Consolas"/>
-                <w:color w:val="000000" w:themeColor="text1"/>
-                <w:sz w:val="15"/>
-                <w:szCs w:val="15"/>
-              </w:rPr>
-              <w:t xml:space="preserve">  </w:t>
-            </w:r>
-            <w:proofErr w:type="gramStart"/>
-            <w:r>
-              <w:rPr>
-                <w:rFonts w:ascii="Consolas" w:eastAsia="Consolas" w:hAnsi="Consolas" w:cs="Consolas"/>
-                <w:color w:val="000000" w:themeColor="text1"/>
-                <w:sz w:val="15"/>
-                <w:szCs w:val="15"/>
-              </w:rPr>
-              <w:t>│  │</w:t>
-            </w:r>
-            <w:proofErr w:type="gramEnd"/>
-            <w:r>
-              <w:rPr>
-                <w:rFonts w:ascii="Consolas" w:eastAsia="Consolas" w:hAnsi="Consolas" w:cs="Consolas"/>
-                <w:color w:val="000000" w:themeColor="text1"/>
-                <w:sz w:val="15"/>
-                <w:szCs w:val="15"/>
-              </w:rPr>
-              <w:t xml:space="preserve">  </w:t>
-            </w:r>
-            <w:proofErr w:type="gramStart"/>
-            <w:r>
-              <w:rPr>
-                <w:rFonts w:ascii="Consolas" w:eastAsia="Consolas" w:hAnsi="Consolas" w:cs="Consolas"/>
-                <w:color w:val="000000" w:themeColor="text1"/>
-                <w:sz w:val="15"/>
-                <w:szCs w:val="15"/>
-              </w:rPr>
-              <w:t>│  │</w:t>
-            </w:r>
-            <w:proofErr w:type="gramEnd"/>
-            <w:r>
-              <w:rPr>
-                <w:rFonts w:ascii="Consolas" w:eastAsia="Consolas" w:hAnsi="Consolas" w:cs="Consolas"/>
-                <w:color w:val="000000" w:themeColor="text1"/>
-                <w:sz w:val="15"/>
-                <w:szCs w:val="15"/>
-              </w:rPr>
-              <w:t xml:space="preserve">  ├── </w:t>
-            </w:r>
-            <w:proofErr w:type="spellStart"/>
-            <w:r>
-              <w:rPr>
-                <w:rFonts w:ascii="Consolas" w:eastAsia="Consolas" w:hAnsi="Consolas" w:cs="Consolas"/>
-                <w:color w:val="000000" w:themeColor="text1"/>
-                <w:sz w:val="15"/>
-                <w:szCs w:val="15"/>
-              </w:rPr>
-              <w:t>Transaction_Page.fxml</w:t>
-            </w:r>
-            <w:proofErr w:type="spellEnd"/>
-          </w:p>
-          <w:p>
-            <w:pPr>
-              <w:spacing w:line="220" w:lineRule="auto"/>
-              <w:rPr>
-                <w:color w:val="000000" w:themeColor="text1"/>
-              </w:rPr>
-            </w:pPr>
-            <w:proofErr w:type="gramStart"/>
-            <w:r>
-              <w:rPr>
-                <w:rFonts w:ascii="Consolas" w:eastAsia="Consolas" w:hAnsi="Consolas" w:cs="Consolas"/>
-                <w:color w:val="000000" w:themeColor="text1"/>
-                <w:sz w:val="15"/>
-                <w:szCs w:val="15"/>
-              </w:rPr>
-              <w:t>│  │</w:t>
-            </w:r>
-            <w:proofErr w:type="gramEnd"/>
-            <w:r>
-              <w:rPr>
-                <w:rFonts w:ascii="Consolas" w:eastAsia="Consolas" w:hAnsi="Consolas" w:cs="Consolas"/>
-                <w:color w:val="000000" w:themeColor="text1"/>
-                <w:sz w:val="15"/>
-                <w:szCs w:val="15"/>
-              </w:rPr>
-              <w:t xml:space="preserve">  </w:t>
-            </w:r>
-            <w:proofErr w:type="gramStart"/>
-            <w:r>
-              <w:rPr>
-                <w:rFonts w:ascii="Consolas" w:eastAsia="Consolas" w:hAnsi="Consolas" w:cs="Consolas"/>
-                <w:color w:val="000000" w:themeColor="text1"/>
-                <w:sz w:val="15"/>
-                <w:szCs w:val="15"/>
-              </w:rPr>
-              <w:t>│  │</w:t>
-            </w:r>
-            <w:proofErr w:type="gramEnd"/>
-            <w:r>
-              <w:rPr>
-                <w:rFonts w:ascii="Consolas" w:eastAsia="Consolas" w:hAnsi="Consolas" w:cs="Consolas"/>
-                <w:color w:val="000000" w:themeColor="text1"/>
-                <w:sz w:val="15"/>
-                <w:szCs w:val="15"/>
-              </w:rPr>
-              <w:t xml:space="preserve">  </w:t>
-            </w:r>
-            <w:proofErr w:type="gramStart"/>
-            <w:r>
-              <w:rPr>
-                <w:rFonts w:ascii="Consolas" w:eastAsia="Consolas" w:hAnsi="Consolas" w:cs="Consolas"/>
-                <w:color w:val="000000" w:themeColor="text1"/>
-                <w:sz w:val="15"/>
-                <w:szCs w:val="15"/>
-              </w:rPr>
-              <w:t>│  ├</w:t>
-            </w:r>
-            <w:proofErr w:type="gramEnd"/>
-            <w:r>
-              <w:rPr>
-                <w:rFonts w:ascii="Consolas" w:eastAsia="Consolas" w:hAnsi="Consolas" w:cs="Consolas"/>
-                <w:color w:val="000000" w:themeColor="text1"/>
-                <w:sz w:val="15"/>
-                <w:szCs w:val="15"/>
-              </w:rPr>
-              <w:t xml:space="preserve">── </w:t>
-            </w:r>
-            <w:proofErr w:type="spellStart"/>
-            <w:r>
-              <w:rPr>
-                <w:rFonts w:ascii="Consolas" w:eastAsia="Consolas" w:hAnsi="Consolas" w:cs="Consolas"/>
-                <w:color w:val="000000" w:themeColor="text1"/>
-                <w:sz w:val="15"/>
-                <w:szCs w:val="15"/>
-              </w:rPr>
-              <w:t>ForgotPassword_Page.fxml</w:t>
-            </w:r>
-            <w:proofErr w:type="spellEnd"/>
-          </w:p>
-          <w:p>
-            <w:pPr>
-              <w:spacing w:line="220" w:lineRule="auto"/>
-              <w:rPr>
-                <w:color w:val="000000" w:themeColor="text1"/>
-              </w:rPr>
-            </w:pPr>
-            <w:proofErr w:type="gramStart"/>
-            <w:r>
-              <w:rPr>
-                <w:rFonts w:ascii="Consolas" w:eastAsia="Consolas" w:hAnsi="Consolas" w:cs="Consolas"/>
-                <w:color w:val="000000" w:themeColor="text1"/>
-                <w:sz w:val="15"/>
-                <w:szCs w:val="15"/>
-              </w:rPr>
-              <w:t>│  │</w:t>
-            </w:r>
-            <w:proofErr w:type="gramEnd"/>
-            <w:r>
-              <w:rPr>
-                <w:rFonts w:ascii="Consolas" w:eastAsia="Consolas" w:hAnsi="Consolas" w:cs="Consolas"/>
-                <w:color w:val="000000" w:themeColor="text1"/>
-                <w:sz w:val="15"/>
-                <w:szCs w:val="15"/>
-              </w:rPr>
-              <w:t xml:space="preserve">  </w:t>
-            </w:r>
-            <w:proofErr w:type="gramStart"/>
-            <w:r>
-              <w:rPr>
-                <w:rFonts w:ascii="Consolas" w:eastAsia="Consolas" w:hAnsi="Consolas" w:cs="Consolas"/>
-                <w:color w:val="000000" w:themeColor="text1"/>
-                <w:sz w:val="15"/>
-                <w:szCs w:val="15"/>
-              </w:rPr>
-              <w:t>│  │</w:t>
-            </w:r>
-            <w:proofErr w:type="gramEnd"/>
-            <w:r>
-              <w:rPr>
-                <w:rFonts w:ascii="Consolas" w:eastAsia="Consolas" w:hAnsi="Consolas" w:cs="Consolas"/>
-                <w:color w:val="000000" w:themeColor="text1"/>
-                <w:sz w:val="15"/>
-                <w:szCs w:val="15"/>
-              </w:rPr>
-              <w:t xml:space="preserve">  </w:t>
-            </w:r>
-            <w:proofErr w:type="gramStart"/>
-            <w:r>
-              <w:rPr>
-                <w:rFonts w:ascii="Consolas" w:eastAsia="Consolas" w:hAnsi="Consolas" w:cs="Consolas"/>
-                <w:color w:val="000000" w:themeColor="text1"/>
-                <w:sz w:val="15"/>
-                <w:szCs w:val="15"/>
-              </w:rPr>
-              <w:t>│  ├</w:t>
-            </w:r>
-            <w:proofErr w:type="gramEnd"/>
-            <w:r>
-              <w:rPr>
-                <w:rFonts w:ascii="Consolas" w:eastAsia="Consolas" w:hAnsi="Consolas" w:cs="Consolas"/>
-                <w:color w:val="000000" w:themeColor="text1"/>
-                <w:sz w:val="15"/>
-                <w:szCs w:val="15"/>
-              </w:rPr>
-              <w:t xml:space="preserve">── </w:t>
-            </w:r>
-            <w:proofErr w:type="spellStart"/>
-            <w:r>
-              <w:rPr>
-                <w:rFonts w:ascii="Consolas" w:eastAsia="Consolas" w:hAnsi="Consolas" w:cs="Consolas"/>
-                <w:color w:val="000000" w:themeColor="text1"/>
-                <w:sz w:val="15"/>
-                <w:szCs w:val="15"/>
-              </w:rPr>
-              <w:t>Login_Page.fxml</w:t>
-            </w:r>
-            <w:proofErr w:type="spellEnd"/>
-          </w:p>
-          <w:p>
-            <w:pPr>
-              <w:spacing w:line="220" w:lineRule="auto"/>
-              <w:rPr>
-                <w:color w:val="000000" w:themeColor="text1"/>
-              </w:rPr>
-            </w:pPr>
-            <w:proofErr w:type="gramStart"/>
-            <w:r>
-              <w:rPr>
-                <w:rFonts w:ascii="Consolas" w:eastAsia="Consolas" w:hAnsi="Consolas" w:cs="Consolas"/>
-                <w:color w:val="000000" w:themeColor="text1"/>
-                <w:sz w:val="15"/>
-                <w:szCs w:val="15"/>
-              </w:rPr>
-              <w:t>│  │</w:t>
-            </w:r>
-            <w:proofErr w:type="gramEnd"/>
-            <w:r>
-              <w:rPr>
-                <w:rFonts w:ascii="Consolas" w:eastAsia="Consolas" w:hAnsi="Consolas" w:cs="Consolas"/>
-                <w:color w:val="000000" w:themeColor="text1"/>
-                <w:sz w:val="15"/>
-                <w:szCs w:val="15"/>
-              </w:rPr>
-              <w:t xml:space="preserve">  </w:t>
-            </w:r>
-            <w:proofErr w:type="gramStart"/>
-            <w:r>
-              <w:rPr>
-                <w:rFonts w:ascii="Consolas" w:eastAsia="Consolas" w:hAnsi="Consolas" w:cs="Consolas"/>
-                <w:color w:val="000000" w:themeColor="text1"/>
-                <w:sz w:val="15"/>
-                <w:szCs w:val="15"/>
-              </w:rPr>
-              <w:t>│  │</w:t>
-            </w:r>
-            <w:proofErr w:type="gramEnd"/>
-            <w:r>
-              <w:rPr>
-                <w:rFonts w:ascii="Consolas" w:eastAsia="Consolas" w:hAnsi="Consolas" w:cs="Consolas"/>
-                <w:color w:val="000000" w:themeColor="text1"/>
-                <w:sz w:val="15"/>
-                <w:szCs w:val="15"/>
-              </w:rPr>
-              <w:t xml:space="preserve">  </w:t>
-            </w:r>
-            <w:proofErr w:type="gramStart"/>
-            <w:r>
-              <w:rPr>
-                <w:rFonts w:ascii="Consolas" w:eastAsia="Consolas" w:hAnsi="Consolas" w:cs="Consolas"/>
-                <w:color w:val="000000" w:themeColor="text1"/>
-                <w:sz w:val="15"/>
-                <w:szCs w:val="15"/>
-              </w:rPr>
-              <w:t>│  ├</w:t>
-            </w:r>
-            <w:proofErr w:type="gramEnd"/>
-            <w:r>
-              <w:rPr>
-                <w:rFonts w:ascii="Consolas" w:eastAsia="Consolas" w:hAnsi="Consolas" w:cs="Consolas"/>
-                <w:color w:val="000000" w:themeColor="text1"/>
-                <w:sz w:val="15"/>
-                <w:szCs w:val="15"/>
-              </w:rPr>
-              <w:t xml:space="preserve">── </w:t>
-            </w:r>
-            <w:proofErr w:type="spellStart"/>
-            <w:r>
-              <w:rPr>
-                <w:rFonts w:ascii="Consolas" w:eastAsia="Consolas" w:hAnsi="Consolas" w:cs="Consolas"/>
-                <w:color w:val="000000" w:themeColor="text1"/>
-                <w:sz w:val="15"/>
-                <w:szCs w:val="15"/>
-              </w:rPr>
-              <w:t>Signup_Page.fxml</w:t>
-            </w:r>
-            <w:proofErr w:type="spellEnd"/>
-          </w:p>
-          <w:p>
-            <w:pPr>
-              <w:spacing w:line="220" w:lineRule="auto"/>
-              <w:rPr>
-                <w:color w:val="000000" w:themeColor="text1"/>
-              </w:rPr>
-            </w:pPr>
-            <w:proofErr w:type="gramStart"/>
-            <w:r>
-              <w:rPr>
-                <w:rFonts w:ascii="Consolas" w:eastAsia="Consolas" w:hAnsi="Consolas" w:cs="Consolas"/>
-                <w:color w:val="000000" w:themeColor="text1"/>
-                <w:sz w:val="15"/>
-                <w:szCs w:val="15"/>
-              </w:rPr>
-              <w:t>│  │</w:t>
-            </w:r>
-            <w:proofErr w:type="gramEnd"/>
-            <w:r>
-              <w:rPr>
-                <w:rFonts w:ascii="Consolas" w:eastAsia="Consolas" w:hAnsi="Consolas" w:cs="Consolas"/>
-                <w:color w:val="000000" w:themeColor="text1"/>
-                <w:sz w:val="15"/>
-                <w:szCs w:val="15"/>
-              </w:rPr>
-              <w:t xml:space="preserve">  </w:t>
-            </w:r>
-            <w:proofErr w:type="gramStart"/>
-            <w:r>
-              <w:rPr>
-                <w:rFonts w:ascii="Consolas" w:eastAsia="Consolas" w:hAnsi="Consolas" w:cs="Consolas"/>
-                <w:color w:val="000000" w:themeColor="text1"/>
-                <w:sz w:val="15"/>
-                <w:szCs w:val="15"/>
-              </w:rPr>
-              <w:t>│  │</w:t>
-            </w:r>
-            <w:proofErr w:type="gramEnd"/>
-            <w:r>
-              <w:rPr>
-                <w:rFonts w:ascii="Consolas" w:eastAsia="Consolas" w:hAnsi="Consolas" w:cs="Consolas"/>
-                <w:color w:val="000000" w:themeColor="text1"/>
-                <w:sz w:val="15"/>
-                <w:szCs w:val="15"/>
-              </w:rPr>
-              <w:t xml:space="preserve">  ├── Styles.css</w:t>
-            </w:r>
-          </w:p>
-          <w:p>
-            <w:pPr>
-              <w:spacing w:line="220" w:lineRule="auto"/>
-              <w:rPr>
-                <w:color w:val="000000" w:themeColor="text1"/>
-              </w:rPr>
-            </w:pPr>
-            <w:r>
-              <w:rPr>
-                <w:rFonts w:ascii="Consolas" w:eastAsia="Consolas" w:hAnsi="Consolas" w:cs="Consolas"/>
-                <w:color w:val="000000" w:themeColor="text1"/>
-                <w:sz w:val="15"/>
-                <w:szCs w:val="15"/>
-              </w:rPr>
-              <w:t>├── test</w:t>
-            </w:r>
-          </w:p>
-          <w:p>
-            <w:pPr>
-              <w:spacing w:line="220" w:lineRule="auto"/>
-              <w:rPr>
-                <w:color w:val="000000" w:themeColor="text1"/>
-              </w:rPr>
-            </w:pPr>
-            <w:proofErr w:type="gramStart"/>
-            <w:r>
-              <w:rPr>
-                <w:rFonts w:ascii="Consolas" w:eastAsia="Consolas" w:hAnsi="Consolas" w:cs="Consolas"/>
-                <w:color w:val="000000" w:themeColor="text1"/>
-                <w:sz w:val="15"/>
-                <w:szCs w:val="15"/>
-              </w:rPr>
-              <w:t>│  ├</w:t>
-            </w:r>
-            <w:proofErr w:type="gramEnd"/>
-            <w:r>
-              <w:rPr>
-                <w:rFonts w:ascii="Consolas" w:eastAsia="Consolas" w:hAnsi="Consolas" w:cs="Consolas"/>
-                <w:color w:val="000000" w:themeColor="text1"/>
-                <w:sz w:val="15"/>
-                <w:szCs w:val="15"/>
-              </w:rPr>
-              <w:t>── java</w:t>
-            </w:r>
-          </w:p>
-          <w:p>
-            <w:pPr>
-              <w:spacing w:line="220" w:lineRule="auto"/>
-              <w:rPr>
-                <w:color w:val="000000" w:themeColor="text1"/>
-              </w:rPr>
-            </w:pPr>
-            <w:proofErr w:type="gramStart"/>
-            <w:r>
-              <w:rPr>
-                <w:rFonts w:ascii="Consolas" w:eastAsia="Consolas" w:hAnsi="Consolas" w:cs="Consolas"/>
-                <w:color w:val="000000" w:themeColor="text1"/>
-                <w:sz w:val="15"/>
-                <w:szCs w:val="15"/>
-              </w:rPr>
-              <w:t>│  │</w:t>
-            </w:r>
-            <w:proofErr w:type="gramEnd"/>
-            <w:r>
-              <w:rPr>
-                <w:rFonts w:ascii="Consolas" w:eastAsia="Consolas" w:hAnsi="Consolas" w:cs="Consolas"/>
-                <w:color w:val="000000" w:themeColor="text1"/>
-                <w:sz w:val="15"/>
-                <w:szCs w:val="15"/>
-              </w:rPr>
-              <w:t xml:space="preserve">  ├── AccountBlackBoxTest.java</w:t>
-            </w:r>
-          </w:p>
-          <w:p>
-            <w:pPr>
-              <w:spacing w:line="220" w:lineRule="auto"/>
-              <w:rPr>
-                <w:color w:val="000000" w:themeColor="text1"/>
-              </w:rPr>
-            </w:pPr>
-            <w:proofErr w:type="gramStart"/>
-            <w:r>
-              <w:rPr>
-                <w:rFonts w:ascii="Consolas" w:eastAsia="Consolas" w:hAnsi="Consolas" w:cs="Consolas"/>
-                <w:color w:val="000000" w:themeColor="text1"/>
-                <w:sz w:val="15"/>
-                <w:szCs w:val="15"/>
-              </w:rPr>
-              <w:t>│  │</w:t>
-            </w:r>
-            <w:proofErr w:type="gramEnd"/>
-            <w:r>
-              <w:rPr>
-                <w:rFonts w:ascii="Consolas" w:eastAsia="Consolas" w:hAnsi="Consolas" w:cs="Consolas"/>
-                <w:color w:val="000000" w:themeColor="text1"/>
-                <w:sz w:val="15"/>
-                <w:szCs w:val="15"/>
-              </w:rPr>
-              <w:t xml:space="preserve">  ├── AccountStateTest.java</w:t>
-            </w:r>
-          </w:p>
-          <w:p>
-            <w:pPr>
-              <w:spacing w:line="220" w:lineRule="auto"/>
-              <w:rPr>
-                <w:color w:val="000000" w:themeColor="text1"/>
-              </w:rPr>
-            </w:pPr>
-            <w:proofErr w:type="gramStart"/>
-            <w:r>
-              <w:rPr>
-                <w:rFonts w:ascii="Consolas" w:eastAsia="Consolas" w:hAnsi="Consolas" w:cs="Consolas"/>
-                <w:color w:val="000000" w:themeColor="text1"/>
-                <w:sz w:val="15"/>
-                <w:szCs w:val="15"/>
-              </w:rPr>
-              <w:t>│  │</w:t>
-            </w:r>
-            <w:proofErr w:type="gramEnd"/>
-            <w:r>
-              <w:rPr>
-                <w:rFonts w:ascii="Consolas" w:eastAsia="Consolas" w:hAnsi="Consolas" w:cs="Consolas"/>
-                <w:color w:val="000000" w:themeColor="text1"/>
-                <w:sz w:val="15"/>
-                <w:szCs w:val="15"/>
-              </w:rPr>
-              <w:t xml:space="preserve">  ├── AccountWhiteBoxTest.java</w:t>
-            </w:r>
-          </w:p>
-          <w:p>
-            <w:pPr>
-              <w:spacing w:line="220" w:lineRule="auto"/>
-              <w:rPr>
-                <w:color w:val="000000" w:themeColor="text1"/>
-              </w:rPr>
-            </w:pPr>
-            <w:proofErr w:type="gramStart"/>
-            <w:r>
-              <w:rPr>
-                <w:rFonts w:ascii="Consolas" w:eastAsia="Consolas" w:hAnsi="Consolas" w:cs="Consolas"/>
-                <w:color w:val="000000" w:themeColor="text1"/>
-                <w:sz w:val="15"/>
-                <w:szCs w:val="15"/>
-              </w:rPr>
-              <w:t>│  │</w:t>
-            </w:r>
-            <w:proofErr w:type="gramEnd"/>
-            <w:r>
-              <w:rPr>
-                <w:rFonts w:ascii="Consolas" w:eastAsia="Consolas" w:hAnsi="Consolas" w:cs="Consolas"/>
-                <w:color w:val="000000" w:themeColor="text1"/>
-                <w:sz w:val="15"/>
-                <w:szCs w:val="15"/>
-              </w:rPr>
-              <w:t xml:space="preserve">  ├── CreditScoreFeatureTest.java</w:t>
+              <w:t>│  │  ├── CreditScoreFeatureTest.java</w:t>
             </w:r>
           </w:p>
         </w:tc>
@@ -5472,87 +1928,7 @@
           <w:sz w:val="24"/>
           <w:szCs w:val="24"/>
         </w:rPr>
-        <w:t xml:space="preserve">Black-box testing exercises </w:t>
-      </w:r>
-      <w:proofErr w:type="gramStart"/>
-      <w:r>
-        <w:rPr>
-          <w:rFonts w:asciiTheme="minorHAnsi" w:eastAsia="Garamond" w:hAnsiTheme="minorHAnsi" w:cs="Garamond"/>
-          <w:color w:val="000000" w:themeColor="text1"/>
-          <w:sz w:val="24"/>
-          <w:szCs w:val="24"/>
-        </w:rPr>
-        <w:t>deposit(</w:t>
-      </w:r>
-      <w:proofErr w:type="gramEnd"/>
-      <w:r>
-        <w:rPr>
-          <w:rFonts w:asciiTheme="minorHAnsi" w:eastAsia="Garamond" w:hAnsiTheme="minorHAnsi" w:cs="Garamond"/>
-          <w:color w:val="000000" w:themeColor="text1"/>
-          <w:sz w:val="24"/>
-          <w:szCs w:val="24"/>
-        </w:rPr>
-        <w:t xml:space="preserve">), </w:t>
-      </w:r>
-      <w:proofErr w:type="gramStart"/>
-      <w:r>
-        <w:rPr>
-          <w:rFonts w:asciiTheme="minorHAnsi" w:eastAsia="Garamond" w:hAnsiTheme="minorHAnsi" w:cs="Garamond"/>
-          <w:color w:val="000000" w:themeColor="text1"/>
-          <w:sz w:val="24"/>
-          <w:szCs w:val="24"/>
-        </w:rPr>
-        <w:t>withdraw(</w:t>
-      </w:r>
-      <w:proofErr w:type="gramEnd"/>
-      <w:r>
-        <w:rPr>
-          <w:rFonts w:asciiTheme="minorHAnsi" w:eastAsia="Garamond" w:hAnsiTheme="minorHAnsi" w:cs="Garamond"/>
-          <w:color w:val="000000" w:themeColor="text1"/>
-          <w:sz w:val="24"/>
-          <w:szCs w:val="24"/>
-        </w:rPr>
-        <w:t xml:space="preserve">), and the (unimplemented) </w:t>
-      </w:r>
-      <w:proofErr w:type="gramStart"/>
-      <w:r>
-        <w:rPr>
-          <w:rFonts w:asciiTheme="minorHAnsi" w:eastAsia="Garamond" w:hAnsiTheme="minorHAnsi" w:cs="Garamond"/>
-          <w:color w:val="000000" w:themeColor="text1"/>
-          <w:sz w:val="24"/>
-          <w:szCs w:val="24"/>
-        </w:rPr>
-        <w:t>transfer(</w:t>
-      </w:r>
-      <w:proofErr w:type="gramEnd"/>
-      <w:r>
-        <w:rPr>
-          <w:rFonts w:asciiTheme="minorHAnsi" w:eastAsia="Garamond" w:hAnsiTheme="minorHAnsi" w:cs="Garamond"/>
-          <w:color w:val="000000" w:themeColor="text1"/>
-          <w:sz w:val="24"/>
-          <w:szCs w:val="24"/>
-        </w:rPr>
-        <w:t xml:space="preserve">) feature purely against their specified input/output </w:t>
-      </w:r>
-      <w:proofErr w:type="spellStart"/>
-      <w:r>
-        <w:rPr>
-          <w:rFonts w:asciiTheme="minorHAnsi" w:eastAsia="Garamond" w:hAnsiTheme="minorHAnsi" w:cs="Garamond"/>
-          <w:color w:val="000000" w:themeColor="text1"/>
-          <w:sz w:val="24"/>
-          <w:szCs w:val="24"/>
-        </w:rPr>
-        <w:t>behavior</w:t>
-      </w:r>
-      <w:proofErr w:type="spellEnd"/>
-      <w:r>
-        <w:rPr>
-          <w:rFonts w:asciiTheme="minorHAnsi" w:eastAsia="Garamond" w:hAnsiTheme="minorHAnsi" w:cs="Garamond"/>
-          <w:color w:val="000000" w:themeColor="text1"/>
-          <w:sz w:val="24"/>
-          <w:szCs w:val="24"/>
-        </w:rPr>
-        <w:t>, without reference to internal code structure. Equivalence Partitioning (EP) and Boundary Value Analysis (BVA) are used to select a small, high-yield set of inputs.</w:t>
+        <w:t>Black-box testing exercises deposit(), withdraw(), and the (unimplemented) transfer() feature purely against their specified input/output behavior, without reference to internal code structure. Equivalence Partitioning (EP) and Boundary Value Analysis (BVA) are used to select a small, high-yield set of inputs.</w:t>
       </w:r>
     </w:p>
     <w:p>
@@ -6908,7 +3284,6 @@
           <w:szCs w:val="24"/>
         </w:rPr>
       </w:pPr>
-      <w:proofErr w:type="gramStart"/>
       <w:r>
         <w:rPr>
           <w:rFonts w:asciiTheme="minorHAnsi" w:eastAsia="Garamond" w:hAnsiTheme="minorHAnsi" w:cs="Garamond"/>
@@ -6918,43 +3293,7 @@
           <w:sz w:val="24"/>
           <w:szCs w:val="24"/>
         </w:rPr>
-        <w:t>transfer(</w:t>
-      </w:r>
-      <w:proofErr w:type="gramEnd"/>
-      <w:r>
-        <w:rPr>
-          <w:rFonts w:asciiTheme="minorHAnsi" w:eastAsia="Garamond" w:hAnsiTheme="minorHAnsi" w:cs="Garamond"/>
-          <w:b/>
-          <w:bCs/>
-          <w:color w:val="000000" w:themeColor="text1"/>
-          <w:sz w:val="24"/>
-          <w:szCs w:val="24"/>
-        </w:rPr>
-        <w:t xml:space="preserve">amount, </w:t>
-      </w:r>
-      <w:proofErr w:type="spellStart"/>
-      <w:r>
-        <w:rPr>
-          <w:rFonts w:asciiTheme="minorHAnsi" w:eastAsia="Garamond" w:hAnsiTheme="minorHAnsi" w:cs="Garamond"/>
-          <w:b/>
-          <w:bCs/>
-          <w:color w:val="000000" w:themeColor="text1"/>
-          <w:sz w:val="24"/>
-          <w:szCs w:val="24"/>
-        </w:rPr>
-        <w:t>targetAccount</w:t>
-      </w:r>
-      <w:proofErr w:type="spellEnd"/>
-      <w:r>
-        <w:rPr>
-          <w:rFonts w:asciiTheme="minorHAnsi" w:eastAsia="Garamond" w:hAnsiTheme="minorHAnsi" w:cs="Garamond"/>
-          <w:b/>
-          <w:bCs/>
-          <w:color w:val="000000" w:themeColor="text1"/>
-          <w:sz w:val="24"/>
-          <w:szCs w:val="24"/>
-        </w:rPr>
-        <w:t>) — inferred from GUI/spec</w:t>
+        <w:t>transfer(amount, targetAccount) — inferred from GUI/spec</w:t>
       </w:r>
     </w:p>
     <w:p>
@@ -6968,7 +3307,6 @@
           <w:szCs w:val="24"/>
         </w:rPr>
       </w:pPr>
-      <w:proofErr w:type="gramStart"/>
       <w:r>
         <w:rPr>
           <w:rFonts w:asciiTheme="minorHAnsi" w:eastAsia="Garamond" w:hAnsiTheme="minorHAnsi" w:cs="Garamond"/>
@@ -6976,77 +3314,7 @@
           <w:sz w:val="24"/>
           <w:szCs w:val="24"/>
         </w:rPr>
-        <w:t>transfer(</w:t>
-      </w:r>
-      <w:proofErr w:type="gramEnd"/>
-      <w:r>
-        <w:rPr>
-          <w:rFonts w:asciiTheme="minorHAnsi" w:eastAsia="Garamond" w:hAnsiTheme="minorHAnsi" w:cs="Garamond"/>
-          <w:color w:val="000000" w:themeColor="text1"/>
-          <w:sz w:val="24"/>
-          <w:szCs w:val="24"/>
-        </w:rPr>
-        <w:t xml:space="preserve">) is referenced in the GUI and status-action tables but no source was provided. Test design assumes it composes a </w:t>
-      </w:r>
-      <w:proofErr w:type="gramStart"/>
-      <w:r>
-        <w:rPr>
-          <w:rFonts w:asciiTheme="minorHAnsi" w:eastAsia="Garamond" w:hAnsiTheme="minorHAnsi" w:cs="Garamond"/>
-          <w:color w:val="000000" w:themeColor="text1"/>
-          <w:sz w:val="24"/>
-          <w:szCs w:val="24"/>
-        </w:rPr>
-        <w:t>withdraw(</w:t>
-      </w:r>
-      <w:proofErr w:type="gramEnd"/>
-      <w:r>
-        <w:rPr>
-          <w:rFonts w:asciiTheme="minorHAnsi" w:eastAsia="Garamond" w:hAnsiTheme="minorHAnsi" w:cs="Garamond"/>
-          <w:color w:val="000000" w:themeColor="text1"/>
-          <w:sz w:val="24"/>
-          <w:szCs w:val="24"/>
-        </w:rPr>
-        <w:t xml:space="preserve">) on the source account and a </w:t>
-      </w:r>
-      <w:proofErr w:type="gramStart"/>
-      <w:r>
-        <w:rPr>
-          <w:rFonts w:asciiTheme="minorHAnsi" w:eastAsia="Garamond" w:hAnsiTheme="minorHAnsi" w:cs="Garamond"/>
-          <w:color w:val="000000" w:themeColor="text1"/>
-          <w:sz w:val="24"/>
-          <w:szCs w:val="24"/>
-        </w:rPr>
-        <w:t>deposit(</w:t>
-      </w:r>
-      <w:proofErr w:type="gramEnd"/>
-      <w:r>
-        <w:rPr>
-          <w:rFonts w:asciiTheme="minorHAnsi" w:eastAsia="Garamond" w:hAnsiTheme="minorHAnsi" w:cs="Garamond"/>
-          <w:color w:val="000000" w:themeColor="text1"/>
-          <w:sz w:val="24"/>
-          <w:szCs w:val="24"/>
-        </w:rPr>
-        <w:t xml:space="preserve">) on the target </w:t>
-      </w:r>
-      <w:proofErr w:type="gramStart"/>
-      <w:r>
-        <w:rPr>
-          <w:rFonts w:asciiTheme="minorHAnsi" w:eastAsia="Garamond" w:hAnsiTheme="minorHAnsi" w:cs="Garamond"/>
-          <w:color w:val="000000" w:themeColor="text1"/>
-          <w:sz w:val="24"/>
-          <w:szCs w:val="24"/>
-        </w:rPr>
-        <w:t>account, and</w:t>
-      </w:r>
-      <w:proofErr w:type="gramEnd"/>
-      <w:r>
-        <w:rPr>
-          <w:rFonts w:asciiTheme="minorHAnsi" w:eastAsia="Garamond" w:hAnsiTheme="minorHAnsi" w:cs="Garamond"/>
-          <w:color w:val="000000" w:themeColor="text1"/>
-          <w:sz w:val="24"/>
-          <w:szCs w:val="24"/>
-        </w:rPr>
-        <w:t xml:space="preserve"> is additionally disabled at the UI layer whenever status ≠ Verified (see Section 4).</w:t>
+        <w:t>transfer() is referenced in the GUI and status-action tables but no source was provided. Test design assumes it composes a withdraw() on the source account and a deposit() on the target account, and is additionally disabled at the UI layer whenever status ≠ Verified (see Section 4).</w:t>
       </w:r>
     </w:p>
     <w:tbl>
@@ -9122,21 +5390,12 @@
                 <w:color w:val="000000" w:themeColor="text1"/>
               </w:rPr>
             </w:pPr>
-            <w:proofErr w:type="gramStart"/>
-            <w:r>
-              <w:rPr>
-                <w:rFonts w:asciiTheme="minorBidi" w:eastAsia="Garamond" w:hAnsiTheme="minorBidi" w:cstheme="minorBidi"/>
-                <w:color w:val="000000" w:themeColor="text1"/>
-              </w:rPr>
-              <w:t>deposit(</w:t>
-            </w:r>
-            <w:proofErr w:type="gramEnd"/>
-            <w:r>
-              <w:rPr>
-                <w:rFonts w:asciiTheme="minorBidi" w:eastAsia="Garamond" w:hAnsiTheme="minorBidi" w:cstheme="minorBidi"/>
-                <w:color w:val="000000" w:themeColor="text1"/>
-              </w:rPr>
-              <w:t>-100)</w:t>
+            <w:r>
+              <w:rPr>
+                <w:rFonts w:asciiTheme="minorBidi" w:eastAsia="Garamond" w:hAnsiTheme="minorBidi" w:cstheme="minorBidi"/>
+                <w:color w:val="000000" w:themeColor="text1"/>
+              </w:rPr>
+              <w:t>deposit(-100)</w:t>
             </w:r>
           </w:p>
         </w:tc>
@@ -9273,21 +5532,12 @@
                 <w:color w:val="000000" w:themeColor="text1"/>
               </w:rPr>
             </w:pPr>
-            <w:proofErr w:type="gramStart"/>
-            <w:r>
-              <w:rPr>
-                <w:rFonts w:asciiTheme="minorBidi" w:eastAsia="Garamond" w:hAnsiTheme="minorBidi" w:cstheme="minorBidi"/>
-                <w:color w:val="000000" w:themeColor="text1"/>
-              </w:rPr>
-              <w:t>withdraw(</w:t>
-            </w:r>
-            <w:proofErr w:type="gramEnd"/>
-            <w:r>
-              <w:rPr>
-                <w:rFonts w:asciiTheme="minorBidi" w:eastAsia="Garamond" w:hAnsiTheme="minorBidi" w:cstheme="minorBidi"/>
-                <w:color w:val="000000" w:themeColor="text1"/>
-              </w:rPr>
-              <w:t>50)</w:t>
+            <w:r>
+              <w:rPr>
+                <w:rFonts w:asciiTheme="minorBidi" w:eastAsia="Garamond" w:hAnsiTheme="minorBidi" w:cstheme="minorBidi"/>
+                <w:color w:val="000000" w:themeColor="text1"/>
+              </w:rPr>
+              <w:t>withdraw(50)</w:t>
             </w:r>
           </w:p>
         </w:tc>
@@ -9424,21 +5674,12 @@
                 <w:color w:val="000000" w:themeColor="text1"/>
               </w:rPr>
             </w:pPr>
-            <w:proofErr w:type="gramStart"/>
-            <w:r>
-              <w:rPr>
-                <w:rFonts w:asciiTheme="minorBidi" w:eastAsia="Garamond" w:hAnsiTheme="minorBidi" w:cstheme="minorBidi"/>
-                <w:color w:val="000000" w:themeColor="text1"/>
-              </w:rPr>
-              <w:t>withdraw(</w:t>
-            </w:r>
-            <w:proofErr w:type="gramEnd"/>
-            <w:r>
-              <w:rPr>
-                <w:rFonts w:asciiTheme="minorBidi" w:eastAsia="Garamond" w:hAnsiTheme="minorBidi" w:cstheme="minorBidi"/>
-                <w:color w:val="000000" w:themeColor="text1"/>
-              </w:rPr>
-              <w:t>500)</w:t>
+            <w:r>
+              <w:rPr>
+                <w:rFonts w:asciiTheme="minorBidi" w:eastAsia="Garamond" w:hAnsiTheme="minorBidi" w:cstheme="minorBidi"/>
+                <w:color w:val="000000" w:themeColor="text1"/>
+              </w:rPr>
+              <w:t>withdraw(500)</w:t>
             </w:r>
           </w:p>
         </w:tc>
@@ -9575,21 +5816,12 @@
                 <w:color w:val="000000" w:themeColor="text1"/>
               </w:rPr>
             </w:pPr>
-            <w:proofErr w:type="gramStart"/>
-            <w:r>
-              <w:rPr>
-                <w:rFonts w:asciiTheme="minorBidi" w:eastAsia="Garamond" w:hAnsiTheme="minorBidi" w:cstheme="minorBidi"/>
-                <w:color w:val="000000" w:themeColor="text1"/>
-              </w:rPr>
-              <w:t>deposit(</w:t>
-            </w:r>
-            <w:proofErr w:type="gramEnd"/>
-            <w:r>
-              <w:rPr>
-                <w:rFonts w:asciiTheme="minorBidi" w:eastAsia="Garamond" w:hAnsiTheme="minorBidi" w:cstheme="minorBidi"/>
-                <w:color w:val="000000" w:themeColor="text1"/>
-              </w:rPr>
-              <w:t>0)</w:t>
+            <w:r>
+              <w:rPr>
+                <w:rFonts w:asciiTheme="minorBidi" w:eastAsia="Garamond" w:hAnsiTheme="minorBidi" w:cstheme="minorBidi"/>
+                <w:color w:val="000000" w:themeColor="text1"/>
+              </w:rPr>
+              <w:t>deposit(0)</w:t>
             </w:r>
           </w:p>
         </w:tc>
@@ -9726,21 +5958,12 @@
                 <w:color w:val="000000" w:themeColor="text1"/>
               </w:rPr>
             </w:pPr>
-            <w:proofErr w:type="gramStart"/>
-            <w:r>
-              <w:rPr>
-                <w:rFonts w:asciiTheme="minorBidi" w:eastAsia="Garamond" w:hAnsiTheme="minorBidi" w:cstheme="minorBidi"/>
-                <w:color w:val="000000" w:themeColor="text1"/>
-              </w:rPr>
-              <w:t>deposit(</w:t>
-            </w:r>
-            <w:proofErr w:type="gramEnd"/>
-            <w:r>
-              <w:rPr>
-                <w:rFonts w:asciiTheme="minorBidi" w:eastAsia="Garamond" w:hAnsiTheme="minorBidi" w:cstheme="minorBidi"/>
-                <w:color w:val="000000" w:themeColor="text1"/>
-              </w:rPr>
-              <w:t>250)</w:t>
+            <w:r>
+              <w:rPr>
+                <w:rFonts w:asciiTheme="minorBidi" w:eastAsia="Garamond" w:hAnsiTheme="minorBidi" w:cstheme="minorBidi"/>
+                <w:color w:val="000000" w:themeColor="text1"/>
+              </w:rPr>
+              <w:t>deposit(250)</w:t>
             </w:r>
           </w:p>
         </w:tc>
@@ -9877,21 +6100,12 @@
                 <w:color w:val="000000" w:themeColor="text1"/>
               </w:rPr>
             </w:pPr>
-            <w:proofErr w:type="gramStart"/>
-            <w:r>
-              <w:rPr>
-                <w:rFonts w:asciiTheme="minorBidi" w:eastAsia="Garamond" w:hAnsiTheme="minorBidi" w:cstheme="minorBidi"/>
-                <w:color w:val="000000" w:themeColor="text1"/>
-              </w:rPr>
-              <w:t>withdraw(</w:t>
-            </w:r>
-            <w:proofErr w:type="gramEnd"/>
-            <w:r>
-              <w:rPr>
-                <w:rFonts w:asciiTheme="minorBidi" w:eastAsia="Garamond" w:hAnsiTheme="minorBidi" w:cstheme="minorBidi"/>
-                <w:color w:val="000000" w:themeColor="text1"/>
-              </w:rPr>
-              <w:t>50)</w:t>
+            <w:r>
+              <w:rPr>
+                <w:rFonts w:asciiTheme="minorBidi" w:eastAsia="Garamond" w:hAnsiTheme="minorBidi" w:cstheme="minorBidi"/>
+                <w:color w:val="000000" w:themeColor="text1"/>
+              </w:rPr>
+              <w:t>withdraw(50)</w:t>
             </w:r>
           </w:p>
         </w:tc>
@@ -10170,21 +6384,12 @@
                 <w:color w:val="000000" w:themeColor="text1"/>
               </w:rPr>
             </w:pPr>
-            <w:proofErr w:type="gramStart"/>
-            <w:r>
-              <w:rPr>
-                <w:rFonts w:asciiTheme="minorBidi" w:eastAsia="Garamond" w:hAnsiTheme="minorBidi" w:cstheme="minorBidi"/>
-                <w:color w:val="000000" w:themeColor="text1"/>
-              </w:rPr>
-              <w:t>transfer(</w:t>
-            </w:r>
-            <w:proofErr w:type="gramEnd"/>
-            <w:r>
-              <w:rPr>
-                <w:rFonts w:asciiTheme="minorBidi" w:eastAsia="Garamond" w:hAnsiTheme="minorBidi" w:cstheme="minorBidi"/>
-                <w:color w:val="000000" w:themeColor="text1"/>
-              </w:rPr>
-              <w:t>100, acct2)</w:t>
+            <w:r>
+              <w:rPr>
+                <w:rFonts w:asciiTheme="minorBidi" w:eastAsia="Garamond" w:hAnsiTheme="minorBidi" w:cstheme="minorBidi"/>
+                <w:color w:val="000000" w:themeColor="text1"/>
+              </w:rPr>
+              <w:t>transfer(100, acct2)</w:t>
             </w:r>
           </w:p>
         </w:tc>
@@ -10268,23 +6473,7 @@
                 <w:rFonts w:asciiTheme="minorBidi" w:eastAsia="Garamond" w:hAnsiTheme="minorBidi" w:cstheme="minorBidi"/>
                 <w:color w:val="000000" w:themeColor="text1"/>
               </w:rPr>
-              <w:t xml:space="preserve">Composed of </w:t>
-            </w:r>
-            <w:proofErr w:type="spellStart"/>
-            <w:r>
-              <w:rPr>
-                <w:rFonts w:asciiTheme="minorBidi" w:eastAsia="Garamond" w:hAnsiTheme="minorBidi" w:cstheme="minorBidi"/>
-                <w:color w:val="000000" w:themeColor="text1"/>
-              </w:rPr>
-              <w:t>withdraw+deposit</w:t>
-            </w:r>
-            <w:proofErr w:type="spellEnd"/>
-            <w:r>
-              <w:rPr>
-                <w:rFonts w:asciiTheme="minorBidi" w:eastAsia="Garamond" w:hAnsiTheme="minorBidi" w:cstheme="minorBidi"/>
-                <w:color w:val="000000" w:themeColor="text1"/>
-              </w:rPr>
-              <w:t xml:space="preserve"> (EP9)</w:t>
+              <w:t>Composed of withdraw+deposit (EP9)</w:t>
             </w:r>
           </w:p>
         </w:tc>
@@ -10337,21 +6526,12 @@
                 <w:color w:val="000000" w:themeColor="text1"/>
               </w:rPr>
             </w:pPr>
-            <w:proofErr w:type="gramStart"/>
-            <w:r>
-              <w:rPr>
-                <w:rFonts w:asciiTheme="minorBidi" w:eastAsia="Garamond" w:hAnsiTheme="minorBidi" w:cstheme="minorBidi"/>
-                <w:color w:val="000000" w:themeColor="text1"/>
-              </w:rPr>
-              <w:t>transfer(</w:t>
-            </w:r>
-            <w:proofErr w:type="gramEnd"/>
-            <w:r>
-              <w:rPr>
-                <w:rFonts w:asciiTheme="minorBidi" w:eastAsia="Garamond" w:hAnsiTheme="minorBidi" w:cstheme="minorBidi"/>
-                <w:color w:val="000000" w:themeColor="text1"/>
-              </w:rPr>
-              <w:t>5000, acct2)</w:t>
+            <w:r>
+              <w:rPr>
+                <w:rFonts w:asciiTheme="minorBidi" w:eastAsia="Garamond" w:hAnsiTheme="minorBidi" w:cstheme="minorBidi"/>
+                <w:color w:val="000000" w:themeColor="text1"/>
+              </w:rPr>
+              <w:t>transfer(5000, acct2)</w:t>
             </w:r>
           </w:p>
         </w:tc>
@@ -10573,67 +6753,7 @@
           <w:sz w:val="24"/>
           <w:szCs w:val="24"/>
         </w:rPr>
-        <w:t xml:space="preserve">White-box testing inspects the internal decision logic of </w:t>
-      </w:r>
-      <w:proofErr w:type="gramStart"/>
-      <w:r>
-        <w:rPr>
-          <w:rFonts w:asciiTheme="minorHAnsi" w:eastAsia="Garamond" w:hAnsiTheme="minorHAnsi" w:cs="Garamond"/>
-          <w:color w:val="000000" w:themeColor="text1"/>
-          <w:sz w:val="24"/>
-          <w:szCs w:val="24"/>
-        </w:rPr>
-        <w:t>deposit(</w:t>
-      </w:r>
-      <w:proofErr w:type="gramEnd"/>
-      <w:r>
-        <w:rPr>
-          <w:rFonts w:asciiTheme="minorHAnsi" w:eastAsia="Garamond" w:hAnsiTheme="minorHAnsi" w:cs="Garamond"/>
-          <w:color w:val="000000" w:themeColor="text1"/>
-          <w:sz w:val="24"/>
-          <w:szCs w:val="24"/>
-        </w:rPr>
-        <w:t xml:space="preserve">) and </w:t>
-      </w:r>
-      <w:proofErr w:type="gramStart"/>
-      <w:r>
-        <w:rPr>
-          <w:rFonts w:asciiTheme="minorHAnsi" w:eastAsia="Garamond" w:hAnsiTheme="minorHAnsi" w:cs="Garamond"/>
-          <w:color w:val="000000" w:themeColor="text1"/>
-          <w:sz w:val="24"/>
-          <w:szCs w:val="24"/>
-        </w:rPr>
-        <w:t>withdraw(</w:t>
-      </w:r>
-      <w:proofErr w:type="gramEnd"/>
-      <w:r>
-        <w:rPr>
-          <w:rFonts w:asciiTheme="minorHAnsi" w:eastAsia="Garamond" w:hAnsiTheme="minorHAnsi" w:cs="Garamond"/>
-          <w:color w:val="000000" w:themeColor="text1"/>
-          <w:sz w:val="24"/>
-          <w:szCs w:val="24"/>
-        </w:rPr>
-        <w:t xml:space="preserve">) (standing in for </w:t>
-      </w:r>
-      <w:proofErr w:type="spellStart"/>
-      <w:r>
-        <w:rPr>
-          <w:rFonts w:asciiTheme="minorHAnsi" w:eastAsia="Garamond" w:hAnsiTheme="minorHAnsi" w:cs="Garamond"/>
-          <w:color w:val="000000" w:themeColor="text1"/>
-          <w:sz w:val="24"/>
-          <w:szCs w:val="24"/>
-        </w:rPr>
-        <w:t>TransactionProcessor's</w:t>
-      </w:r>
-      <w:proofErr w:type="spellEnd"/>
-      <w:r>
-        <w:rPr>
-          <w:rFonts w:asciiTheme="minorHAnsi" w:eastAsia="Garamond" w:hAnsiTheme="minorHAnsi" w:cs="Garamond"/>
-          <w:color w:val="000000" w:themeColor="text1"/>
-          <w:sz w:val="24"/>
-          <w:szCs w:val="24"/>
-        </w:rPr>
-        <w:t xml:space="preserve"> core validation paths, per the assumption in Section 1) to derive control flow graphs, compute cyclomatic complexity, and design tests that achieve full branch coverage.</w:t>
+        <w:t>White-box testing inspects the internal decision logic of deposit() and withdraw() (standing in for TransactionProcessor's core validation paths, per the assumption in Section 1) to derive control flow graphs, compute cyclomatic complexity, and design tests that achieve full branch coverage.</w:t>
       </w:r>
     </w:p>
     <w:p>
@@ -10659,31 +6779,7 @@
           <w:sz w:val="32"/>
           <w:szCs w:val="32"/>
         </w:rPr>
-        <w:t xml:space="preserve">4.1 Control Flow Graph — </w:t>
-      </w:r>
-      <w:proofErr w:type="gramStart"/>
-      <w:r>
-        <w:rPr>
-          <w:rFonts w:asciiTheme="majorHAnsi" w:eastAsia="Century Gothic" w:hAnsiTheme="majorHAnsi" w:cs="Century Gothic"/>
-          <w:b/>
-          <w:bCs/>
-          <w:color w:val="000000" w:themeColor="text1"/>
-          <w:sz w:val="32"/>
-          <w:szCs w:val="32"/>
-        </w:rPr>
-        <w:t>deposit(</w:t>
-      </w:r>
-      <w:proofErr w:type="gramEnd"/>
-      <w:r>
-        <w:rPr>
-          <w:rFonts w:asciiTheme="majorHAnsi" w:eastAsia="Century Gothic" w:hAnsiTheme="majorHAnsi" w:cs="Century Gothic"/>
-          <w:b/>
-          <w:bCs/>
-          <w:color w:val="000000" w:themeColor="text1"/>
-          <w:sz w:val="32"/>
-          <w:szCs w:val="32"/>
-        </w:rPr>
-        <w:t>)</w:t>
+        <w:t>4.1 Control Flow Graph — deposit()</w:t>
       </w:r>
     </w:p>
     <w:p>
@@ -10868,31 +6964,7 @@
           <w:szCs w:val="32"/>
         </w:rPr>
         <w:lastRenderedPageBreak/>
-        <w:t xml:space="preserve">4.2 Control Flow Graph — </w:t>
-      </w:r>
-      <w:proofErr w:type="gramStart"/>
-      <w:r>
-        <w:rPr>
-          <w:rFonts w:asciiTheme="majorHAnsi" w:eastAsia="Century Gothic" w:hAnsiTheme="majorHAnsi" w:cs="Century Gothic"/>
-          <w:b/>
-          <w:bCs/>
-          <w:color w:val="000000" w:themeColor="text1"/>
-          <w:sz w:val="32"/>
-          <w:szCs w:val="32"/>
-        </w:rPr>
-        <w:t>withdraw(</w:t>
-      </w:r>
-      <w:proofErr w:type="gramEnd"/>
-      <w:r>
-        <w:rPr>
-          <w:rFonts w:asciiTheme="majorHAnsi" w:eastAsia="Century Gothic" w:hAnsiTheme="majorHAnsi" w:cs="Century Gothic"/>
-          <w:b/>
-          <w:bCs/>
-          <w:color w:val="000000" w:themeColor="text1"/>
-          <w:sz w:val="32"/>
-          <w:szCs w:val="32"/>
-        </w:rPr>
-        <w:t>)</w:t>
+        <w:t>4.2 Control Flow Graph — withdraw()</w:t>
       </w:r>
     </w:p>
     <w:p>
@@ -11367,23 +7439,7 @@
                 <w:rFonts w:asciiTheme="minorBidi" w:eastAsia="Garamond" w:hAnsiTheme="minorBidi" w:cstheme="minorBidi"/>
                 <w:color w:val="000000" w:themeColor="text1"/>
               </w:rPr>
-              <w:t xml:space="preserve">BB08 setup (plain deposit of 250 while </w:t>
-            </w:r>
-            <w:proofErr w:type="gramStart"/>
-            <w:r>
-              <w:rPr>
-                <w:rFonts w:asciiTheme="minorBidi" w:eastAsia="Garamond" w:hAnsiTheme="minorBidi" w:cstheme="minorBidi"/>
-                <w:color w:val="000000" w:themeColor="text1"/>
-              </w:rPr>
-              <w:t>Verified</w:t>
-            </w:r>
-            <w:proofErr w:type="gramEnd"/>
-            <w:r>
-              <w:rPr>
-                <w:rFonts w:asciiTheme="minorBidi" w:eastAsia="Garamond" w:hAnsiTheme="minorBidi" w:cstheme="minorBidi"/>
-                <w:color w:val="000000" w:themeColor="text1"/>
-              </w:rPr>
-              <w:t>)</w:t>
+              <w:t>BB08 setup (plain deposit of 250 while Verified)</w:t>
             </w:r>
           </w:p>
         </w:tc>
@@ -11743,47 +7799,7 @@
           <w:sz w:val="24"/>
           <w:szCs w:val="24"/>
         </w:rPr>
-        <w:t xml:space="preserve">All 5 branches across the two methods are exercised by tests already listed in Section 2, giving 100% branch coverage for </w:t>
-      </w:r>
-      <w:proofErr w:type="gramStart"/>
-      <w:r>
-        <w:rPr>
-          <w:rFonts w:asciiTheme="minorHAnsi" w:eastAsia="Garamond" w:hAnsiTheme="minorHAnsi" w:cs="Garamond"/>
-          <w:color w:val="000000" w:themeColor="text1"/>
-          <w:sz w:val="24"/>
-          <w:szCs w:val="24"/>
-        </w:rPr>
-        <w:t>deposit(</w:t>
-      </w:r>
-      <w:proofErr w:type="gramEnd"/>
-      <w:r>
-        <w:rPr>
-          <w:rFonts w:asciiTheme="minorHAnsi" w:eastAsia="Garamond" w:hAnsiTheme="minorHAnsi" w:cs="Garamond"/>
-          <w:color w:val="000000" w:themeColor="text1"/>
-          <w:sz w:val="24"/>
-          <w:szCs w:val="24"/>
-        </w:rPr>
-        <w:t xml:space="preserve">) and </w:t>
-      </w:r>
-      <w:proofErr w:type="gramStart"/>
-      <w:r>
-        <w:rPr>
-          <w:rFonts w:asciiTheme="minorHAnsi" w:eastAsia="Garamond" w:hAnsiTheme="minorHAnsi" w:cs="Garamond"/>
-          <w:color w:val="000000" w:themeColor="text1"/>
-          <w:sz w:val="24"/>
-          <w:szCs w:val="24"/>
-        </w:rPr>
-        <w:t>withdraw(</w:t>
-      </w:r>
-      <w:proofErr w:type="gramEnd"/>
-      <w:r>
-        <w:rPr>
-          <w:rFonts w:asciiTheme="minorHAnsi" w:eastAsia="Garamond" w:hAnsiTheme="minorHAnsi" w:cs="Garamond"/>
-          <w:color w:val="000000" w:themeColor="text1"/>
-          <w:sz w:val="24"/>
-          <w:szCs w:val="24"/>
-        </w:rPr>
-        <w:t>) with no additional test cases required — this is a deliberate design goal, since black-box partitions were chosen to also satisfy white-box branch coverage</w:t>
+        <w:t>All 5 branches across the two methods are exercised by tests already listed in Section 2, giving 100% branch coverage for deposit() and withdraw() with no additional test cases required — this is a deliberate design goal, since black-box partitions were chosen to also satisfy white-box branch coverage</w:t>
       </w:r>
       <w:r>
         <w:t>.</w:t>
@@ -12456,7 +8472,7 @@
           <w:u w:val="single"/>
         </w:rPr>
         <w:drawing>
-          <wp:anchor distT="0" distB="0" distL="114300" distR="114300" simplePos="0" relativeHeight="251670528" behindDoc="0" locked="0" layoutInCell="1" allowOverlap="1" wp14:anchorId="5DFBB0E4" wp14:editId="01808848">
+          <wp:anchor distT="0" distB="0" distL="114300" distR="114300" simplePos="0" relativeHeight="251670528" behindDoc="0" locked="0" layoutInCell="1" allowOverlap="1" wp14:anchorId="5DFBB0E4" wp14:editId="6B5B3283">
             <wp:simplePos x="0" y="0"/>
             <wp:positionH relativeFrom="margin">
               <wp:align>center</wp:align>
@@ -12855,27 +8871,7 @@
           <w:sz w:val="24"/>
           <w:szCs w:val="24"/>
         </w:rPr>
-        <w:t xml:space="preserve">State-based tests are derived directly from the Account Lifecycle state diagram: Unverified → Verified → Suspended → Closed, with transitions Verify, Violation, </w:t>
-      </w:r>
-      <w:proofErr w:type="spellStart"/>
-      <w:r>
-        <w:rPr>
-          <w:rFonts w:asciiTheme="minorHAnsi" w:eastAsia="Garamond" w:hAnsiTheme="minorHAnsi" w:cs="Garamond"/>
-          <w:color w:val="000000" w:themeColor="text1"/>
-          <w:sz w:val="24"/>
-          <w:szCs w:val="24"/>
-        </w:rPr>
-        <w:t>AdminAction</w:t>
-      </w:r>
-      <w:proofErr w:type="spellEnd"/>
-      <w:r>
-        <w:rPr>
-          <w:rFonts w:asciiTheme="minorHAnsi" w:eastAsia="Garamond" w:hAnsiTheme="minorHAnsi" w:cs="Garamond"/>
-          <w:color w:val="000000" w:themeColor="text1"/>
-          <w:sz w:val="24"/>
-          <w:szCs w:val="24"/>
-        </w:rPr>
-        <w:t>, and Appeal (Suspended → Verified).</w:t>
+        <w:t>State-based tests are derived directly from the Account Lifecycle state diagram: Unverified → Verified → Suspended → Closed, with transitions Verify, Violation, AdminAction, and Appeal (Suspended → Verified).</w:t>
       </w:r>
     </w:p>
     <w:p>
@@ -13332,7 +9328,6 @@
                 <w:color w:val="FFFFFF" w:themeColor="background1"/>
               </w:rPr>
             </w:pPr>
-            <w:proofErr w:type="spellStart"/>
             <w:r>
               <w:rPr>
                 <w:rFonts w:asciiTheme="minorBidi" w:eastAsia="Garamond" w:hAnsiTheme="minorBidi" w:cstheme="minorBidi"/>
@@ -13342,7 +9337,6 @@
               </w:rPr>
               <w:t>AdminAction</w:t>
             </w:r>
-            <w:proofErr w:type="spellEnd"/>
           </w:p>
         </w:tc>
       </w:tr>
@@ -14612,21 +10606,12 @@
                 <w:color w:val="000000" w:themeColor="text1"/>
               </w:rPr>
             </w:pPr>
-            <w:proofErr w:type="gramStart"/>
-            <w:r>
-              <w:rPr>
-                <w:rFonts w:asciiTheme="minorBidi" w:eastAsia="Garamond" w:hAnsiTheme="minorBidi" w:cstheme="minorBidi"/>
-                <w:color w:val="000000" w:themeColor="text1"/>
-              </w:rPr>
-              <w:t>deposit(</w:t>
-            </w:r>
-            <w:proofErr w:type="gramEnd"/>
-            <w:r>
-              <w:rPr>
-                <w:rFonts w:asciiTheme="minorBidi" w:eastAsia="Garamond" w:hAnsiTheme="minorBidi" w:cstheme="minorBidi"/>
-                <w:color w:val="000000" w:themeColor="text1"/>
-              </w:rPr>
-              <w:t>)</w:t>
+            <w:r>
+              <w:rPr>
+                <w:rFonts w:asciiTheme="minorBidi" w:eastAsia="Garamond" w:hAnsiTheme="minorBidi" w:cstheme="minorBidi"/>
+                <w:color w:val="000000" w:themeColor="text1"/>
+              </w:rPr>
+              <w:t>deposit()</w:t>
             </w:r>
           </w:p>
         </w:tc>
@@ -14707,23 +10692,7 @@
                 <w:rFonts w:asciiTheme="minorBidi" w:eastAsia="Garamond" w:hAnsiTheme="minorBidi" w:cstheme="minorBidi"/>
                 <w:color w:val="000000" w:themeColor="text1"/>
               </w:rPr>
-              <w:t xml:space="preserve">Directly covered by the Closed check in </w:t>
-            </w:r>
-            <w:proofErr w:type="gramStart"/>
-            <w:r>
-              <w:rPr>
-                <w:rFonts w:asciiTheme="minorBidi" w:eastAsia="Garamond" w:hAnsiTheme="minorBidi" w:cstheme="minorBidi"/>
-                <w:color w:val="000000" w:themeColor="text1"/>
-              </w:rPr>
-              <w:t>deposit(</w:t>
-            </w:r>
-            <w:proofErr w:type="gramEnd"/>
-            <w:r>
-              <w:rPr>
-                <w:rFonts w:asciiTheme="minorBidi" w:eastAsia="Garamond" w:hAnsiTheme="minorBidi" w:cstheme="minorBidi"/>
-                <w:color w:val="000000" w:themeColor="text1"/>
-              </w:rPr>
-              <w:t>)</w:t>
+              <w:t>Directly covered by the Closed check in deposit()</w:t>
             </w:r>
           </w:p>
         </w:tc>
@@ -14801,21 +10770,12 @@
                 <w:color w:val="000000" w:themeColor="text1"/>
               </w:rPr>
             </w:pPr>
-            <w:proofErr w:type="gramStart"/>
-            <w:r>
-              <w:rPr>
-                <w:rFonts w:asciiTheme="minorBidi" w:eastAsia="Garamond" w:hAnsiTheme="minorBidi" w:cstheme="minorBidi"/>
-                <w:color w:val="000000" w:themeColor="text1"/>
-              </w:rPr>
-              <w:t>withdraw(</w:t>
-            </w:r>
-            <w:proofErr w:type="gramEnd"/>
-            <w:r>
-              <w:rPr>
-                <w:rFonts w:asciiTheme="minorBidi" w:eastAsia="Garamond" w:hAnsiTheme="minorBidi" w:cstheme="minorBidi"/>
-                <w:color w:val="000000" w:themeColor="text1"/>
-              </w:rPr>
-              <w:t>)</w:t>
+            <w:r>
+              <w:rPr>
+                <w:rFonts w:asciiTheme="minorBidi" w:eastAsia="Garamond" w:hAnsiTheme="minorBidi" w:cstheme="minorBidi"/>
+                <w:color w:val="000000" w:themeColor="text1"/>
+              </w:rPr>
+              <w:t>withdraw()</w:t>
             </w:r>
           </w:p>
         </w:tc>
@@ -14896,23 +10856,7 @@
                 <w:rFonts w:asciiTheme="minorBidi" w:eastAsia="Garamond" w:hAnsiTheme="minorBidi" w:cstheme="minorBidi"/>
                 <w:color w:val="000000" w:themeColor="text1"/>
               </w:rPr>
-              <w:t xml:space="preserve">Directly covered by the Closed check in </w:t>
-            </w:r>
-            <w:proofErr w:type="gramStart"/>
-            <w:r>
-              <w:rPr>
-                <w:rFonts w:asciiTheme="minorBidi" w:eastAsia="Garamond" w:hAnsiTheme="minorBidi" w:cstheme="minorBidi"/>
-                <w:color w:val="000000" w:themeColor="text1"/>
-              </w:rPr>
-              <w:t>withdraw(</w:t>
-            </w:r>
-            <w:proofErr w:type="gramEnd"/>
-            <w:r>
-              <w:rPr>
-                <w:rFonts w:asciiTheme="minorBidi" w:eastAsia="Garamond" w:hAnsiTheme="minorBidi" w:cstheme="minorBidi"/>
-                <w:color w:val="000000" w:themeColor="text1"/>
-              </w:rPr>
-              <w:t>)</w:t>
+              <w:t>Directly covered by the Closed check in withdraw()</w:t>
             </w:r>
           </w:p>
         </w:tc>
@@ -14990,21 +10934,12 @@
                 <w:color w:val="000000" w:themeColor="text1"/>
               </w:rPr>
             </w:pPr>
-            <w:proofErr w:type="gramStart"/>
-            <w:r>
-              <w:rPr>
-                <w:rFonts w:asciiTheme="minorBidi" w:eastAsia="Garamond" w:hAnsiTheme="minorBidi" w:cstheme="minorBidi"/>
-                <w:color w:val="000000" w:themeColor="text1"/>
-              </w:rPr>
-              <w:t>withdraw(</w:t>
-            </w:r>
-            <w:proofErr w:type="gramEnd"/>
-            <w:r>
-              <w:rPr>
-                <w:rFonts w:asciiTheme="minorBidi" w:eastAsia="Garamond" w:hAnsiTheme="minorBidi" w:cstheme="minorBidi"/>
-                <w:color w:val="000000" w:themeColor="text1"/>
-              </w:rPr>
-              <w:t>)</w:t>
+            <w:r>
+              <w:rPr>
+                <w:rFonts w:asciiTheme="minorBidi" w:eastAsia="Garamond" w:hAnsiTheme="minorBidi" w:cstheme="minorBidi"/>
+                <w:color w:val="000000" w:themeColor="text1"/>
+              </w:rPr>
+              <w:t>withdraw()</w:t>
             </w:r>
           </w:p>
         </w:tc>
@@ -15085,23 +11020,7 @@
                 <w:rFonts w:asciiTheme="minorBidi" w:eastAsia="Garamond" w:hAnsiTheme="minorBidi" w:cstheme="minorBidi"/>
                 <w:color w:val="000000" w:themeColor="text1"/>
               </w:rPr>
-              <w:t xml:space="preserve">Directly covered by the Suspended check in </w:t>
-            </w:r>
-            <w:proofErr w:type="gramStart"/>
-            <w:r>
-              <w:rPr>
-                <w:rFonts w:asciiTheme="minorBidi" w:eastAsia="Garamond" w:hAnsiTheme="minorBidi" w:cstheme="minorBidi"/>
-                <w:color w:val="000000" w:themeColor="text1"/>
-              </w:rPr>
-              <w:t>withdraw(</w:t>
-            </w:r>
-            <w:proofErr w:type="gramEnd"/>
-            <w:r>
-              <w:rPr>
-                <w:rFonts w:asciiTheme="minorBidi" w:eastAsia="Garamond" w:hAnsiTheme="minorBidi" w:cstheme="minorBidi"/>
-                <w:color w:val="000000" w:themeColor="text1"/>
-              </w:rPr>
-              <w:t>)</w:t>
+              <w:t>Directly covered by the Suspended check in withdraw()</w:t>
             </w:r>
           </w:p>
         </w:tc>
@@ -15179,21 +11098,12 @@
                 <w:color w:val="000000" w:themeColor="text1"/>
               </w:rPr>
             </w:pPr>
-            <w:proofErr w:type="gramStart"/>
-            <w:r>
-              <w:rPr>
-                <w:rFonts w:asciiTheme="minorBidi" w:eastAsia="Garamond" w:hAnsiTheme="minorBidi" w:cstheme="minorBidi"/>
-                <w:color w:val="000000" w:themeColor="text1"/>
-              </w:rPr>
-              <w:t>deposit(</w:t>
-            </w:r>
-            <w:proofErr w:type="gramEnd"/>
-            <w:r>
-              <w:rPr>
-                <w:rFonts w:asciiTheme="minorBidi" w:eastAsia="Garamond" w:hAnsiTheme="minorBidi" w:cstheme="minorBidi"/>
-                <w:color w:val="000000" w:themeColor="text1"/>
-              </w:rPr>
-              <w:t>)</w:t>
+            <w:r>
+              <w:rPr>
+                <w:rFonts w:asciiTheme="minorBidi" w:eastAsia="Garamond" w:hAnsiTheme="minorBidi" w:cstheme="minorBidi"/>
+                <w:color w:val="000000" w:themeColor="text1"/>
+              </w:rPr>
+              <w:t>deposit()</w:t>
             </w:r>
           </w:p>
         </w:tc>
@@ -15274,23 +11184,7 @@
                 <w:rFonts w:asciiTheme="minorBidi" w:eastAsia="Garamond" w:hAnsiTheme="minorBidi" w:cstheme="minorBidi"/>
                 <w:color w:val="000000" w:themeColor="text1"/>
               </w:rPr>
-              <w:t xml:space="preserve">Bug: </w:t>
-            </w:r>
-            <w:proofErr w:type="gramStart"/>
-            <w:r>
-              <w:rPr>
-                <w:rFonts w:asciiTheme="minorBidi" w:eastAsia="Garamond" w:hAnsiTheme="minorBidi" w:cstheme="minorBidi"/>
-                <w:color w:val="000000" w:themeColor="text1"/>
-              </w:rPr>
-              <w:t>deposit(</w:t>
-            </w:r>
-            <w:proofErr w:type="gramEnd"/>
-            <w:r>
-              <w:rPr>
-                <w:rFonts w:asciiTheme="minorBidi" w:eastAsia="Garamond" w:hAnsiTheme="minorBidi" w:cstheme="minorBidi"/>
-                <w:color w:val="000000" w:themeColor="text1"/>
-              </w:rPr>
-              <w:t>) does not check Suspended — see flag below</w:t>
+              <w:t>Bug: deposit() does not check Suspended — see flag below</w:t>
             </w:r>
           </w:p>
         </w:tc>
@@ -15368,21 +11262,12 @@
                 <w:color w:val="000000" w:themeColor="text1"/>
               </w:rPr>
             </w:pPr>
-            <w:proofErr w:type="gramStart"/>
-            <w:r>
-              <w:rPr>
-                <w:rFonts w:asciiTheme="minorBidi" w:eastAsia="Garamond" w:hAnsiTheme="minorBidi" w:cstheme="minorBidi"/>
-                <w:color w:val="000000" w:themeColor="text1"/>
-              </w:rPr>
-              <w:t>deposit(</w:t>
-            </w:r>
-            <w:proofErr w:type="gramEnd"/>
-            <w:r>
-              <w:rPr>
-                <w:rFonts w:asciiTheme="minorBidi" w:eastAsia="Garamond" w:hAnsiTheme="minorBidi" w:cstheme="minorBidi"/>
-                <w:color w:val="000000" w:themeColor="text1"/>
-              </w:rPr>
-              <w:t>)</w:t>
+            <w:r>
+              <w:rPr>
+                <w:rFonts w:asciiTheme="minorBidi" w:eastAsia="Garamond" w:hAnsiTheme="minorBidi" w:cstheme="minorBidi"/>
+                <w:color w:val="000000" w:themeColor="text1"/>
+              </w:rPr>
+              <w:t>deposit()</w:t>
             </w:r>
           </w:p>
         </w:tc>
@@ -15541,21 +11426,12 @@
                 <w:color w:val="000000" w:themeColor="text1"/>
               </w:rPr>
             </w:pPr>
-            <w:proofErr w:type="gramStart"/>
-            <w:r>
-              <w:rPr>
-                <w:rFonts w:asciiTheme="minorBidi" w:eastAsia="Garamond" w:hAnsiTheme="minorBidi" w:cstheme="minorBidi"/>
-                <w:color w:val="000000" w:themeColor="text1"/>
-              </w:rPr>
-              <w:t>withdraw(</w:t>
-            </w:r>
-            <w:proofErr w:type="gramEnd"/>
-            <w:r>
-              <w:rPr>
-                <w:rFonts w:asciiTheme="minorBidi" w:eastAsia="Garamond" w:hAnsiTheme="minorBidi" w:cstheme="minorBidi"/>
-                <w:color w:val="000000" w:themeColor="text1"/>
-              </w:rPr>
-              <w:t>)</w:t>
+            <w:r>
+              <w:rPr>
+                <w:rFonts w:asciiTheme="minorBidi" w:eastAsia="Garamond" w:hAnsiTheme="minorBidi" w:cstheme="minorBidi"/>
+                <w:color w:val="000000" w:themeColor="text1"/>
+              </w:rPr>
+              <w:t>withdraw()</w:t>
             </w:r>
           </w:p>
         </w:tc>
@@ -15714,21 +11590,12 @@
                 <w:color w:val="000000" w:themeColor="text1"/>
               </w:rPr>
             </w:pPr>
-            <w:proofErr w:type="gramStart"/>
-            <w:r>
-              <w:rPr>
-                <w:rFonts w:asciiTheme="minorBidi" w:eastAsia="Garamond" w:hAnsiTheme="minorBidi" w:cstheme="minorBidi"/>
-                <w:color w:val="000000" w:themeColor="text1"/>
-              </w:rPr>
-              <w:t>deposit(</w:t>
-            </w:r>
-            <w:proofErr w:type="gramEnd"/>
-            <w:r>
-              <w:rPr>
-                <w:rFonts w:asciiTheme="minorBidi" w:eastAsia="Garamond" w:hAnsiTheme="minorBidi" w:cstheme="minorBidi"/>
-                <w:color w:val="000000" w:themeColor="text1"/>
-              </w:rPr>
-              <w:t>)</w:t>
+            <w:r>
+              <w:rPr>
+                <w:rFonts w:asciiTheme="minorBidi" w:eastAsia="Garamond" w:hAnsiTheme="minorBidi" w:cstheme="minorBidi"/>
+                <w:color w:val="000000" w:themeColor="text1"/>
+              </w:rPr>
+              <w:t>deposit()</w:t>
             </w:r>
           </w:p>
         </w:tc>
@@ -15809,23 +11676,7 @@
                 <w:rFonts w:asciiTheme="minorBidi" w:eastAsia="Garamond" w:hAnsiTheme="minorBidi" w:cstheme="minorBidi"/>
                 <w:color w:val="000000" w:themeColor="text1"/>
               </w:rPr>
-              <w:t xml:space="preserve">Bug: </w:t>
-            </w:r>
-            <w:proofErr w:type="gramStart"/>
-            <w:r>
-              <w:rPr>
-                <w:rFonts w:asciiTheme="minorBidi" w:eastAsia="Garamond" w:hAnsiTheme="minorBidi" w:cstheme="minorBidi"/>
-                <w:color w:val="000000" w:themeColor="text1"/>
-              </w:rPr>
-              <w:t>deposit(</w:t>
-            </w:r>
-            <w:proofErr w:type="gramEnd"/>
-            <w:r>
-              <w:rPr>
-                <w:rFonts w:asciiTheme="minorBidi" w:eastAsia="Garamond" w:hAnsiTheme="minorBidi" w:cstheme="minorBidi"/>
-                <w:color w:val="000000" w:themeColor="text1"/>
-              </w:rPr>
-              <w:t>) does not check Unverified</w:t>
+              <w:t>Bug: deposit() does not check Unverified</w:t>
             </w:r>
           </w:p>
         </w:tc>
@@ -15903,21 +11754,12 @@
                 <w:color w:val="000000" w:themeColor="text1"/>
               </w:rPr>
             </w:pPr>
-            <w:proofErr w:type="gramStart"/>
-            <w:r>
-              <w:rPr>
-                <w:rFonts w:asciiTheme="minorBidi" w:eastAsia="Garamond" w:hAnsiTheme="minorBidi" w:cstheme="minorBidi"/>
-                <w:color w:val="000000" w:themeColor="text1"/>
-              </w:rPr>
-              <w:t>withdraw(</w:t>
-            </w:r>
-            <w:proofErr w:type="gramEnd"/>
-            <w:r>
-              <w:rPr>
-                <w:rFonts w:asciiTheme="minorBidi" w:eastAsia="Garamond" w:hAnsiTheme="minorBidi" w:cstheme="minorBidi"/>
-                <w:color w:val="000000" w:themeColor="text1"/>
-              </w:rPr>
-              <w:t>)</w:t>
+            <w:r>
+              <w:rPr>
+                <w:rFonts w:asciiTheme="minorBidi" w:eastAsia="Garamond" w:hAnsiTheme="minorBidi" w:cstheme="minorBidi"/>
+                <w:color w:val="000000" w:themeColor="text1"/>
+              </w:rPr>
+              <w:t>withdraw()</w:t>
             </w:r>
           </w:p>
         </w:tc>
@@ -15998,23 +11840,7 @@
                 <w:rFonts w:asciiTheme="minorBidi" w:eastAsia="Garamond" w:hAnsiTheme="minorBidi" w:cstheme="minorBidi"/>
                 <w:color w:val="000000" w:themeColor="text1"/>
               </w:rPr>
-              <w:t xml:space="preserve">Bug: </w:t>
-            </w:r>
-            <w:proofErr w:type="gramStart"/>
-            <w:r>
-              <w:rPr>
-                <w:rFonts w:asciiTheme="minorBidi" w:eastAsia="Garamond" w:hAnsiTheme="minorBidi" w:cstheme="minorBidi"/>
-                <w:color w:val="000000" w:themeColor="text1"/>
-              </w:rPr>
-              <w:t>withdraw(</w:t>
-            </w:r>
-            <w:proofErr w:type="gramEnd"/>
-            <w:r>
-              <w:rPr>
-                <w:rFonts w:asciiTheme="minorBidi" w:eastAsia="Garamond" w:hAnsiTheme="minorBidi" w:cstheme="minorBidi"/>
-                <w:color w:val="000000" w:themeColor="text1"/>
-              </w:rPr>
-              <w:t>) does not check Unverified</w:t>
+              <w:t>Bug: withdraw() does not check Unverified</w:t>
             </w:r>
           </w:p>
         </w:tc>
@@ -16037,35 +11863,11 @@
         </w:rPr>
         <w:t xml:space="preserve">Bug flag: </w:t>
       </w:r>
-      <w:proofErr w:type="gramStart"/>
       <w:r>
         <w:rPr>
           <w:rFonts w:ascii="Calibri" w:eastAsia="Calibri" w:hAnsi="Calibri" w:cs="Calibri"/>
         </w:rPr>
-        <w:t>deposit(</w:t>
-      </w:r>
-      <w:proofErr w:type="gramEnd"/>
-      <w:r>
-        <w:rPr>
-          <w:rFonts w:ascii="Calibri" w:eastAsia="Calibri" w:hAnsi="Calibri" w:cs="Calibri"/>
-        </w:rPr>
-        <w:t xml:space="preserve">) only checks </w:t>
-      </w:r>
-      <w:proofErr w:type="spellStart"/>
-      <w:proofErr w:type="gramStart"/>
-      <w:r>
-        <w:rPr>
-          <w:rFonts w:ascii="Calibri" w:eastAsia="Calibri" w:hAnsi="Calibri" w:cs="Calibri"/>
-        </w:rPr>
-        <w:t>status.equals</w:t>
-      </w:r>
-      <w:proofErr w:type="spellEnd"/>
-      <w:proofErr w:type="gramEnd"/>
-      <w:r>
-        <w:rPr>
-          <w:rFonts w:ascii="Calibri" w:eastAsia="Calibri" w:hAnsi="Calibri" w:cs="Calibri"/>
-        </w:rPr>
-        <w:t xml:space="preserve">("Closed"). </w:t>
+        <w:t xml:space="preserve">deposit() only checks status.equals("Closed"). </w:t>
       </w:r>
     </w:p>
     <w:p>
@@ -16436,21 +12238,12 @@
                 <w:color w:val="000000" w:themeColor="text1"/>
               </w:rPr>
             </w:pPr>
-            <w:proofErr w:type="gramStart"/>
-            <w:r>
-              <w:rPr>
-                <w:rFonts w:asciiTheme="minorBidi" w:eastAsia="Garamond" w:hAnsiTheme="minorBidi" w:cstheme="minorBidi"/>
-                <w:color w:val="000000" w:themeColor="text1"/>
-              </w:rPr>
-              <w:t>transfer(</w:t>
-            </w:r>
-            <w:proofErr w:type="gramEnd"/>
-            <w:r>
-              <w:rPr>
-                <w:rFonts w:asciiTheme="minorBidi" w:eastAsia="Garamond" w:hAnsiTheme="minorBidi" w:cstheme="minorBidi"/>
-                <w:color w:val="000000" w:themeColor="text1"/>
-              </w:rPr>
-              <w:t>)</w:t>
+            <w:r>
+              <w:rPr>
+                <w:rFonts w:asciiTheme="minorBidi" w:eastAsia="Garamond" w:hAnsiTheme="minorBidi" w:cstheme="minorBidi"/>
+                <w:color w:val="000000" w:themeColor="text1"/>
+              </w:rPr>
+              <w:t>transfer()</w:t>
             </w:r>
           </w:p>
         </w:tc>
@@ -16531,39 +12324,7 @@
                 <w:rFonts w:asciiTheme="minorBidi" w:eastAsia="Garamond" w:hAnsiTheme="minorBidi" w:cstheme="minorBidi"/>
                 <w:color w:val="000000" w:themeColor="text1"/>
               </w:rPr>
-              <w:t xml:space="preserve">No </w:t>
-            </w:r>
-            <w:proofErr w:type="gramStart"/>
-            <w:r>
-              <w:rPr>
-                <w:rFonts w:asciiTheme="minorBidi" w:eastAsia="Garamond" w:hAnsiTheme="minorBidi" w:cstheme="minorBidi"/>
-                <w:color w:val="000000" w:themeColor="text1"/>
-              </w:rPr>
-              <w:t>transfer(</w:t>
-            </w:r>
-            <w:proofErr w:type="gramEnd"/>
-            <w:r>
-              <w:rPr>
-                <w:rFonts w:asciiTheme="minorBidi" w:eastAsia="Garamond" w:hAnsiTheme="minorBidi" w:cstheme="minorBidi"/>
-                <w:color w:val="000000" w:themeColor="text1"/>
-              </w:rPr>
-              <w:t xml:space="preserve">) method exists on Account — test at </w:t>
-            </w:r>
-            <w:proofErr w:type="spellStart"/>
-            <w:r>
-              <w:rPr>
-                <w:rFonts w:asciiTheme="minorBidi" w:eastAsia="Garamond" w:hAnsiTheme="minorBidi" w:cstheme="minorBidi"/>
-                <w:color w:val="000000" w:themeColor="text1"/>
-              </w:rPr>
-              <w:t>TransactionProcessor</w:t>
-            </w:r>
-            <w:proofErr w:type="spellEnd"/>
-            <w:r>
-              <w:rPr>
-                <w:rFonts w:asciiTheme="minorBidi" w:eastAsia="Garamond" w:hAnsiTheme="minorBidi" w:cstheme="minorBidi"/>
-                <w:color w:val="000000" w:themeColor="text1"/>
-              </w:rPr>
-              <w:t>/controller level, or flag as untestable gap</w:t>
+              <w:t>No transfer() method exists on Account — test at TransactionProcessor/controller level, or flag as untestable gap</w:t>
             </w:r>
           </w:p>
         </w:tc>
@@ -16641,21 +12402,12 @@
                 <w:color w:val="000000" w:themeColor="text1"/>
               </w:rPr>
             </w:pPr>
-            <w:proofErr w:type="gramStart"/>
-            <w:r>
-              <w:rPr>
-                <w:rFonts w:asciiTheme="minorBidi" w:eastAsia="Garamond" w:hAnsiTheme="minorBidi" w:cstheme="minorBidi"/>
-                <w:color w:val="000000" w:themeColor="text1"/>
-              </w:rPr>
-              <w:t>transfer(</w:t>
-            </w:r>
-            <w:proofErr w:type="gramEnd"/>
-            <w:r>
-              <w:rPr>
-                <w:rFonts w:asciiTheme="minorBidi" w:eastAsia="Garamond" w:hAnsiTheme="minorBidi" w:cstheme="minorBidi"/>
-                <w:color w:val="000000" w:themeColor="text1"/>
-              </w:rPr>
-              <w:t>)</w:t>
+            <w:r>
+              <w:rPr>
+                <w:rFonts w:asciiTheme="minorBidi" w:eastAsia="Garamond" w:hAnsiTheme="minorBidi" w:cstheme="minorBidi"/>
+                <w:color w:val="000000" w:themeColor="text1"/>
+              </w:rPr>
+              <w:t>transfer()</w:t>
             </w:r>
           </w:p>
         </w:tc>
@@ -17039,21 +12791,12 @@
                 <w:color w:val="000000" w:themeColor="text1"/>
               </w:rPr>
             </w:pPr>
-            <w:proofErr w:type="spellStart"/>
-            <w:r>
-              <w:rPr>
-                <w:rFonts w:asciiTheme="minorBidi" w:eastAsia="Garamond" w:hAnsiTheme="minorBidi" w:cstheme="minorBidi"/>
-                <w:color w:val="000000" w:themeColor="text1"/>
-              </w:rPr>
-              <w:t>setStatus</w:t>
-            </w:r>
-            <w:proofErr w:type="spellEnd"/>
-            <w:r>
-              <w:rPr>
-                <w:rFonts w:asciiTheme="minorBidi" w:eastAsia="Garamond" w:hAnsiTheme="minorBidi" w:cstheme="minorBidi"/>
-                <w:color w:val="000000" w:themeColor="text1"/>
-              </w:rPr>
-              <w:t>("Verified")</w:t>
+            <w:r>
+              <w:rPr>
+                <w:rFonts w:asciiTheme="minorBidi" w:eastAsia="Garamond" w:hAnsiTheme="minorBidi" w:cstheme="minorBidi"/>
+                <w:color w:val="000000" w:themeColor="text1"/>
+              </w:rPr>
+              <w:t>setStatus("Verified")</w:t>
             </w:r>
           </w:p>
         </w:tc>
@@ -17212,21 +12955,12 @@
                 <w:color w:val="000000" w:themeColor="text1"/>
               </w:rPr>
             </w:pPr>
-            <w:proofErr w:type="spellStart"/>
-            <w:r>
-              <w:rPr>
-                <w:rFonts w:asciiTheme="minorBidi" w:eastAsia="Garamond" w:hAnsiTheme="minorBidi" w:cstheme="minorBidi"/>
-                <w:color w:val="000000" w:themeColor="text1"/>
-              </w:rPr>
-              <w:t>setStatus</w:t>
-            </w:r>
-            <w:proofErr w:type="spellEnd"/>
-            <w:r>
-              <w:rPr>
-                <w:rFonts w:asciiTheme="minorBidi" w:eastAsia="Garamond" w:hAnsiTheme="minorBidi" w:cstheme="minorBidi"/>
-                <w:color w:val="000000" w:themeColor="text1"/>
-              </w:rPr>
-              <w:t>("Suspended")</w:t>
+            <w:r>
+              <w:rPr>
+                <w:rFonts w:asciiTheme="minorBidi" w:eastAsia="Garamond" w:hAnsiTheme="minorBidi" w:cstheme="minorBidi"/>
+                <w:color w:val="000000" w:themeColor="text1"/>
+              </w:rPr>
+              <w:t>setStatus("Suspended")</w:t>
             </w:r>
           </w:p>
         </w:tc>
@@ -17385,21 +13119,12 @@
                 <w:color w:val="000000" w:themeColor="text1"/>
               </w:rPr>
             </w:pPr>
-            <w:proofErr w:type="spellStart"/>
-            <w:r>
-              <w:rPr>
-                <w:rFonts w:asciiTheme="minorBidi" w:eastAsia="Garamond" w:hAnsiTheme="minorBidi" w:cstheme="minorBidi"/>
-                <w:color w:val="000000" w:themeColor="text1"/>
-              </w:rPr>
-              <w:t>setStatus</w:t>
-            </w:r>
-            <w:proofErr w:type="spellEnd"/>
-            <w:r>
-              <w:rPr>
-                <w:rFonts w:asciiTheme="minorBidi" w:eastAsia="Garamond" w:hAnsiTheme="minorBidi" w:cstheme="minorBidi"/>
-                <w:color w:val="000000" w:themeColor="text1"/>
-              </w:rPr>
-              <w:t>("Verified")</w:t>
+            <w:r>
+              <w:rPr>
+                <w:rFonts w:asciiTheme="minorBidi" w:eastAsia="Garamond" w:hAnsiTheme="minorBidi" w:cstheme="minorBidi"/>
+                <w:color w:val="000000" w:themeColor="text1"/>
+              </w:rPr>
+              <w:t>setStatus("Verified")</w:t>
             </w:r>
           </w:p>
         </w:tc>
@@ -17558,21 +13283,12 @@
                 <w:color w:val="000000" w:themeColor="text1"/>
               </w:rPr>
             </w:pPr>
-            <w:proofErr w:type="spellStart"/>
-            <w:r>
-              <w:rPr>
-                <w:rFonts w:asciiTheme="minorBidi" w:eastAsia="Garamond" w:hAnsiTheme="minorBidi" w:cstheme="minorBidi"/>
-                <w:color w:val="000000" w:themeColor="text1"/>
-              </w:rPr>
-              <w:t>setStatus</w:t>
-            </w:r>
-            <w:proofErr w:type="spellEnd"/>
-            <w:r>
-              <w:rPr>
-                <w:rFonts w:asciiTheme="minorBidi" w:eastAsia="Garamond" w:hAnsiTheme="minorBidi" w:cstheme="minorBidi"/>
-                <w:color w:val="000000" w:themeColor="text1"/>
-              </w:rPr>
-              <w:t>("Closed")</w:t>
+            <w:r>
+              <w:rPr>
+                <w:rFonts w:asciiTheme="minorBidi" w:eastAsia="Garamond" w:hAnsiTheme="minorBidi" w:cstheme="minorBidi"/>
+                <w:color w:val="000000" w:themeColor="text1"/>
+              </w:rPr>
+              <w:t>setStatus("Closed")</w:t>
             </w:r>
           </w:p>
         </w:tc>
@@ -17648,21 +13364,12 @@
                 <w:color w:val="000000" w:themeColor="text1"/>
               </w:rPr>
             </w:pPr>
-            <w:proofErr w:type="spellStart"/>
-            <w:r>
-              <w:rPr>
-                <w:rFonts w:asciiTheme="minorBidi" w:eastAsia="Garamond" w:hAnsiTheme="minorBidi" w:cstheme="minorBidi"/>
-                <w:color w:val="000000" w:themeColor="text1"/>
-              </w:rPr>
-              <w:t>AdminAction</w:t>
-            </w:r>
-            <w:proofErr w:type="spellEnd"/>
-            <w:r>
-              <w:rPr>
-                <w:rFonts w:asciiTheme="minorBidi" w:eastAsia="Garamond" w:hAnsiTheme="minorBidi" w:cstheme="minorBidi"/>
-                <w:color w:val="000000" w:themeColor="text1"/>
-              </w:rPr>
-              <w:t xml:space="preserve"> transition, valid path</w:t>
+            <w:r>
+              <w:rPr>
+                <w:rFonts w:asciiTheme="minorBidi" w:eastAsia="Garamond" w:hAnsiTheme="minorBidi" w:cstheme="minorBidi"/>
+                <w:color w:val="000000" w:themeColor="text1"/>
+              </w:rPr>
+              <w:t>AdminAction transition, valid path</w:t>
             </w:r>
           </w:p>
         </w:tc>
@@ -17740,21 +13447,12 @@
                 <w:color w:val="000000" w:themeColor="text1"/>
               </w:rPr>
             </w:pPr>
-            <w:proofErr w:type="spellStart"/>
-            <w:r>
-              <w:rPr>
-                <w:rFonts w:asciiTheme="minorBidi" w:eastAsia="Garamond" w:hAnsiTheme="minorBidi" w:cstheme="minorBidi"/>
-                <w:color w:val="000000" w:themeColor="text1"/>
-              </w:rPr>
-              <w:t>setStatus</w:t>
-            </w:r>
-            <w:proofErr w:type="spellEnd"/>
-            <w:r>
-              <w:rPr>
-                <w:rFonts w:asciiTheme="minorBidi" w:eastAsia="Garamond" w:hAnsiTheme="minorBidi" w:cstheme="minorBidi"/>
-                <w:color w:val="000000" w:themeColor="text1"/>
-              </w:rPr>
-              <w:t>("Verified")</w:t>
+            <w:r>
+              <w:rPr>
+                <w:rFonts w:asciiTheme="minorBidi" w:eastAsia="Garamond" w:hAnsiTheme="minorBidi" w:cstheme="minorBidi"/>
+                <w:color w:val="000000" w:themeColor="text1"/>
+              </w:rPr>
+              <w:t>setStatus("Verified")</w:t>
             </w:r>
           </w:p>
         </w:tc>
@@ -17842,32 +13540,7 @@
                 <w:rFonts w:asciiTheme="minorBidi" w:eastAsia="Garamond" w:hAnsiTheme="minorBidi" w:cstheme="minorBidi"/>
                 <w:color w:val="000000" w:themeColor="text1"/>
               </w:rPr>
-              <w:t xml:space="preserve"> Bug: </w:t>
-            </w:r>
-            <w:proofErr w:type="spellStart"/>
-            <w:proofErr w:type="gramStart"/>
-            <w:r>
-              <w:rPr>
-                <w:rFonts w:asciiTheme="minorBidi" w:eastAsia="Garamond" w:hAnsiTheme="minorBidi" w:cstheme="minorBidi"/>
-                <w:color w:val="000000" w:themeColor="text1"/>
-              </w:rPr>
-              <w:t>setStatus</w:t>
-            </w:r>
-            <w:proofErr w:type="spellEnd"/>
-            <w:r>
-              <w:rPr>
-                <w:rFonts w:asciiTheme="minorBidi" w:eastAsia="Garamond" w:hAnsiTheme="minorBidi" w:cstheme="minorBidi"/>
-                <w:color w:val="000000" w:themeColor="text1"/>
-              </w:rPr>
-              <w:t>(</w:t>
-            </w:r>
-            <w:proofErr w:type="gramEnd"/>
-            <w:r>
-              <w:rPr>
-                <w:rFonts w:asciiTheme="minorBidi" w:eastAsia="Garamond" w:hAnsiTheme="minorBidi" w:cstheme="minorBidi"/>
-                <w:color w:val="000000" w:themeColor="text1"/>
-              </w:rPr>
-              <w:t>) has no validation and will reopen a closed account</w:t>
+              <w:t xml:space="preserve"> Bug: setStatus() has no validation and will reopen a closed account</w:t>
             </w:r>
           </w:p>
         </w:tc>
@@ -17896,27 +13569,11 @@
         </w:rPr>
         <w:t xml:space="preserve"> </w:t>
       </w:r>
-      <w:proofErr w:type="spellStart"/>
-      <w:proofErr w:type="gramStart"/>
       <w:r>
         <w:rPr>
           <w:rFonts w:ascii="Calibri" w:eastAsia="Calibri" w:hAnsi="Calibri" w:cs="Calibri"/>
         </w:rPr>
-        <w:t>setStatus</w:t>
-      </w:r>
-      <w:proofErr w:type="spellEnd"/>
-      <w:r>
-        <w:rPr>
-          <w:rFonts w:ascii="Calibri" w:eastAsia="Calibri" w:hAnsi="Calibri" w:cs="Calibri"/>
-        </w:rPr>
-        <w:t>(</w:t>
-      </w:r>
-      <w:proofErr w:type="gramEnd"/>
-      <w:r>
-        <w:rPr>
-          <w:rFonts w:ascii="Calibri" w:eastAsia="Calibri" w:hAnsi="Calibri" w:cs="Calibri"/>
-        </w:rPr>
-        <w:t>) performs zero validation.</w:t>
+        <w:t>setStatus() performs zero validation.</w:t>
       </w:r>
     </w:p>
     <w:p>
@@ -18023,47 +13680,7 @@
           <w:sz w:val="24"/>
           <w:szCs w:val="24"/>
         </w:rPr>
-        <w:t xml:space="preserve">Feature: </w:t>
-      </w:r>
-      <w:proofErr w:type="spellStart"/>
-      <w:r>
-        <w:rPr>
-          <w:rFonts w:asciiTheme="minorHAnsi" w:eastAsia="Garamond" w:hAnsiTheme="minorHAnsi" w:cs="Garamond"/>
-          <w:color w:val="000000" w:themeColor="text1"/>
-          <w:sz w:val="24"/>
-          <w:szCs w:val="24"/>
-        </w:rPr>
-        <w:t>CreditScoreChecker.isEligible</w:t>
-      </w:r>
-      <w:proofErr w:type="spellEnd"/>
-      <w:r>
-        <w:rPr>
-          <w:rFonts w:asciiTheme="minorHAnsi" w:eastAsia="Garamond" w:hAnsiTheme="minorHAnsi" w:cs="Garamond"/>
-          <w:color w:val="000000" w:themeColor="text1"/>
-          <w:sz w:val="24"/>
-          <w:szCs w:val="24"/>
-        </w:rPr>
-        <w:t xml:space="preserve">(int score, double </w:t>
-      </w:r>
-      <w:proofErr w:type="spellStart"/>
-      <w:r>
-        <w:rPr>
-          <w:rFonts w:asciiTheme="minorHAnsi" w:eastAsia="Garamond" w:hAnsiTheme="minorHAnsi" w:cs="Garamond"/>
-          <w:color w:val="000000" w:themeColor="text1"/>
-          <w:sz w:val="24"/>
-          <w:szCs w:val="24"/>
-        </w:rPr>
-        <w:t>requestedLimit</w:t>
-      </w:r>
-      <w:proofErr w:type="spellEnd"/>
-      <w:r>
-        <w:rPr>
-          <w:rFonts w:asciiTheme="minorHAnsi" w:eastAsia="Garamond" w:hAnsiTheme="minorHAnsi" w:cs="Garamond"/>
-          <w:color w:val="000000" w:themeColor="text1"/>
-          <w:sz w:val="24"/>
-          <w:szCs w:val="24"/>
-        </w:rPr>
-        <w:t>) returns true only when the score meets a minimum threshold for the requested limit tier.</w:t>
+        <w:t>Feature: CreditScoreChecker.isEligible(int score, double requestedLimit) returns true only when the score meets a minimum threshold for the requested limit tier.</w:t>
       </w:r>
     </w:p>
     <w:p>
@@ -18089,27 +13706,7 @@
           <w:sz w:val="24"/>
           <w:szCs w:val="24"/>
         </w:rPr>
-        <w:t xml:space="preserve">Scope: unit tests only for this iteration; integration with </w:t>
-      </w:r>
-      <w:proofErr w:type="spellStart"/>
-      <w:r>
-        <w:rPr>
-          <w:rFonts w:asciiTheme="minorHAnsi" w:eastAsia="Garamond" w:hAnsiTheme="minorHAnsi" w:cs="Garamond"/>
-          <w:color w:val="000000" w:themeColor="text1"/>
-          <w:sz w:val="24"/>
-          <w:szCs w:val="24"/>
-        </w:rPr>
-        <w:t>TransactionProcessor</w:t>
-      </w:r>
-      <w:proofErr w:type="spellEnd"/>
-      <w:r>
-        <w:rPr>
-          <w:rFonts w:asciiTheme="minorHAnsi" w:eastAsia="Garamond" w:hAnsiTheme="minorHAnsi" w:cs="Garamond"/>
-          <w:color w:val="000000" w:themeColor="text1"/>
-          <w:sz w:val="24"/>
-          <w:szCs w:val="24"/>
-        </w:rPr>
-        <w:t xml:space="preserve"> is out of scope.</w:t>
+        <w:t>Scope: unit tests only for this iteration; integration with TransactionProcessor is out of scope.</w:t>
       </w:r>
     </w:p>
     <w:p>
@@ -18162,27 +13759,7 @@
           <w:szCs w:val="24"/>
         </w:rPr>
         <w:lastRenderedPageBreak/>
-        <w:t xml:space="preserve">Edge cases: score exactly at a threshold boundary (500, 700), </w:t>
-      </w:r>
-      <w:proofErr w:type="spellStart"/>
-      <w:r>
-        <w:rPr>
-          <w:rFonts w:asciiTheme="minorHAnsi" w:eastAsia="Garamond" w:hAnsiTheme="minorHAnsi" w:cs="Garamond"/>
-          <w:color w:val="000000" w:themeColor="text1"/>
-          <w:sz w:val="24"/>
-          <w:szCs w:val="24"/>
-        </w:rPr>
-        <w:t>requestedLimit</w:t>
-      </w:r>
-      <w:proofErr w:type="spellEnd"/>
-      <w:r>
-        <w:rPr>
-          <w:rFonts w:asciiTheme="minorHAnsi" w:eastAsia="Garamond" w:hAnsiTheme="minorHAnsi" w:cs="Garamond"/>
-          <w:color w:val="000000" w:themeColor="text1"/>
-          <w:sz w:val="24"/>
-          <w:szCs w:val="24"/>
-        </w:rPr>
-        <w:t xml:space="preserve"> exactly at a tier cap, negative or zero score (invalid input).</w:t>
+        <w:t>Edge cases: score exactly at a threshold boundary (500, 700), requestedLimit exactly at a tier cap, negative or zero score (invalid input).</w:t>
       </w:r>
     </w:p>
     <w:p>
@@ -18213,27 +13790,7 @@
           <w:bCs/>
           <w:color w:val="000000" w:themeColor="text1"/>
         </w:rPr>
-        <w:t xml:space="preserve">.2 Expected </w:t>
-      </w:r>
-      <w:proofErr w:type="spellStart"/>
-      <w:r>
-        <w:rPr>
-          <w:rFonts w:asciiTheme="majorHAnsi" w:eastAsia="Century Gothic" w:hAnsiTheme="majorHAnsi" w:cs="Century Gothic"/>
-          <w:b/>
-          <w:bCs/>
-          <w:color w:val="000000" w:themeColor="text1"/>
-        </w:rPr>
-        <w:t>Behavior</w:t>
-      </w:r>
-      <w:proofErr w:type="spellEnd"/>
-      <w:r>
-        <w:rPr>
-          <w:rFonts w:asciiTheme="majorHAnsi" w:eastAsia="Century Gothic" w:hAnsiTheme="majorHAnsi" w:cs="Century Gothic"/>
-          <w:b/>
-          <w:bCs/>
-          <w:color w:val="000000" w:themeColor="text1"/>
-        </w:rPr>
-        <w:t xml:space="preserve"> (from the tests, before implementation exists)</w:t>
+        <w:t>.2 Expected Behavior (from the tests, before implementation exists)</w:t>
       </w:r>
     </w:p>
     <w:tbl>
@@ -18352,7 +13909,6 @@
                 <w:color w:val="FFFFFF"/>
               </w:rPr>
             </w:pPr>
-            <w:proofErr w:type="spellStart"/>
             <w:r>
               <w:rPr>
                 <w:rFonts w:ascii="Calibri" w:eastAsia="Calibri" w:hAnsi="Calibri" w:cs="Calibri"/>
@@ -18362,7 +13918,6 @@
               </w:rPr>
               <w:t>requestedLimit</w:t>
             </w:r>
-            <w:proofErr w:type="spellEnd"/>
           </w:p>
         </w:tc>
         <w:tc>
@@ -18850,17 +14405,8 @@
                 <w:rFonts w:asciiTheme="minorBidi" w:eastAsia="Garamond" w:hAnsiTheme="minorBidi" w:cstheme="minorBidi"/>
                 <w:color w:val="000000" w:themeColor="text1"/>
               </w:rPr>
-              <w:t xml:space="preserve">true — top of </w:t>
-            </w:r>
-            <w:proofErr w:type="spellStart"/>
-            <w:r>
-              <w:rPr>
-                <w:rFonts w:asciiTheme="minorBidi" w:eastAsia="Garamond" w:hAnsiTheme="minorBidi" w:cstheme="minorBidi"/>
-                <w:color w:val="000000" w:themeColor="text1"/>
-              </w:rPr>
-              <w:t>mid tier</w:t>
-            </w:r>
-            <w:proofErr w:type="spellEnd"/>
+              <w:t>true — top of mid tier</w:t>
+            </w:r>
           </w:p>
         </w:tc>
       </w:tr>
@@ -19364,27 +14910,7 @@
           <w:sz w:val="24"/>
           <w:szCs w:val="24"/>
         </w:rPr>
-        <w:t xml:space="preserve">Across all five testing strategies, the account status field is the single control point most tests converge on: nearly every illegal action in the system (deposit/withdraw/transfer while Suspended or Closed) is really the same guard condition being checked from a different angle — backend validation, UI button state, and state-machine legality. Concentrating extra scrutiny on that one field, and on the numeric boundaries around zero and current balance, accounted for </w:t>
-      </w:r>
-      <w:proofErr w:type="gramStart"/>
-      <w:r>
-        <w:rPr>
-          <w:rFonts w:asciiTheme="minorHAnsi" w:eastAsia="Garamond" w:hAnsiTheme="minorHAnsi" w:cs="Garamond"/>
-          <w:color w:val="000000" w:themeColor="text1"/>
-          <w:sz w:val="24"/>
-          <w:szCs w:val="24"/>
-        </w:rPr>
-        <w:t>the majority of</w:t>
-      </w:r>
-      <w:proofErr w:type="gramEnd"/>
-      <w:r>
-        <w:rPr>
-          <w:rFonts w:asciiTheme="minorHAnsi" w:eastAsia="Garamond" w:hAnsiTheme="minorHAnsi" w:cs="Garamond"/>
-          <w:color w:val="000000" w:themeColor="text1"/>
-          <w:sz w:val="24"/>
-          <w:szCs w:val="24"/>
-        </w:rPr>
-        <w:t xml:space="preserve"> meaningful test cases in this project relative to the effort spent designing them.</w:t>
+        <w:t>Across all five testing strategies, the account status field is the single control point most tests converge on: nearly every illegal action in the system (deposit/withdraw/transfer while Suspended or Closed) is really the same guard condition being checked from a different angle — backend validation, UI button state, and state-machine legality. Concentrating extra scrutiny on that one field, and on the numeric boundaries around zero and current balance, accounted for the majority of meaningful test cases in this project relative to the effort spent designing them.</w:t>
       </w:r>
     </w:p>
     <w:sectPr>
